--- a/backend/templates/GSSG-HR_300-015_Staff_Attendance_Form.docx
+++ b/backend/templates/GSSG-HR_300-015_Staff_Attendance_Form.docx
@@ -2002,6 +2002,9 @@
           </w:tcPr>
           <w:p>
             <w:r>
+              <w:rPr>
+                <w:sz w:val="16"/>
+              </w:rPr>
               <w:t>{{ item(0, 'emp_id', '') }}</w:t>
             </w:r>
           </w:p>
@@ -2022,6 +2025,9 @@
           </w:tcPr>
           <w:p>
             <w:r>
+              <w:rPr>
+                <w:sz w:val="16"/>
+              </w:rPr>
               <w:t>{{ item(0, 'emp_name', '') }}</w:t>
             </w:r>
           </w:p>
@@ -2042,6 +2048,9 @@
           </w:tcPr>
           <w:p>
             <w:r>
+              <w:rPr>
+                <w:sz w:val="16"/>
+              </w:rPr>
               <w:t>{{ item(0, 'designation', '') }}</w:t>
             </w:r>
           </w:p>
@@ -2322,6 +2331,9 @@
           </w:tcPr>
           <w:p>
             <w:r>
+              <w:rPr>
+                <w:sz w:val="16"/>
+              </w:rPr>
               <w:t>{{ item(1, 'emp_id', '') }}</w:t>
             </w:r>
           </w:p>
@@ -2342,6 +2354,9 @@
           </w:tcPr>
           <w:p>
             <w:r>
+              <w:rPr>
+                <w:sz w:val="16"/>
+              </w:rPr>
               <w:t>{{ item(1, 'emp_name', '') }}</w:t>
             </w:r>
           </w:p>
@@ -2362,6 +2377,9 @@
           </w:tcPr>
           <w:p>
             <w:r>
+              <w:rPr>
+                <w:sz w:val="16"/>
+              </w:rPr>
               <w:t>{{ item(1, 'designation', '') }}</w:t>
             </w:r>
           </w:p>
@@ -2642,6 +2660,9 @@
           </w:tcPr>
           <w:p>
             <w:r>
+              <w:rPr>
+                <w:sz w:val="16"/>
+              </w:rPr>
               <w:t>{{ item(2, 'emp_id', '') }}</w:t>
             </w:r>
           </w:p>
@@ -2662,6 +2683,9 @@
           </w:tcPr>
           <w:p>
             <w:r>
+              <w:rPr>
+                <w:sz w:val="16"/>
+              </w:rPr>
               <w:t>{{ item(2, 'emp_name', '') }}</w:t>
             </w:r>
           </w:p>
@@ -2682,6 +2706,9 @@
           </w:tcPr>
           <w:p>
             <w:r>
+              <w:rPr>
+                <w:sz w:val="16"/>
+              </w:rPr>
               <w:t>{{ item(2, 'designation', '') }}</w:t>
             </w:r>
           </w:p>
@@ -2962,6 +2989,9 @@
           </w:tcPr>
           <w:p>
             <w:r>
+              <w:rPr>
+                <w:sz w:val="16"/>
+              </w:rPr>
               <w:t>{{ item(3, 'emp_id', '') }}</w:t>
             </w:r>
           </w:p>
@@ -2982,6 +3012,9 @@
           </w:tcPr>
           <w:p>
             <w:r>
+              <w:rPr>
+                <w:sz w:val="16"/>
+              </w:rPr>
               <w:t>{{ item(3, 'emp_name', '') }}</w:t>
             </w:r>
           </w:p>
@@ -3002,6 +3035,9 @@
           </w:tcPr>
           <w:p>
             <w:r>
+              <w:rPr>
+                <w:sz w:val="16"/>
+              </w:rPr>
               <w:t>{{ item(3, 'designation', '') }}</w:t>
             </w:r>
           </w:p>
@@ -3282,6 +3318,9 @@
           </w:tcPr>
           <w:p>
             <w:r>
+              <w:rPr>
+                <w:sz w:val="16"/>
+              </w:rPr>
               <w:t>{{ item(4, 'emp_id', '') }}</w:t>
             </w:r>
           </w:p>
@@ -3302,6 +3341,9 @@
           </w:tcPr>
           <w:p>
             <w:r>
+              <w:rPr>
+                <w:sz w:val="16"/>
+              </w:rPr>
               <w:t>{{ item(4, 'emp_name', '') }}</w:t>
             </w:r>
           </w:p>
@@ -3322,6 +3364,9 @@
           </w:tcPr>
           <w:p>
             <w:r>
+              <w:rPr>
+                <w:sz w:val="16"/>
+              </w:rPr>
               <w:t>{{ item(4, 'designation', '') }}</w:t>
             </w:r>
           </w:p>
@@ -3602,6 +3647,9 @@
           </w:tcPr>
           <w:p>
             <w:r>
+              <w:rPr>
+                <w:sz w:val="16"/>
+              </w:rPr>
               <w:t>{{ item(5, 'emp_id', '') }}</w:t>
             </w:r>
           </w:p>
@@ -3622,6 +3670,9 @@
           </w:tcPr>
           <w:p>
             <w:r>
+              <w:rPr>
+                <w:sz w:val="16"/>
+              </w:rPr>
               <w:t>{{ item(5, 'emp_name', '') }}</w:t>
             </w:r>
           </w:p>
@@ -3642,6 +3693,9 @@
           </w:tcPr>
           <w:p>
             <w:r>
+              <w:rPr>
+                <w:sz w:val="16"/>
+              </w:rPr>
               <w:t>{{ item(5, 'designation', '') }}</w:t>
             </w:r>
           </w:p>
@@ -3922,6 +3976,9 @@
           </w:tcPr>
           <w:p>
             <w:r>
+              <w:rPr>
+                <w:sz w:val="16"/>
+              </w:rPr>
               <w:t>{{ item(6, 'emp_id', '') }}</w:t>
             </w:r>
           </w:p>
@@ -3942,6 +3999,9 @@
           </w:tcPr>
           <w:p>
             <w:r>
+              <w:rPr>
+                <w:sz w:val="16"/>
+              </w:rPr>
               <w:t>{{ item(6, 'emp_name', '') }}</w:t>
             </w:r>
           </w:p>
@@ -3962,6 +4022,9 @@
           </w:tcPr>
           <w:p>
             <w:r>
+              <w:rPr>
+                <w:sz w:val="16"/>
+              </w:rPr>
               <w:t>{{ item(6, 'designation', '') }}</w:t>
             </w:r>
           </w:p>
@@ -4242,6 +4305,9 @@
           </w:tcPr>
           <w:p>
             <w:r>
+              <w:rPr>
+                <w:sz w:val="16"/>
+              </w:rPr>
               <w:t>{{ item(7, 'emp_id', '') }}</w:t>
             </w:r>
           </w:p>
@@ -4262,6 +4328,9 @@
           </w:tcPr>
           <w:p>
             <w:r>
+              <w:rPr>
+                <w:sz w:val="16"/>
+              </w:rPr>
               <w:t>{{ item(7, 'emp_name', '') }}</w:t>
             </w:r>
           </w:p>
@@ -4282,6 +4351,9 @@
           </w:tcPr>
           <w:p>
             <w:r>
+              <w:rPr>
+                <w:sz w:val="16"/>
+              </w:rPr>
               <w:t>{{ item(7, 'designation', '') }}</w:t>
             </w:r>
           </w:p>
@@ -4562,6 +4634,9 @@
           </w:tcPr>
           <w:p>
             <w:r>
+              <w:rPr>
+                <w:sz w:val="16"/>
+              </w:rPr>
               <w:t>{{ item(8, 'emp_id', '') }}</w:t>
             </w:r>
           </w:p>
@@ -4582,6 +4657,9 @@
           </w:tcPr>
           <w:p>
             <w:r>
+              <w:rPr>
+                <w:sz w:val="16"/>
+              </w:rPr>
               <w:t>{{ item(8, 'emp_name', '') }}</w:t>
             </w:r>
           </w:p>
@@ -4602,6 +4680,9 @@
           </w:tcPr>
           <w:p>
             <w:r>
+              <w:rPr>
+                <w:sz w:val="16"/>
+              </w:rPr>
               <w:t>{{ item(8, 'designation', '') }}</w:t>
             </w:r>
           </w:p>
@@ -4882,6 +4963,9 @@
           </w:tcPr>
           <w:p>
             <w:r>
+              <w:rPr>
+                <w:sz w:val="16"/>
+              </w:rPr>
               <w:t>{{ item(9, 'emp_id', '') }}</w:t>
             </w:r>
           </w:p>
@@ -4902,6 +4986,9 @@
           </w:tcPr>
           <w:p>
             <w:r>
+              <w:rPr>
+                <w:sz w:val="16"/>
+              </w:rPr>
               <w:t>{{ item(9, 'emp_name', '') }}</w:t>
             </w:r>
           </w:p>
@@ -4922,6 +5009,9 @@
           </w:tcPr>
           <w:p>
             <w:r>
+              <w:rPr>
+                <w:sz w:val="16"/>
+              </w:rPr>
               <w:t>{{ item(9, 'designation', '') }}</w:t>
             </w:r>
           </w:p>
@@ -5202,6 +5292,9 @@
           </w:tcPr>
           <w:p>
             <w:r>
+              <w:rPr>
+                <w:sz w:val="16"/>
+              </w:rPr>
               <w:t>{{ item(10, 'emp_id', '') }}</w:t>
             </w:r>
           </w:p>
@@ -5222,6 +5315,9 @@
           </w:tcPr>
           <w:p>
             <w:r>
+              <w:rPr>
+                <w:sz w:val="16"/>
+              </w:rPr>
               <w:t>{{ item(10, 'emp_name', '') }}</w:t>
             </w:r>
           </w:p>
@@ -5242,6 +5338,9 @@
           </w:tcPr>
           <w:p>
             <w:r>
+              <w:rPr>
+                <w:sz w:val="16"/>
+              </w:rPr>
               <w:t>{{ item(10, 'designation', '') }}</w:t>
             </w:r>
           </w:p>
@@ -5522,6 +5621,9 @@
           </w:tcPr>
           <w:p>
             <w:r>
+              <w:rPr>
+                <w:sz w:val="16"/>
+              </w:rPr>
               <w:t>{{ item(11, 'emp_id', '') }}</w:t>
             </w:r>
           </w:p>
@@ -5542,6 +5644,9 @@
           </w:tcPr>
           <w:p>
             <w:r>
+              <w:rPr>
+                <w:sz w:val="16"/>
+              </w:rPr>
               <w:t>{{ item(11, 'emp_name', '') }}</w:t>
             </w:r>
           </w:p>
@@ -5562,6 +5667,9 @@
           </w:tcPr>
           <w:p>
             <w:r>
+              <w:rPr>
+                <w:sz w:val="16"/>
+              </w:rPr>
               <w:t>{{ item(11, 'designation', '') }}</w:t>
             </w:r>
           </w:p>
@@ -8005,6 +8113,9 @@
           </w:tcPr>
           <w:p>
             <w:r>
+              <w:rPr>
+                <w:sz w:val="16"/>
+              </w:rPr>
               <w:t>{{ item(12, 'emp_id', '') }}</w:t>
             </w:r>
           </w:p>
@@ -8025,6 +8136,9 @@
           </w:tcPr>
           <w:p>
             <w:r>
+              <w:rPr>
+                <w:sz w:val="16"/>
+              </w:rPr>
               <w:t>{{ item(12, 'emp_name', '') }}</w:t>
             </w:r>
           </w:p>
@@ -8045,6 +8159,9 @@
           </w:tcPr>
           <w:p>
             <w:r>
+              <w:rPr>
+                <w:sz w:val="16"/>
+              </w:rPr>
               <w:t>{{ item(12, 'designation', '') }}</w:t>
             </w:r>
           </w:p>
@@ -8325,6 +8442,9 @@
           </w:tcPr>
           <w:p>
             <w:r>
+              <w:rPr>
+                <w:sz w:val="16"/>
+              </w:rPr>
               <w:t>{{ item(13, 'emp_id', '') }}</w:t>
             </w:r>
           </w:p>
@@ -8345,6 +8465,9 @@
           </w:tcPr>
           <w:p>
             <w:r>
+              <w:rPr>
+                <w:sz w:val="16"/>
+              </w:rPr>
               <w:t>{{ item(13, 'emp_name', '') }}</w:t>
             </w:r>
           </w:p>
@@ -8365,6 +8488,9 @@
           </w:tcPr>
           <w:p>
             <w:r>
+              <w:rPr>
+                <w:sz w:val="16"/>
+              </w:rPr>
               <w:t>{{ item(13, 'designation', '') }}</w:t>
             </w:r>
           </w:p>
@@ -8645,6 +8771,9 @@
           </w:tcPr>
           <w:p>
             <w:r>
+              <w:rPr>
+                <w:sz w:val="16"/>
+              </w:rPr>
               <w:t>{{ item(14, 'emp_id', '') }}</w:t>
             </w:r>
           </w:p>
@@ -8665,6 +8794,9 @@
           </w:tcPr>
           <w:p>
             <w:r>
+              <w:rPr>
+                <w:sz w:val="16"/>
+              </w:rPr>
               <w:t>{{ item(14, 'emp_name', '') }}</w:t>
             </w:r>
           </w:p>
@@ -8685,6 +8817,9 @@
           </w:tcPr>
           <w:p>
             <w:r>
+              <w:rPr>
+                <w:sz w:val="16"/>
+              </w:rPr>
               <w:t>{{ item(14, 'designation', '') }}</w:t>
             </w:r>
           </w:p>
@@ -8965,6 +9100,9 @@
           </w:tcPr>
           <w:p>
             <w:r>
+              <w:rPr>
+                <w:sz w:val="16"/>
+              </w:rPr>
               <w:t>{{ item(15, 'emp_id', '') }}</w:t>
             </w:r>
           </w:p>
@@ -8985,6 +9123,9 @@
           </w:tcPr>
           <w:p>
             <w:r>
+              <w:rPr>
+                <w:sz w:val="16"/>
+              </w:rPr>
               <w:t>{{ item(15, 'emp_name', '') }}</w:t>
             </w:r>
           </w:p>
@@ -9005,6 +9146,9 @@
           </w:tcPr>
           <w:p>
             <w:r>
+              <w:rPr>
+                <w:sz w:val="16"/>
+              </w:rPr>
               <w:t>{{ item(15, 'designation', '') }}</w:t>
             </w:r>
           </w:p>
@@ -9285,6 +9429,9 @@
           </w:tcPr>
           <w:p>
             <w:r>
+              <w:rPr>
+                <w:sz w:val="16"/>
+              </w:rPr>
               <w:t>{{ item(16, 'emp_id', '') }}</w:t>
             </w:r>
           </w:p>
@@ -9305,6 +9452,9 @@
           </w:tcPr>
           <w:p>
             <w:r>
+              <w:rPr>
+                <w:sz w:val="16"/>
+              </w:rPr>
               <w:t>{{ item(16, 'emp_name', '') }}</w:t>
             </w:r>
           </w:p>
@@ -9325,6 +9475,9 @@
           </w:tcPr>
           <w:p>
             <w:r>
+              <w:rPr>
+                <w:sz w:val="16"/>
+              </w:rPr>
               <w:t>{{ item(16, 'designation', '') }}</w:t>
             </w:r>
           </w:p>
@@ -9605,6 +9758,9 @@
           </w:tcPr>
           <w:p>
             <w:r>
+              <w:rPr>
+                <w:sz w:val="16"/>
+              </w:rPr>
               <w:t>{{ item(17, 'emp_id', '') }}</w:t>
             </w:r>
           </w:p>
@@ -9625,6 +9781,9 @@
           </w:tcPr>
           <w:p>
             <w:r>
+              <w:rPr>
+                <w:sz w:val="16"/>
+              </w:rPr>
               <w:t>{{ item(17, 'emp_name', '') }}</w:t>
             </w:r>
           </w:p>
@@ -9645,6 +9804,9 @@
           </w:tcPr>
           <w:p>
             <w:r>
+              <w:rPr>
+                <w:sz w:val="16"/>
+              </w:rPr>
               <w:t>{{ item(17, 'designation', '') }}</w:t>
             </w:r>
           </w:p>
@@ -9925,6 +10087,9 @@
           </w:tcPr>
           <w:p>
             <w:r>
+              <w:rPr>
+                <w:sz w:val="16"/>
+              </w:rPr>
               <w:t>{{ item(18, 'emp_id', '') }}</w:t>
             </w:r>
           </w:p>
@@ -9945,6 +10110,9 @@
           </w:tcPr>
           <w:p>
             <w:r>
+              <w:rPr>
+                <w:sz w:val="16"/>
+              </w:rPr>
               <w:t>{{ item(18, 'emp_name', '') }}</w:t>
             </w:r>
           </w:p>
@@ -9965,6 +10133,9 @@
           </w:tcPr>
           <w:p>
             <w:r>
+              <w:rPr>
+                <w:sz w:val="16"/>
+              </w:rPr>
               <w:t>{{ item(18, 'designation', '') }}</w:t>
             </w:r>
           </w:p>
@@ -10245,6 +10416,9 @@
           </w:tcPr>
           <w:p>
             <w:r>
+              <w:rPr>
+                <w:sz w:val="16"/>
+              </w:rPr>
               <w:t>{{ item(19, 'emp_id', '') }}</w:t>
             </w:r>
           </w:p>
@@ -10265,6 +10439,9 @@
           </w:tcPr>
           <w:p>
             <w:r>
+              <w:rPr>
+                <w:sz w:val="16"/>
+              </w:rPr>
               <w:t>{{ item(19, 'emp_name', '') }}</w:t>
             </w:r>
           </w:p>
@@ -10285,6 +10462,9 @@
           </w:tcPr>
           <w:p>
             <w:r>
+              <w:rPr>
+                <w:sz w:val="16"/>
+              </w:rPr>
               <w:t>{{ item(19, 'designation', '') }}</w:t>
             </w:r>
           </w:p>
@@ -10565,6 +10745,9 @@
           </w:tcPr>
           <w:p>
             <w:r>
+              <w:rPr>
+                <w:sz w:val="16"/>
+              </w:rPr>
               <w:t>{{ item(20, 'emp_id', '') }}</w:t>
             </w:r>
           </w:p>
@@ -10585,6 +10768,9 @@
           </w:tcPr>
           <w:p>
             <w:r>
+              <w:rPr>
+                <w:sz w:val="16"/>
+              </w:rPr>
               <w:t>{{ item(20, 'emp_name', '') }}</w:t>
             </w:r>
           </w:p>
@@ -10605,6 +10791,9 @@
           </w:tcPr>
           <w:p>
             <w:r>
+              <w:rPr>
+                <w:sz w:val="16"/>
+              </w:rPr>
               <w:t>{{ item(20, 'designation', '') }}</w:t>
             </w:r>
           </w:p>
@@ -10885,6 +11074,9 @@
           </w:tcPr>
           <w:p>
             <w:r>
+              <w:rPr>
+                <w:sz w:val="16"/>
+              </w:rPr>
               <w:t>{{ item(21, 'emp_id', '') }}</w:t>
             </w:r>
           </w:p>
@@ -10905,6 +11097,9 @@
           </w:tcPr>
           <w:p>
             <w:r>
+              <w:rPr>
+                <w:sz w:val="16"/>
+              </w:rPr>
               <w:t>{{ item(21, 'emp_name', '') }}</w:t>
             </w:r>
           </w:p>
@@ -10925,6 +11120,9 @@
           </w:tcPr>
           <w:p>
             <w:r>
+              <w:rPr>
+                <w:sz w:val="16"/>
+              </w:rPr>
               <w:t>{{ item(21, 'designation', '') }}</w:t>
             </w:r>
           </w:p>
@@ -11205,6 +11403,9 @@
           </w:tcPr>
           <w:p>
             <w:r>
+              <w:rPr>
+                <w:sz w:val="16"/>
+              </w:rPr>
               <w:t>{{ item(22, 'emp_id', '') }}</w:t>
             </w:r>
           </w:p>
@@ -11225,6 +11426,9 @@
           </w:tcPr>
           <w:p>
             <w:r>
+              <w:rPr>
+                <w:sz w:val="16"/>
+              </w:rPr>
               <w:t>{{ item(22, 'emp_name', '') }}</w:t>
             </w:r>
           </w:p>
@@ -11245,6 +11449,9 @@
           </w:tcPr>
           <w:p>
             <w:r>
+              <w:rPr>
+                <w:sz w:val="16"/>
+              </w:rPr>
               <w:t>{{ item(22, 'designation', '') }}</w:t>
             </w:r>
           </w:p>
@@ -11525,6 +11732,9 @@
           </w:tcPr>
           <w:p>
             <w:r>
+              <w:rPr>
+                <w:sz w:val="16"/>
+              </w:rPr>
               <w:t>{{ item(23, 'emp_id', '') }}</w:t>
             </w:r>
           </w:p>
@@ -11545,6 +11755,9 @@
           </w:tcPr>
           <w:p>
             <w:r>
+              <w:rPr>
+                <w:sz w:val="16"/>
+              </w:rPr>
               <w:t>{{ item(23, 'emp_name', '') }}</w:t>
             </w:r>
           </w:p>
@@ -11565,6 +11778,9 @@
           </w:tcPr>
           <w:p>
             <w:r>
+              <w:rPr>
+                <w:sz w:val="16"/>
+              </w:rPr>
               <w:t>{{ item(23, 'designation', '') }}</w:t>
             </w:r>
           </w:p>
@@ -14008,6 +14224,9 @@
           </w:tcPr>
           <w:p>
             <w:r>
+              <w:rPr>
+                <w:sz w:val="16"/>
+              </w:rPr>
               <w:t>{{ item(24, 'emp_id', '') }}</w:t>
             </w:r>
           </w:p>
@@ -14028,6 +14247,9 @@
           </w:tcPr>
           <w:p>
             <w:r>
+              <w:rPr>
+                <w:sz w:val="16"/>
+              </w:rPr>
               <w:t>{{ item(24, 'emp_name', '') }}</w:t>
             </w:r>
           </w:p>
@@ -14048,6 +14270,9 @@
           </w:tcPr>
           <w:p>
             <w:r>
+              <w:rPr>
+                <w:sz w:val="16"/>
+              </w:rPr>
               <w:t>{{ item(24, 'designation', '') }}</w:t>
             </w:r>
           </w:p>
@@ -14328,6 +14553,9 @@
           </w:tcPr>
           <w:p>
             <w:r>
+              <w:rPr>
+                <w:sz w:val="16"/>
+              </w:rPr>
               <w:t>{{ item(25, 'emp_id', '') }}</w:t>
             </w:r>
           </w:p>
@@ -14348,6 +14576,9 @@
           </w:tcPr>
           <w:p>
             <w:r>
+              <w:rPr>
+                <w:sz w:val="16"/>
+              </w:rPr>
               <w:t>{{ item(25, 'emp_name', '') }}</w:t>
             </w:r>
           </w:p>
@@ -14368,6 +14599,9 @@
           </w:tcPr>
           <w:p>
             <w:r>
+              <w:rPr>
+                <w:sz w:val="16"/>
+              </w:rPr>
               <w:t>{{ item(25, 'designation', '') }}</w:t>
             </w:r>
           </w:p>
@@ -14648,6 +14882,9 @@
           </w:tcPr>
           <w:p>
             <w:r>
+              <w:rPr>
+                <w:sz w:val="16"/>
+              </w:rPr>
               <w:t>{{ item(26, 'emp_id', '') }}</w:t>
             </w:r>
           </w:p>
@@ -14668,6 +14905,9 @@
           </w:tcPr>
           <w:p>
             <w:r>
+              <w:rPr>
+                <w:sz w:val="16"/>
+              </w:rPr>
               <w:t>{{ item(26, 'emp_name', '') }}</w:t>
             </w:r>
           </w:p>
@@ -14688,6 +14928,9 @@
           </w:tcPr>
           <w:p>
             <w:r>
+              <w:rPr>
+                <w:sz w:val="16"/>
+              </w:rPr>
               <w:t>{{ item(26, 'designation', '') }}</w:t>
             </w:r>
           </w:p>
@@ -14968,6 +15211,9 @@
           </w:tcPr>
           <w:p>
             <w:r>
+              <w:rPr>
+                <w:sz w:val="16"/>
+              </w:rPr>
               <w:t>{{ item(27, 'emp_id', '') }}</w:t>
             </w:r>
           </w:p>
@@ -14988,6 +15234,9 @@
           </w:tcPr>
           <w:p>
             <w:r>
+              <w:rPr>
+                <w:sz w:val="16"/>
+              </w:rPr>
               <w:t>{{ item(27, 'emp_name', '') }}</w:t>
             </w:r>
           </w:p>
@@ -15008,6 +15257,9 @@
           </w:tcPr>
           <w:p>
             <w:r>
+              <w:rPr>
+                <w:sz w:val="16"/>
+              </w:rPr>
               <w:t>{{ item(27, 'designation', '') }}</w:t>
             </w:r>
           </w:p>
@@ -15288,6 +15540,9 @@
           </w:tcPr>
           <w:p>
             <w:r>
+              <w:rPr>
+                <w:sz w:val="16"/>
+              </w:rPr>
               <w:t>{{ item(28, 'emp_id', '') }}</w:t>
             </w:r>
           </w:p>
@@ -15308,6 +15563,9 @@
           </w:tcPr>
           <w:p>
             <w:r>
+              <w:rPr>
+                <w:sz w:val="16"/>
+              </w:rPr>
               <w:t>{{ item(28, 'emp_name', '') }}</w:t>
             </w:r>
           </w:p>
@@ -15328,6 +15586,9 @@
           </w:tcPr>
           <w:p>
             <w:r>
+              <w:rPr>
+                <w:sz w:val="16"/>
+              </w:rPr>
               <w:t>{{ item(28, 'designation', '') }}</w:t>
             </w:r>
           </w:p>
@@ -15608,6 +15869,9 @@
           </w:tcPr>
           <w:p>
             <w:r>
+              <w:rPr>
+                <w:sz w:val="16"/>
+              </w:rPr>
               <w:t>{{ item(29, 'emp_id', '') }}</w:t>
             </w:r>
           </w:p>
@@ -15628,6 +15892,9 @@
           </w:tcPr>
           <w:p>
             <w:r>
+              <w:rPr>
+                <w:sz w:val="16"/>
+              </w:rPr>
               <w:t>{{ item(29, 'emp_name', '') }}</w:t>
             </w:r>
           </w:p>
@@ -15648,6 +15915,9 @@
           </w:tcPr>
           <w:p>
             <w:r>
+              <w:rPr>
+                <w:sz w:val="16"/>
+              </w:rPr>
               <w:t>{{ item(29, 'designation', '') }}</w:t>
             </w:r>
           </w:p>
@@ -15928,6 +16198,9 @@
           </w:tcPr>
           <w:p>
             <w:r>
+              <w:rPr>
+                <w:sz w:val="16"/>
+              </w:rPr>
               <w:t>{{ item(30, 'emp_id', '') }}</w:t>
             </w:r>
           </w:p>
@@ -15948,6 +16221,9 @@
           </w:tcPr>
           <w:p>
             <w:r>
+              <w:rPr>
+                <w:sz w:val="16"/>
+              </w:rPr>
               <w:t>{{ item(30, 'emp_name', '') }}</w:t>
             </w:r>
           </w:p>
@@ -15968,6 +16244,9 @@
           </w:tcPr>
           <w:p>
             <w:r>
+              <w:rPr>
+                <w:sz w:val="16"/>
+              </w:rPr>
               <w:t>{{ item(30, 'designation', '') }}</w:t>
             </w:r>
           </w:p>
@@ -16248,6 +16527,9 @@
           </w:tcPr>
           <w:p>
             <w:r>
+              <w:rPr>
+                <w:sz w:val="16"/>
+              </w:rPr>
               <w:t>{{ item(31, 'emp_id', '') }}</w:t>
             </w:r>
           </w:p>
@@ -16268,6 +16550,9 @@
           </w:tcPr>
           <w:p>
             <w:r>
+              <w:rPr>
+                <w:sz w:val="16"/>
+              </w:rPr>
               <w:t>{{ item(31, 'emp_name', '') }}</w:t>
             </w:r>
           </w:p>
@@ -16288,6 +16573,9 @@
           </w:tcPr>
           <w:p>
             <w:r>
+              <w:rPr>
+                <w:sz w:val="16"/>
+              </w:rPr>
               <w:t>{{ item(31, 'designation', '') }}</w:t>
             </w:r>
           </w:p>
@@ -16568,6 +16856,9 @@
           </w:tcPr>
           <w:p>
             <w:r>
+              <w:rPr>
+                <w:sz w:val="16"/>
+              </w:rPr>
               <w:t>{{ item(32, 'emp_id', '') }}</w:t>
             </w:r>
           </w:p>
@@ -16588,6 +16879,9 @@
           </w:tcPr>
           <w:p>
             <w:r>
+              <w:rPr>
+                <w:sz w:val="16"/>
+              </w:rPr>
               <w:t>{{ item(32, 'emp_name', '') }}</w:t>
             </w:r>
           </w:p>
@@ -16608,6 +16902,9 @@
           </w:tcPr>
           <w:p>
             <w:r>
+              <w:rPr>
+                <w:sz w:val="16"/>
+              </w:rPr>
               <w:t>{{ item(32, 'designation', '') }}</w:t>
             </w:r>
           </w:p>
@@ -16888,6 +17185,9 @@
           </w:tcPr>
           <w:p>
             <w:r>
+              <w:rPr>
+                <w:sz w:val="16"/>
+              </w:rPr>
               <w:t>{{ item(33, 'emp_id', '') }}</w:t>
             </w:r>
           </w:p>
@@ -16908,6 +17208,9 @@
           </w:tcPr>
           <w:p>
             <w:r>
+              <w:rPr>
+                <w:sz w:val="16"/>
+              </w:rPr>
               <w:t>{{ item(33, 'emp_name', '') }}</w:t>
             </w:r>
           </w:p>
@@ -16928,6 +17231,9 @@
           </w:tcPr>
           <w:p>
             <w:r>
+              <w:rPr>
+                <w:sz w:val="16"/>
+              </w:rPr>
               <w:t>{{ item(33, 'designation', '') }}</w:t>
             </w:r>
           </w:p>
@@ -17208,6 +17514,9 @@
           </w:tcPr>
           <w:p>
             <w:r>
+              <w:rPr>
+                <w:sz w:val="16"/>
+              </w:rPr>
               <w:t>{{ item(34, 'emp_id', '') }}</w:t>
             </w:r>
           </w:p>
@@ -17228,6 +17537,9 @@
           </w:tcPr>
           <w:p>
             <w:r>
+              <w:rPr>
+                <w:sz w:val="16"/>
+              </w:rPr>
               <w:t>{{ item(34, 'emp_name', '') }}</w:t>
             </w:r>
           </w:p>
@@ -17248,6 +17560,9 @@
           </w:tcPr>
           <w:p>
             <w:r>
+              <w:rPr>
+                <w:sz w:val="16"/>
+              </w:rPr>
               <w:t>{{ item(34, 'designation', '') }}</w:t>
             </w:r>
           </w:p>
@@ -17528,6 +17843,9 @@
           </w:tcPr>
           <w:p>
             <w:r>
+              <w:rPr>
+                <w:sz w:val="16"/>
+              </w:rPr>
               <w:t>{{ item(35, 'emp_id', '') }}</w:t>
             </w:r>
           </w:p>
@@ -17548,6 +17866,9 @@
           </w:tcPr>
           <w:p>
             <w:r>
+              <w:rPr>
+                <w:sz w:val="16"/>
+              </w:rPr>
               <w:t>{{ item(35, 'emp_name', '') }}</w:t>
             </w:r>
           </w:p>
@@ -17568,6 +17889,9 @@
           </w:tcPr>
           <w:p>
             <w:r>
+              <w:rPr>
+                <w:sz w:val="16"/>
+              </w:rPr>
               <w:t>{{ item(35, 'designation', '') }}</w:t>
             </w:r>
           </w:p>

--- a/backend/templates/GSSG-HR_300-015_Staff_Attendance_Form.docx
+++ b/backend/templates/GSSG-HR_300-015_Staff_Attendance_Form.docx
@@ -508,7 +508,7 @@
       </w:tblGrid>
       <w:tr>
         <w:trPr>
-          <w:trHeight w:hRule="exact" w:val="276"/>
+          <w:trHeight w:hRule="atLeast" w:val="276"/>
         </w:trPr>
         <w:tc>
           <w:tcPr>
@@ -559,8 +559,13 @@
               <w:start w:w="0" w:type="dxa"/>
               <w:end w:w="0" w:type="dxa"/>
             </w:tcMar>
+            <w:vAlign w:val="center"/>
           </w:tcPr>
           <w:p>
+            <w:pPr>
+              <w:spacing w:before="0" w:after="0" w:line="240" w:lineRule="auto"/>
+              <w:jc w:val="center"/>
+            </w:pPr>
             <w:r>
               <w:t>{{ site_name }}</w:t>
             </w:r>
@@ -615,8 +620,13 @@
               <w:start w:w="0" w:type="dxa"/>
               <w:end w:w="0" w:type="dxa"/>
             </w:tcMar>
+            <w:vAlign w:val="center"/>
           </w:tcPr>
           <w:p>
+            <w:pPr>
+              <w:spacing w:before="0" w:after="0" w:line="240" w:lineRule="auto"/>
+              <w:jc w:val="center"/>
+            </w:pPr>
             <w:r>
               <w:t>{{ site_code }}</w:t>
             </w:r>
@@ -671,8 +681,13 @@
               <w:start w:w="0" w:type="dxa"/>
               <w:end w:w="0" w:type="dxa"/>
             </w:tcMar>
+            <w:vAlign w:val="center"/>
           </w:tcPr>
           <w:p>
+            <w:pPr>
+              <w:spacing w:before="0" w:after="0" w:line="240" w:lineRule="auto"/>
+              <w:jc w:val="center"/>
+            </w:pPr>
             <w:r>
               <w:t>{{ att_month }}</w:t>
             </w:r>
@@ -727,8 +742,13 @@
               <w:start w:w="0" w:type="dxa"/>
               <w:end w:w="0" w:type="dxa"/>
             </w:tcMar>
+            <w:vAlign w:val="center"/>
           </w:tcPr>
           <w:p>
+            <w:pPr>
+              <w:spacing w:before="0" w:after="0" w:line="240" w:lineRule="auto"/>
+              <w:jc w:val="center"/>
+            </w:pPr>
             <w:r>
               <w:t>{{ att_year }}</w:t>
             </w:r>
@@ -901,8 +921,13 @@
               <w:start w:w="0" w:type="dxa"/>
               <w:end w:w="0" w:type="dxa"/>
             </w:tcMar>
+            <w:vAlign w:val="center"/>
           </w:tcPr>
           <w:p>
+            <w:pPr>
+              <w:spacing w:before="0" w:after="0" w:line="240" w:lineRule="auto"/>
+              <w:jc w:val="center"/>
+            </w:pPr>
             <w:r>
               <w:t>{{ time_from }}</w:t>
             </w:r>
@@ -957,8 +982,13 @@
               <w:start w:w="0" w:type="dxa"/>
               <w:end w:w="0" w:type="dxa"/>
             </w:tcMar>
+            <w:vAlign w:val="center"/>
           </w:tcPr>
           <w:p>
+            <w:pPr>
+              <w:spacing w:before="0" w:after="0" w:line="240" w:lineRule="auto"/>
+              <w:jc w:val="center"/>
+            </w:pPr>
             <w:r>
               <w:t>{{ time_to }}</w:t>
             </w:r>
@@ -1999,8 +2029,13 @@
               <w:start w:w="0" w:type="dxa"/>
               <w:end w:w="0" w:type="dxa"/>
             </w:tcMar>
+            <w:vAlign w:val="center"/>
           </w:tcPr>
           <w:p>
+            <w:pPr>
+              <w:spacing w:before="0" w:after="0" w:line="240" w:lineRule="auto"/>
+              <w:jc w:val="center"/>
+            </w:pPr>
             <w:r>
               <w:rPr>
                 <w:sz w:val="16"/>
@@ -2022,8 +2057,13 @@
               <w:start w:w="0" w:type="dxa"/>
               <w:end w:w="0" w:type="dxa"/>
             </w:tcMar>
+            <w:vAlign w:val="center"/>
           </w:tcPr>
           <w:p>
+            <w:pPr>
+              <w:spacing w:before="0" w:after="0" w:line="240" w:lineRule="auto"/>
+              <w:jc w:val="center"/>
+            </w:pPr>
             <w:r>
               <w:rPr>
                 <w:sz w:val="16"/>
@@ -2045,8 +2085,13 @@
               <w:start w:w="0" w:type="dxa"/>
               <w:end w:w="0" w:type="dxa"/>
             </w:tcMar>
+            <w:vAlign w:val="center"/>
           </w:tcPr>
           <w:p>
+            <w:pPr>
+              <w:spacing w:before="0" w:after="0" w:line="240" w:lineRule="auto"/>
+              <w:jc w:val="center"/>
+            </w:pPr>
             <w:r>
               <w:rPr>
                 <w:sz w:val="16"/>
@@ -2068,8 +2113,13 @@
               <w:start w:w="0" w:type="dxa"/>
               <w:end w:w="0" w:type="dxa"/>
             </w:tcMar>
+            <w:vAlign w:val="center"/>
           </w:tcPr>
           <w:p>
+            <w:pPr>
+              <w:spacing w:before="0" w:after="0" w:line="240" w:lineRule="auto"/>
+              <w:jc w:val="center"/>
+            </w:pPr>
             <w:r>
               <w:t>{{ item(0, 'shift_day_night', '') }}</w:t>
             </w:r>
@@ -2088,8 +2138,13 @@
               <w:start w:w="0" w:type="dxa"/>
               <w:end w:w="0" w:type="dxa"/>
             </w:tcMar>
+            <w:vAlign w:val="center"/>
           </w:tcPr>
           <w:p>
+            <w:pPr>
+              <w:spacing w:before="0" w:after="0" w:line="240" w:lineRule="auto"/>
+              <w:jc w:val="center"/>
+            </w:pPr>
             <w:r>
               <w:t>{{ item(0, 'time_in', '') }}</w:t>
             </w:r>
@@ -2108,8 +2163,13 @@
               <w:start w:w="0" w:type="dxa"/>
               <w:end w:w="0" w:type="dxa"/>
             </w:tcMar>
+            <w:vAlign w:val="center"/>
           </w:tcPr>
           <w:p>
+            <w:pPr>
+              <w:spacing w:before="0" w:after="0" w:line="240" w:lineRule="auto"/>
+              <w:jc w:val="center"/>
+            </w:pPr>
             <w:r>
               <w:t>{{ item(0, 'time_out', '') }}</w:t>
             </w:r>
@@ -2328,8 +2388,13 @@
               <w:start w:w="0" w:type="dxa"/>
               <w:end w:w="0" w:type="dxa"/>
             </w:tcMar>
+            <w:vAlign w:val="center"/>
           </w:tcPr>
           <w:p>
+            <w:pPr>
+              <w:spacing w:before="0" w:after="0" w:line="240" w:lineRule="auto"/>
+              <w:jc w:val="center"/>
+            </w:pPr>
             <w:r>
               <w:rPr>
                 <w:sz w:val="16"/>
@@ -2351,8 +2416,13 @@
               <w:start w:w="0" w:type="dxa"/>
               <w:end w:w="0" w:type="dxa"/>
             </w:tcMar>
+            <w:vAlign w:val="center"/>
           </w:tcPr>
           <w:p>
+            <w:pPr>
+              <w:spacing w:before="0" w:after="0" w:line="240" w:lineRule="auto"/>
+              <w:jc w:val="center"/>
+            </w:pPr>
             <w:r>
               <w:rPr>
                 <w:sz w:val="16"/>
@@ -2374,8 +2444,13 @@
               <w:start w:w="0" w:type="dxa"/>
               <w:end w:w="0" w:type="dxa"/>
             </w:tcMar>
+            <w:vAlign w:val="center"/>
           </w:tcPr>
           <w:p>
+            <w:pPr>
+              <w:spacing w:before="0" w:after="0" w:line="240" w:lineRule="auto"/>
+              <w:jc w:val="center"/>
+            </w:pPr>
             <w:r>
               <w:rPr>
                 <w:sz w:val="16"/>
@@ -2397,8 +2472,13 @@
               <w:start w:w="0" w:type="dxa"/>
               <w:end w:w="0" w:type="dxa"/>
             </w:tcMar>
+            <w:vAlign w:val="center"/>
           </w:tcPr>
           <w:p>
+            <w:pPr>
+              <w:spacing w:before="0" w:after="0" w:line="240" w:lineRule="auto"/>
+              <w:jc w:val="center"/>
+            </w:pPr>
             <w:r>
               <w:t>{{ item(1, 'shift_day_night', '') }}</w:t>
             </w:r>
@@ -2417,8 +2497,13 @@
               <w:start w:w="0" w:type="dxa"/>
               <w:end w:w="0" w:type="dxa"/>
             </w:tcMar>
+            <w:vAlign w:val="center"/>
           </w:tcPr>
           <w:p>
+            <w:pPr>
+              <w:spacing w:before="0" w:after="0" w:line="240" w:lineRule="auto"/>
+              <w:jc w:val="center"/>
+            </w:pPr>
             <w:r>
               <w:t>{{ item(1, 'time_in', '') }}</w:t>
             </w:r>
@@ -2437,8 +2522,13 @@
               <w:start w:w="0" w:type="dxa"/>
               <w:end w:w="0" w:type="dxa"/>
             </w:tcMar>
+            <w:vAlign w:val="center"/>
           </w:tcPr>
           <w:p>
+            <w:pPr>
+              <w:spacing w:before="0" w:after="0" w:line="240" w:lineRule="auto"/>
+              <w:jc w:val="center"/>
+            </w:pPr>
             <w:r>
               <w:t>{{ item(1, 'time_out', '') }}</w:t>
             </w:r>
@@ -2657,8 +2747,13 @@
               <w:start w:w="0" w:type="dxa"/>
               <w:end w:w="0" w:type="dxa"/>
             </w:tcMar>
+            <w:vAlign w:val="center"/>
           </w:tcPr>
           <w:p>
+            <w:pPr>
+              <w:spacing w:before="0" w:after="0" w:line="240" w:lineRule="auto"/>
+              <w:jc w:val="center"/>
+            </w:pPr>
             <w:r>
               <w:rPr>
                 <w:sz w:val="16"/>
@@ -2680,8 +2775,13 @@
               <w:start w:w="0" w:type="dxa"/>
               <w:end w:w="0" w:type="dxa"/>
             </w:tcMar>
+            <w:vAlign w:val="center"/>
           </w:tcPr>
           <w:p>
+            <w:pPr>
+              <w:spacing w:before="0" w:after="0" w:line="240" w:lineRule="auto"/>
+              <w:jc w:val="center"/>
+            </w:pPr>
             <w:r>
               <w:rPr>
                 <w:sz w:val="16"/>
@@ -2703,8 +2803,13 @@
               <w:start w:w="0" w:type="dxa"/>
               <w:end w:w="0" w:type="dxa"/>
             </w:tcMar>
+            <w:vAlign w:val="center"/>
           </w:tcPr>
           <w:p>
+            <w:pPr>
+              <w:spacing w:before="0" w:after="0" w:line="240" w:lineRule="auto"/>
+              <w:jc w:val="center"/>
+            </w:pPr>
             <w:r>
               <w:rPr>
                 <w:sz w:val="16"/>
@@ -2726,8 +2831,13 @@
               <w:start w:w="0" w:type="dxa"/>
               <w:end w:w="0" w:type="dxa"/>
             </w:tcMar>
+            <w:vAlign w:val="center"/>
           </w:tcPr>
           <w:p>
+            <w:pPr>
+              <w:spacing w:before="0" w:after="0" w:line="240" w:lineRule="auto"/>
+              <w:jc w:val="center"/>
+            </w:pPr>
             <w:r>
               <w:t>{{ item(2, 'shift_day_night', '') }}</w:t>
             </w:r>
@@ -2746,8 +2856,13 @@
               <w:start w:w="0" w:type="dxa"/>
               <w:end w:w="0" w:type="dxa"/>
             </w:tcMar>
+            <w:vAlign w:val="center"/>
           </w:tcPr>
           <w:p>
+            <w:pPr>
+              <w:spacing w:before="0" w:after="0" w:line="240" w:lineRule="auto"/>
+              <w:jc w:val="center"/>
+            </w:pPr>
             <w:r>
               <w:t>{{ item(2, 'time_in', '') }}</w:t>
             </w:r>
@@ -2766,8 +2881,13 @@
               <w:start w:w="0" w:type="dxa"/>
               <w:end w:w="0" w:type="dxa"/>
             </w:tcMar>
+            <w:vAlign w:val="center"/>
           </w:tcPr>
           <w:p>
+            <w:pPr>
+              <w:spacing w:before="0" w:after="0" w:line="240" w:lineRule="auto"/>
+              <w:jc w:val="center"/>
+            </w:pPr>
             <w:r>
               <w:t>{{ item(2, 'time_out', '') }}</w:t>
             </w:r>
@@ -2986,8 +3106,13 @@
               <w:start w:w="0" w:type="dxa"/>
               <w:end w:w="0" w:type="dxa"/>
             </w:tcMar>
+            <w:vAlign w:val="center"/>
           </w:tcPr>
           <w:p>
+            <w:pPr>
+              <w:spacing w:before="0" w:after="0" w:line="240" w:lineRule="auto"/>
+              <w:jc w:val="center"/>
+            </w:pPr>
             <w:r>
               <w:rPr>
                 <w:sz w:val="16"/>
@@ -3009,8 +3134,13 @@
               <w:start w:w="0" w:type="dxa"/>
               <w:end w:w="0" w:type="dxa"/>
             </w:tcMar>
+            <w:vAlign w:val="center"/>
           </w:tcPr>
           <w:p>
+            <w:pPr>
+              <w:spacing w:before="0" w:after="0" w:line="240" w:lineRule="auto"/>
+              <w:jc w:val="center"/>
+            </w:pPr>
             <w:r>
               <w:rPr>
                 <w:sz w:val="16"/>
@@ -3032,8 +3162,13 @@
               <w:start w:w="0" w:type="dxa"/>
               <w:end w:w="0" w:type="dxa"/>
             </w:tcMar>
+            <w:vAlign w:val="center"/>
           </w:tcPr>
           <w:p>
+            <w:pPr>
+              <w:spacing w:before="0" w:after="0" w:line="240" w:lineRule="auto"/>
+              <w:jc w:val="center"/>
+            </w:pPr>
             <w:r>
               <w:rPr>
                 <w:sz w:val="16"/>
@@ -3055,8 +3190,13 @@
               <w:start w:w="0" w:type="dxa"/>
               <w:end w:w="0" w:type="dxa"/>
             </w:tcMar>
+            <w:vAlign w:val="center"/>
           </w:tcPr>
           <w:p>
+            <w:pPr>
+              <w:spacing w:before="0" w:after="0" w:line="240" w:lineRule="auto"/>
+              <w:jc w:val="center"/>
+            </w:pPr>
             <w:r>
               <w:t>{{ item(3, 'shift_day_night', '') }}</w:t>
             </w:r>
@@ -3075,8 +3215,13 @@
               <w:start w:w="0" w:type="dxa"/>
               <w:end w:w="0" w:type="dxa"/>
             </w:tcMar>
+            <w:vAlign w:val="center"/>
           </w:tcPr>
           <w:p>
+            <w:pPr>
+              <w:spacing w:before="0" w:after="0" w:line="240" w:lineRule="auto"/>
+              <w:jc w:val="center"/>
+            </w:pPr>
             <w:r>
               <w:t>{{ item(3, 'time_in', '') }}</w:t>
             </w:r>
@@ -3095,8 +3240,13 @@
               <w:start w:w="0" w:type="dxa"/>
               <w:end w:w="0" w:type="dxa"/>
             </w:tcMar>
+            <w:vAlign w:val="center"/>
           </w:tcPr>
           <w:p>
+            <w:pPr>
+              <w:spacing w:before="0" w:after="0" w:line="240" w:lineRule="auto"/>
+              <w:jc w:val="center"/>
+            </w:pPr>
             <w:r>
               <w:t>{{ item(3, 'time_out', '') }}</w:t>
             </w:r>
@@ -3315,8 +3465,13 @@
               <w:start w:w="0" w:type="dxa"/>
               <w:end w:w="0" w:type="dxa"/>
             </w:tcMar>
+            <w:vAlign w:val="center"/>
           </w:tcPr>
           <w:p>
+            <w:pPr>
+              <w:spacing w:before="0" w:after="0" w:line="240" w:lineRule="auto"/>
+              <w:jc w:val="center"/>
+            </w:pPr>
             <w:r>
               <w:rPr>
                 <w:sz w:val="16"/>
@@ -3338,8 +3493,13 @@
               <w:start w:w="0" w:type="dxa"/>
               <w:end w:w="0" w:type="dxa"/>
             </w:tcMar>
+            <w:vAlign w:val="center"/>
           </w:tcPr>
           <w:p>
+            <w:pPr>
+              <w:spacing w:before="0" w:after="0" w:line="240" w:lineRule="auto"/>
+              <w:jc w:val="center"/>
+            </w:pPr>
             <w:r>
               <w:rPr>
                 <w:sz w:val="16"/>
@@ -3361,8 +3521,13 @@
               <w:start w:w="0" w:type="dxa"/>
               <w:end w:w="0" w:type="dxa"/>
             </w:tcMar>
+            <w:vAlign w:val="center"/>
           </w:tcPr>
           <w:p>
+            <w:pPr>
+              <w:spacing w:before="0" w:after="0" w:line="240" w:lineRule="auto"/>
+              <w:jc w:val="center"/>
+            </w:pPr>
             <w:r>
               <w:rPr>
                 <w:sz w:val="16"/>
@@ -3384,8 +3549,13 @@
               <w:start w:w="0" w:type="dxa"/>
               <w:end w:w="0" w:type="dxa"/>
             </w:tcMar>
+            <w:vAlign w:val="center"/>
           </w:tcPr>
           <w:p>
+            <w:pPr>
+              <w:spacing w:before="0" w:after="0" w:line="240" w:lineRule="auto"/>
+              <w:jc w:val="center"/>
+            </w:pPr>
             <w:r>
               <w:t>{{ item(4, 'shift_day_night', '') }}</w:t>
             </w:r>
@@ -3404,8 +3574,13 @@
               <w:start w:w="0" w:type="dxa"/>
               <w:end w:w="0" w:type="dxa"/>
             </w:tcMar>
+            <w:vAlign w:val="center"/>
           </w:tcPr>
           <w:p>
+            <w:pPr>
+              <w:spacing w:before="0" w:after="0" w:line="240" w:lineRule="auto"/>
+              <w:jc w:val="center"/>
+            </w:pPr>
             <w:r>
               <w:t>{{ item(4, 'time_in', '') }}</w:t>
             </w:r>
@@ -3424,8 +3599,13 @@
               <w:start w:w="0" w:type="dxa"/>
               <w:end w:w="0" w:type="dxa"/>
             </w:tcMar>
+            <w:vAlign w:val="center"/>
           </w:tcPr>
           <w:p>
+            <w:pPr>
+              <w:spacing w:before="0" w:after="0" w:line="240" w:lineRule="auto"/>
+              <w:jc w:val="center"/>
+            </w:pPr>
             <w:r>
               <w:t>{{ item(4, 'time_out', '') }}</w:t>
             </w:r>
@@ -3644,8 +3824,13 @@
               <w:start w:w="0" w:type="dxa"/>
               <w:end w:w="0" w:type="dxa"/>
             </w:tcMar>
+            <w:vAlign w:val="center"/>
           </w:tcPr>
           <w:p>
+            <w:pPr>
+              <w:spacing w:before="0" w:after="0" w:line="240" w:lineRule="auto"/>
+              <w:jc w:val="center"/>
+            </w:pPr>
             <w:r>
               <w:rPr>
                 <w:sz w:val="16"/>
@@ -3667,8 +3852,13 @@
               <w:start w:w="0" w:type="dxa"/>
               <w:end w:w="0" w:type="dxa"/>
             </w:tcMar>
+            <w:vAlign w:val="center"/>
           </w:tcPr>
           <w:p>
+            <w:pPr>
+              <w:spacing w:before="0" w:after="0" w:line="240" w:lineRule="auto"/>
+              <w:jc w:val="center"/>
+            </w:pPr>
             <w:r>
               <w:rPr>
                 <w:sz w:val="16"/>
@@ -3690,8 +3880,13 @@
               <w:start w:w="0" w:type="dxa"/>
               <w:end w:w="0" w:type="dxa"/>
             </w:tcMar>
+            <w:vAlign w:val="center"/>
           </w:tcPr>
           <w:p>
+            <w:pPr>
+              <w:spacing w:before="0" w:after="0" w:line="240" w:lineRule="auto"/>
+              <w:jc w:val="center"/>
+            </w:pPr>
             <w:r>
               <w:rPr>
                 <w:sz w:val="16"/>
@@ -3713,8 +3908,13 @@
               <w:start w:w="0" w:type="dxa"/>
               <w:end w:w="0" w:type="dxa"/>
             </w:tcMar>
+            <w:vAlign w:val="center"/>
           </w:tcPr>
           <w:p>
+            <w:pPr>
+              <w:spacing w:before="0" w:after="0" w:line="240" w:lineRule="auto"/>
+              <w:jc w:val="center"/>
+            </w:pPr>
             <w:r>
               <w:t>{{ item(5, 'shift_day_night', '') }}</w:t>
             </w:r>
@@ -3733,8 +3933,13 @@
               <w:start w:w="0" w:type="dxa"/>
               <w:end w:w="0" w:type="dxa"/>
             </w:tcMar>
+            <w:vAlign w:val="center"/>
           </w:tcPr>
           <w:p>
+            <w:pPr>
+              <w:spacing w:before="0" w:after="0" w:line="240" w:lineRule="auto"/>
+              <w:jc w:val="center"/>
+            </w:pPr>
             <w:r>
               <w:t>{{ item(5, 'time_in', '') }}</w:t>
             </w:r>
@@ -3753,8 +3958,13 @@
               <w:start w:w="0" w:type="dxa"/>
               <w:end w:w="0" w:type="dxa"/>
             </w:tcMar>
+            <w:vAlign w:val="center"/>
           </w:tcPr>
           <w:p>
+            <w:pPr>
+              <w:spacing w:before="0" w:after="0" w:line="240" w:lineRule="auto"/>
+              <w:jc w:val="center"/>
+            </w:pPr>
             <w:r>
               <w:t>{{ item(5, 'time_out', '') }}</w:t>
             </w:r>
@@ -3973,8 +4183,13 @@
               <w:start w:w="0" w:type="dxa"/>
               <w:end w:w="0" w:type="dxa"/>
             </w:tcMar>
+            <w:vAlign w:val="center"/>
           </w:tcPr>
           <w:p>
+            <w:pPr>
+              <w:spacing w:before="0" w:after="0" w:line="240" w:lineRule="auto"/>
+              <w:jc w:val="center"/>
+            </w:pPr>
             <w:r>
               <w:rPr>
                 <w:sz w:val="16"/>
@@ -3996,8 +4211,13 @@
               <w:start w:w="0" w:type="dxa"/>
               <w:end w:w="0" w:type="dxa"/>
             </w:tcMar>
+            <w:vAlign w:val="center"/>
           </w:tcPr>
           <w:p>
+            <w:pPr>
+              <w:spacing w:before="0" w:after="0" w:line="240" w:lineRule="auto"/>
+              <w:jc w:val="center"/>
+            </w:pPr>
             <w:r>
               <w:rPr>
                 <w:sz w:val="16"/>
@@ -4019,8 +4239,13 @@
               <w:start w:w="0" w:type="dxa"/>
               <w:end w:w="0" w:type="dxa"/>
             </w:tcMar>
+            <w:vAlign w:val="center"/>
           </w:tcPr>
           <w:p>
+            <w:pPr>
+              <w:spacing w:before="0" w:after="0" w:line="240" w:lineRule="auto"/>
+              <w:jc w:val="center"/>
+            </w:pPr>
             <w:r>
               <w:rPr>
                 <w:sz w:val="16"/>
@@ -4042,8 +4267,13 @@
               <w:start w:w="0" w:type="dxa"/>
               <w:end w:w="0" w:type="dxa"/>
             </w:tcMar>
+            <w:vAlign w:val="center"/>
           </w:tcPr>
           <w:p>
+            <w:pPr>
+              <w:spacing w:before="0" w:after="0" w:line="240" w:lineRule="auto"/>
+              <w:jc w:val="center"/>
+            </w:pPr>
             <w:r>
               <w:t>{{ item(6, 'shift_day_night', '') }}</w:t>
             </w:r>
@@ -4062,8 +4292,13 @@
               <w:start w:w="0" w:type="dxa"/>
               <w:end w:w="0" w:type="dxa"/>
             </w:tcMar>
+            <w:vAlign w:val="center"/>
           </w:tcPr>
           <w:p>
+            <w:pPr>
+              <w:spacing w:before="0" w:after="0" w:line="240" w:lineRule="auto"/>
+              <w:jc w:val="center"/>
+            </w:pPr>
             <w:r>
               <w:t>{{ item(6, 'time_in', '') }}</w:t>
             </w:r>
@@ -4082,8 +4317,13 @@
               <w:start w:w="0" w:type="dxa"/>
               <w:end w:w="0" w:type="dxa"/>
             </w:tcMar>
+            <w:vAlign w:val="center"/>
           </w:tcPr>
           <w:p>
+            <w:pPr>
+              <w:spacing w:before="0" w:after="0" w:line="240" w:lineRule="auto"/>
+              <w:jc w:val="center"/>
+            </w:pPr>
             <w:r>
               <w:t>{{ item(6, 'time_out', '') }}</w:t>
             </w:r>
@@ -4302,8 +4542,13 @@
               <w:start w:w="0" w:type="dxa"/>
               <w:end w:w="0" w:type="dxa"/>
             </w:tcMar>
+            <w:vAlign w:val="center"/>
           </w:tcPr>
           <w:p>
+            <w:pPr>
+              <w:spacing w:before="0" w:after="0" w:line="240" w:lineRule="auto"/>
+              <w:jc w:val="center"/>
+            </w:pPr>
             <w:r>
               <w:rPr>
                 <w:sz w:val="16"/>
@@ -4325,8 +4570,13 @@
               <w:start w:w="0" w:type="dxa"/>
               <w:end w:w="0" w:type="dxa"/>
             </w:tcMar>
+            <w:vAlign w:val="center"/>
           </w:tcPr>
           <w:p>
+            <w:pPr>
+              <w:spacing w:before="0" w:after="0" w:line="240" w:lineRule="auto"/>
+              <w:jc w:val="center"/>
+            </w:pPr>
             <w:r>
               <w:rPr>
                 <w:sz w:val="16"/>
@@ -4348,8 +4598,13 @@
               <w:start w:w="0" w:type="dxa"/>
               <w:end w:w="0" w:type="dxa"/>
             </w:tcMar>
+            <w:vAlign w:val="center"/>
           </w:tcPr>
           <w:p>
+            <w:pPr>
+              <w:spacing w:before="0" w:after="0" w:line="240" w:lineRule="auto"/>
+              <w:jc w:val="center"/>
+            </w:pPr>
             <w:r>
               <w:rPr>
                 <w:sz w:val="16"/>
@@ -4371,8 +4626,13 @@
               <w:start w:w="0" w:type="dxa"/>
               <w:end w:w="0" w:type="dxa"/>
             </w:tcMar>
+            <w:vAlign w:val="center"/>
           </w:tcPr>
           <w:p>
+            <w:pPr>
+              <w:spacing w:before="0" w:after="0" w:line="240" w:lineRule="auto"/>
+              <w:jc w:val="center"/>
+            </w:pPr>
             <w:r>
               <w:t>{{ item(7, 'shift_day_night', '') }}</w:t>
             </w:r>
@@ -4391,8 +4651,13 @@
               <w:start w:w="0" w:type="dxa"/>
               <w:end w:w="0" w:type="dxa"/>
             </w:tcMar>
+            <w:vAlign w:val="center"/>
           </w:tcPr>
           <w:p>
+            <w:pPr>
+              <w:spacing w:before="0" w:after="0" w:line="240" w:lineRule="auto"/>
+              <w:jc w:val="center"/>
+            </w:pPr>
             <w:r>
               <w:t>{{ item(7, 'time_in', '') }}</w:t>
             </w:r>
@@ -4411,8 +4676,13 @@
               <w:start w:w="0" w:type="dxa"/>
               <w:end w:w="0" w:type="dxa"/>
             </w:tcMar>
+            <w:vAlign w:val="center"/>
           </w:tcPr>
           <w:p>
+            <w:pPr>
+              <w:spacing w:before="0" w:after="0" w:line="240" w:lineRule="auto"/>
+              <w:jc w:val="center"/>
+            </w:pPr>
             <w:r>
               <w:t>{{ item(7, 'time_out', '') }}</w:t>
             </w:r>
@@ -4631,8 +4901,13 @@
               <w:start w:w="0" w:type="dxa"/>
               <w:end w:w="0" w:type="dxa"/>
             </w:tcMar>
+            <w:vAlign w:val="center"/>
           </w:tcPr>
           <w:p>
+            <w:pPr>
+              <w:spacing w:before="0" w:after="0" w:line="240" w:lineRule="auto"/>
+              <w:jc w:val="center"/>
+            </w:pPr>
             <w:r>
               <w:rPr>
                 <w:sz w:val="16"/>
@@ -4654,8 +4929,13 @@
               <w:start w:w="0" w:type="dxa"/>
               <w:end w:w="0" w:type="dxa"/>
             </w:tcMar>
+            <w:vAlign w:val="center"/>
           </w:tcPr>
           <w:p>
+            <w:pPr>
+              <w:spacing w:before="0" w:after="0" w:line="240" w:lineRule="auto"/>
+              <w:jc w:val="center"/>
+            </w:pPr>
             <w:r>
               <w:rPr>
                 <w:sz w:val="16"/>
@@ -4677,8 +4957,13 @@
               <w:start w:w="0" w:type="dxa"/>
               <w:end w:w="0" w:type="dxa"/>
             </w:tcMar>
+            <w:vAlign w:val="center"/>
           </w:tcPr>
           <w:p>
+            <w:pPr>
+              <w:spacing w:before="0" w:after="0" w:line="240" w:lineRule="auto"/>
+              <w:jc w:val="center"/>
+            </w:pPr>
             <w:r>
               <w:rPr>
                 <w:sz w:val="16"/>
@@ -4700,8 +4985,13 @@
               <w:start w:w="0" w:type="dxa"/>
               <w:end w:w="0" w:type="dxa"/>
             </w:tcMar>
+            <w:vAlign w:val="center"/>
           </w:tcPr>
           <w:p>
+            <w:pPr>
+              <w:spacing w:before="0" w:after="0" w:line="240" w:lineRule="auto"/>
+              <w:jc w:val="center"/>
+            </w:pPr>
             <w:r>
               <w:t>{{ item(8, 'shift_day_night', '') }}</w:t>
             </w:r>
@@ -4720,8 +5010,13 @@
               <w:start w:w="0" w:type="dxa"/>
               <w:end w:w="0" w:type="dxa"/>
             </w:tcMar>
+            <w:vAlign w:val="center"/>
           </w:tcPr>
           <w:p>
+            <w:pPr>
+              <w:spacing w:before="0" w:after="0" w:line="240" w:lineRule="auto"/>
+              <w:jc w:val="center"/>
+            </w:pPr>
             <w:r>
               <w:t>{{ item(8, 'time_in', '') }}</w:t>
             </w:r>
@@ -4740,8 +5035,13 @@
               <w:start w:w="0" w:type="dxa"/>
               <w:end w:w="0" w:type="dxa"/>
             </w:tcMar>
+            <w:vAlign w:val="center"/>
           </w:tcPr>
           <w:p>
+            <w:pPr>
+              <w:spacing w:before="0" w:after="0" w:line="240" w:lineRule="auto"/>
+              <w:jc w:val="center"/>
+            </w:pPr>
             <w:r>
               <w:t>{{ item(8, 'time_out', '') }}</w:t>
             </w:r>
@@ -4960,8 +5260,13 @@
               <w:start w:w="0" w:type="dxa"/>
               <w:end w:w="0" w:type="dxa"/>
             </w:tcMar>
+            <w:vAlign w:val="center"/>
           </w:tcPr>
           <w:p>
+            <w:pPr>
+              <w:spacing w:before="0" w:after="0" w:line="240" w:lineRule="auto"/>
+              <w:jc w:val="center"/>
+            </w:pPr>
             <w:r>
               <w:rPr>
                 <w:sz w:val="16"/>
@@ -4983,8 +5288,13 @@
               <w:start w:w="0" w:type="dxa"/>
               <w:end w:w="0" w:type="dxa"/>
             </w:tcMar>
+            <w:vAlign w:val="center"/>
           </w:tcPr>
           <w:p>
+            <w:pPr>
+              <w:spacing w:before="0" w:after="0" w:line="240" w:lineRule="auto"/>
+              <w:jc w:val="center"/>
+            </w:pPr>
             <w:r>
               <w:rPr>
                 <w:sz w:val="16"/>
@@ -5006,8 +5316,13 @@
               <w:start w:w="0" w:type="dxa"/>
               <w:end w:w="0" w:type="dxa"/>
             </w:tcMar>
+            <w:vAlign w:val="center"/>
           </w:tcPr>
           <w:p>
+            <w:pPr>
+              <w:spacing w:before="0" w:after="0" w:line="240" w:lineRule="auto"/>
+              <w:jc w:val="center"/>
+            </w:pPr>
             <w:r>
               <w:rPr>
                 <w:sz w:val="16"/>
@@ -5029,8 +5344,13 @@
               <w:start w:w="0" w:type="dxa"/>
               <w:end w:w="0" w:type="dxa"/>
             </w:tcMar>
+            <w:vAlign w:val="center"/>
           </w:tcPr>
           <w:p>
+            <w:pPr>
+              <w:spacing w:before="0" w:after="0" w:line="240" w:lineRule="auto"/>
+              <w:jc w:val="center"/>
+            </w:pPr>
             <w:r>
               <w:t>{{ item(9, 'shift_day_night', '') }}</w:t>
             </w:r>
@@ -5049,8 +5369,13 @@
               <w:start w:w="0" w:type="dxa"/>
               <w:end w:w="0" w:type="dxa"/>
             </w:tcMar>
+            <w:vAlign w:val="center"/>
           </w:tcPr>
           <w:p>
+            <w:pPr>
+              <w:spacing w:before="0" w:after="0" w:line="240" w:lineRule="auto"/>
+              <w:jc w:val="center"/>
+            </w:pPr>
             <w:r>
               <w:t>{{ item(9, 'time_in', '') }}</w:t>
             </w:r>
@@ -5069,8 +5394,13 @@
               <w:start w:w="0" w:type="dxa"/>
               <w:end w:w="0" w:type="dxa"/>
             </w:tcMar>
+            <w:vAlign w:val="center"/>
           </w:tcPr>
           <w:p>
+            <w:pPr>
+              <w:spacing w:before="0" w:after="0" w:line="240" w:lineRule="auto"/>
+              <w:jc w:val="center"/>
+            </w:pPr>
             <w:r>
               <w:t>{{ item(9, 'time_out', '') }}</w:t>
             </w:r>
@@ -5289,8 +5619,13 @@
               <w:start w:w="0" w:type="dxa"/>
               <w:end w:w="0" w:type="dxa"/>
             </w:tcMar>
+            <w:vAlign w:val="center"/>
           </w:tcPr>
           <w:p>
+            <w:pPr>
+              <w:spacing w:before="0" w:after="0" w:line="240" w:lineRule="auto"/>
+              <w:jc w:val="center"/>
+            </w:pPr>
             <w:r>
               <w:rPr>
                 <w:sz w:val="16"/>
@@ -5312,8 +5647,13 @@
               <w:start w:w="0" w:type="dxa"/>
               <w:end w:w="0" w:type="dxa"/>
             </w:tcMar>
+            <w:vAlign w:val="center"/>
           </w:tcPr>
           <w:p>
+            <w:pPr>
+              <w:spacing w:before="0" w:after="0" w:line="240" w:lineRule="auto"/>
+              <w:jc w:val="center"/>
+            </w:pPr>
             <w:r>
               <w:rPr>
                 <w:sz w:val="16"/>
@@ -5335,8 +5675,13 @@
               <w:start w:w="0" w:type="dxa"/>
               <w:end w:w="0" w:type="dxa"/>
             </w:tcMar>
+            <w:vAlign w:val="center"/>
           </w:tcPr>
           <w:p>
+            <w:pPr>
+              <w:spacing w:before="0" w:after="0" w:line="240" w:lineRule="auto"/>
+              <w:jc w:val="center"/>
+            </w:pPr>
             <w:r>
               <w:rPr>
                 <w:sz w:val="16"/>
@@ -5358,8 +5703,13 @@
               <w:start w:w="0" w:type="dxa"/>
               <w:end w:w="0" w:type="dxa"/>
             </w:tcMar>
+            <w:vAlign w:val="center"/>
           </w:tcPr>
           <w:p>
+            <w:pPr>
+              <w:spacing w:before="0" w:after="0" w:line="240" w:lineRule="auto"/>
+              <w:jc w:val="center"/>
+            </w:pPr>
             <w:r>
               <w:t>{{ item(10, 'shift_day_night', '') }}</w:t>
             </w:r>
@@ -5378,8 +5728,13 @@
               <w:start w:w="0" w:type="dxa"/>
               <w:end w:w="0" w:type="dxa"/>
             </w:tcMar>
+            <w:vAlign w:val="center"/>
           </w:tcPr>
           <w:p>
+            <w:pPr>
+              <w:spacing w:before="0" w:after="0" w:line="240" w:lineRule="auto"/>
+              <w:jc w:val="center"/>
+            </w:pPr>
             <w:r>
               <w:t>{{ item(10, 'time_in', '') }}</w:t>
             </w:r>
@@ -5398,8 +5753,13 @@
               <w:start w:w="0" w:type="dxa"/>
               <w:end w:w="0" w:type="dxa"/>
             </w:tcMar>
+            <w:vAlign w:val="center"/>
           </w:tcPr>
           <w:p>
+            <w:pPr>
+              <w:spacing w:before="0" w:after="0" w:line="240" w:lineRule="auto"/>
+              <w:jc w:val="center"/>
+            </w:pPr>
             <w:r>
               <w:t>{{ item(10, 'time_out', '') }}</w:t>
             </w:r>
@@ -5618,8 +5978,13 @@
               <w:start w:w="0" w:type="dxa"/>
               <w:end w:w="0" w:type="dxa"/>
             </w:tcMar>
+            <w:vAlign w:val="center"/>
           </w:tcPr>
           <w:p>
+            <w:pPr>
+              <w:spacing w:before="0" w:after="0" w:line="240" w:lineRule="auto"/>
+              <w:jc w:val="center"/>
+            </w:pPr>
             <w:r>
               <w:rPr>
                 <w:sz w:val="16"/>
@@ -5641,8 +6006,13 @@
               <w:start w:w="0" w:type="dxa"/>
               <w:end w:w="0" w:type="dxa"/>
             </w:tcMar>
+            <w:vAlign w:val="center"/>
           </w:tcPr>
           <w:p>
+            <w:pPr>
+              <w:spacing w:before="0" w:after="0" w:line="240" w:lineRule="auto"/>
+              <w:jc w:val="center"/>
+            </w:pPr>
             <w:r>
               <w:rPr>
                 <w:sz w:val="16"/>
@@ -5664,8 +6034,13 @@
               <w:start w:w="0" w:type="dxa"/>
               <w:end w:w="0" w:type="dxa"/>
             </w:tcMar>
+            <w:vAlign w:val="center"/>
           </w:tcPr>
           <w:p>
+            <w:pPr>
+              <w:spacing w:before="0" w:after="0" w:line="240" w:lineRule="auto"/>
+              <w:jc w:val="center"/>
+            </w:pPr>
             <w:r>
               <w:rPr>
                 <w:sz w:val="16"/>
@@ -5687,8 +6062,13 @@
               <w:start w:w="0" w:type="dxa"/>
               <w:end w:w="0" w:type="dxa"/>
             </w:tcMar>
+            <w:vAlign w:val="center"/>
           </w:tcPr>
           <w:p>
+            <w:pPr>
+              <w:spacing w:before="0" w:after="0" w:line="240" w:lineRule="auto"/>
+              <w:jc w:val="center"/>
+            </w:pPr>
             <w:r>
               <w:t>{{ item(11, 'shift_day_night', '') }}</w:t>
             </w:r>
@@ -5707,8 +6087,13 @@
               <w:start w:w="0" w:type="dxa"/>
               <w:end w:w="0" w:type="dxa"/>
             </w:tcMar>
+            <w:vAlign w:val="center"/>
           </w:tcPr>
           <w:p>
+            <w:pPr>
+              <w:spacing w:before="0" w:after="0" w:line="240" w:lineRule="auto"/>
+              <w:jc w:val="center"/>
+            </w:pPr>
             <w:r>
               <w:t>{{ item(11, 'time_in', '') }}</w:t>
             </w:r>
@@ -5727,8 +6112,13 @@
               <w:start w:w="0" w:type="dxa"/>
               <w:end w:w="0" w:type="dxa"/>
             </w:tcMar>
+            <w:vAlign w:val="center"/>
           </w:tcPr>
           <w:p>
+            <w:pPr>
+              <w:spacing w:before="0" w:after="0" w:line="240" w:lineRule="auto"/>
+              <w:jc w:val="center"/>
+            </w:pPr>
             <w:r>
               <w:t>{{ item(11, 'time_out', '') }}</w:t>
             </w:r>
@@ -6112,454 +6502,6 @@
         <w:autoSpaceDN w:val="0"/>
         <w:autoSpaceDE w:val="0"/>
         <w:widowControl/>
-        <w:spacing w:line="240" w:lineRule="auto" w:before="92" w:after="174"/>
-        <w:ind w:left="0" w:right="0" w:firstLine="0"/>
-        <w:jc w:val="left"/>
-      </w:pPr>
-      <w:r>
-        <w:drawing>
-          <wp:inline xmlns:a="http://schemas.openxmlformats.org/drawingml/2006/main" xmlns:pic="http://schemas.openxmlformats.org/drawingml/2006/picture">
-            <wp:extent cx="6337300" cy="215900"/>
-            <wp:docPr id="3" name="Picture 3"/>
-            <wp:cNvGraphicFramePr>
-              <a:graphicFrameLocks noChangeAspect="1"/>
-            </wp:cNvGraphicFramePr>
-            <a:graphic>
-              <a:graphicData uri="http://schemas.openxmlformats.org/drawingml/2006/picture">
-                <pic:pic>
-                  <pic:nvPicPr>
-                    <pic:cNvPr id="0" name="image.png"/>
-                    <pic:cNvPicPr/>
-                  </pic:nvPicPr>
-                  <pic:blipFill>
-                    <a:blip r:embed="rId11"/>
-                    <a:stretch>
-                      <a:fillRect/>
-                    </a:stretch>
-                  </pic:blipFill>
-                  <pic:spPr>
-                    <a:xfrm>
-                      <a:off x="0" y="0"/>
-                      <a:ext cx="6337300" cy="215900"/>
-                    </a:xfrm>
-                    <a:prstGeom prst="rect"/>
-                  </pic:spPr>
-                </pic:pic>
-              </a:graphicData>
-            </a:graphic>
-          </wp:inline>
-        </w:drawing>
-      </w:r>
-    </w:p>
-    <w:tbl>
-      <w:tblPr>
-        <w:tblW w:type="auto" w:w="0"/>
-        <w:tblLayout w:type="fixed"/>
-        <w:tblLook w:firstColumn="1" w:firstRow="1" w:lastColumn="0" w:lastRow="0" w:noHBand="0" w:noVBand="1" w:val="04A0"/>
-        <w:tblInd w:w="600.0" w:type="dxa"/>
-      </w:tblPr>
-      <w:tblGrid>
-        <w:gridCol w:w="2326"/>
-        <w:gridCol w:w="2326"/>
-        <w:gridCol w:w="2326"/>
-        <w:gridCol w:w="2326"/>
-        <w:gridCol w:w="2326"/>
-        <w:gridCol w:w="2326"/>
-      </w:tblGrid>
-      <w:tr>
-        <w:trPr>
-          <w:trHeight w:hRule="exact" w:val="293"/>
-        </w:trPr>
-        <w:tc>
-          <w:tcPr>
-            <w:tcW w:type="dxa" w:w="1060"/>
-            <w:vMerge w:val="restart"/>
-            <w:tcBorders/>
-            <w:tcMar>
-              <w:start w:w="0" w:type="dxa"/>
-              <w:end w:w="0" w:type="dxa"/>
-            </w:tcMar>
-            <w:tcMar>
-              <w:start w:w="0" w:type="dxa"/>
-              <w:end w:w="0" w:type="dxa"/>
-            </w:tcMar>
-          </w:tcPr>
-          <w:p>
-            <w:pPr>
-              <w:autoSpaceDN w:val="0"/>
-              <w:autoSpaceDE w:val="0"/>
-              <w:widowControl/>
-              <w:spacing w:line="240" w:lineRule="auto" w:before="110" w:after="0"/>
-              <w:ind w:left="0" w:right="36" w:firstLine="0"/>
-              <w:jc w:val="right"/>
-            </w:pPr>
-            <w:r>
-              <w:drawing>
-                <wp:inline xmlns:a="http://schemas.openxmlformats.org/drawingml/2006/main" xmlns:pic="http://schemas.openxmlformats.org/drawingml/2006/picture">
-                  <wp:extent cx="252730" cy="252729"/>
-                  <wp:docPr id="4" name="Picture 4"/>
-                  <wp:cNvGraphicFramePr>
-                    <a:graphicFrameLocks noChangeAspect="1"/>
-                  </wp:cNvGraphicFramePr>
-                  <a:graphic>
-                    <a:graphicData uri="http://schemas.openxmlformats.org/drawingml/2006/picture">
-                      <pic:pic>
-                        <pic:nvPicPr>
-                          <pic:cNvPr id="0" name="image.png"/>
-                          <pic:cNvPicPr/>
-                        </pic:nvPicPr>
-                        <pic:blipFill>
-                          <a:blip r:embed="rId12"/>
-                          <a:stretch>
-                            <a:fillRect/>
-                          </a:stretch>
-                        </pic:blipFill>
-                        <pic:spPr>
-                          <a:xfrm>
-                            <a:off x="0" y="0"/>
-                            <a:ext cx="252730" cy="252729"/>
-                          </a:xfrm>
-                          <a:prstGeom prst="rect"/>
-                        </pic:spPr>
-                      </pic:pic>
-                    </a:graphicData>
-                  </a:graphic>
-                </wp:inline>
-              </w:drawing>
-            </w:r>
-          </w:p>
-        </w:tc>
-        <w:tc>
-          <w:tcPr>
-            <w:tcW w:type="dxa" w:w="2300"/>
-            <w:vMerge w:val="restart"/>
-            <w:tcBorders/>
-            <w:tcMar>
-              <w:start w:w="0" w:type="dxa"/>
-              <w:end w:w="0" w:type="dxa"/>
-            </w:tcMar>
-            <w:tcMar>
-              <w:start w:w="0" w:type="dxa"/>
-              <w:end w:w="0" w:type="dxa"/>
-            </w:tcMar>
-          </w:tcPr>
-          <w:p>
-            <w:pPr>
-              <w:autoSpaceDN w:val="0"/>
-              <w:autoSpaceDE w:val="0"/>
-              <w:widowControl/>
-              <w:spacing w:line="197" w:lineRule="auto" w:before="248" w:after="0"/>
-              <w:ind w:left="52" w:right="0" w:firstLine="0"/>
-              <w:jc w:val="left"/>
-            </w:pPr>
-            <w:r>
-              <w:rPr>
-                <w:rFonts w:ascii="Calibri" w:hAnsi="Calibri" w:eastAsia="Calibri"/>
-                <w:b w:val="0"/>
-                <w:i w:val="0"/>
-                <w:color w:val="A09F9F"/>
-                <w:sz w:val="16"/>
-              </w:rPr>
-              <w:t>Abu Dhabi, United Arab Emirates</w:t>
-            </w:r>
-          </w:p>
-        </w:tc>
-        <w:tc>
-          <w:tcPr>
-            <w:tcW w:type="dxa" w:w="840"/>
-            <w:vMerge w:val="restart"/>
-            <w:tcBorders/>
-            <w:tcMar>
-              <w:start w:w="0" w:type="dxa"/>
-              <w:end w:w="0" w:type="dxa"/>
-            </w:tcMar>
-            <w:tcMar>
-              <w:start w:w="0" w:type="dxa"/>
-              <w:end w:w="0" w:type="dxa"/>
-            </w:tcMar>
-          </w:tcPr>
-          <w:p>
-            <w:pPr>
-              <w:autoSpaceDN w:val="0"/>
-              <w:autoSpaceDE w:val="0"/>
-              <w:widowControl/>
-              <w:spacing w:line="240" w:lineRule="auto" w:before="78" w:after="0"/>
-              <w:ind w:left="0" w:right="124" w:firstLine="0"/>
-              <w:jc w:val="right"/>
-            </w:pPr>
-            <w:r>
-              <w:drawing>
-                <wp:inline xmlns:a="http://schemas.openxmlformats.org/drawingml/2006/main" xmlns:pic="http://schemas.openxmlformats.org/drawingml/2006/picture">
-                  <wp:extent cx="252730" cy="252729"/>
-                  <wp:docPr id="5" name="Picture 5"/>
-                  <wp:cNvGraphicFramePr>
-                    <a:graphicFrameLocks noChangeAspect="1"/>
-                  </wp:cNvGraphicFramePr>
-                  <a:graphic>
-                    <a:graphicData uri="http://schemas.openxmlformats.org/drawingml/2006/picture">
-                      <pic:pic>
-                        <pic:nvPicPr>
-                          <pic:cNvPr id="0" name="image.png"/>
-                          <pic:cNvPicPr/>
-                        </pic:nvPicPr>
-                        <pic:blipFill>
-                          <a:blip r:embed="rId13"/>
-                          <a:stretch>
-                            <a:fillRect/>
-                          </a:stretch>
-                        </pic:blipFill>
-                        <pic:spPr>
-                          <a:xfrm>
-                            <a:off x="0" y="0"/>
-                            <a:ext cx="252730" cy="252729"/>
-                          </a:xfrm>
-                          <a:prstGeom prst="rect"/>
-                        </pic:spPr>
-                      </pic:pic>
-                    </a:graphicData>
-                  </a:graphic>
-                </wp:inline>
-              </w:drawing>
-            </w:r>
-          </w:p>
-        </w:tc>
-        <w:tc>
-          <w:tcPr>
-            <w:tcW w:type="dxa" w:w="2040"/>
-            <w:tcBorders/>
-            <w:tcMar>
-              <w:start w:w="0" w:type="dxa"/>
-              <w:end w:w="0" w:type="dxa"/>
-            </w:tcMar>
-          </w:tcPr>
-          <w:p>
-            <w:pPr>
-              <w:autoSpaceDN w:val="0"/>
-              <w:autoSpaceDE w:val="0"/>
-              <w:widowControl/>
-              <w:spacing w:line="175" w:lineRule="auto" w:before="48" w:after="0"/>
-              <w:ind w:left="124" w:right="0" w:firstLine="0"/>
-              <w:jc w:val="left"/>
-            </w:pPr>
-            <w:r>
-              <w:rPr>
-                <w:rFonts w:ascii="Myanmar Text" w:hAnsi="Myanmar Text" w:eastAsia="Myanmar Text"/>
-                <w:b w:val="0"/>
-                <w:i w:val="0"/>
-                <w:color w:val="A09F9F"/>
-                <w:sz w:val="18"/>
-              </w:rPr>
-              <w:hyperlink r:id="rId14" w:history="1">
-                <w:r>
-                  <w:rPr>
-                    <w:rStyle w:val="Hyperlink"/>
-                  </w:rPr>
-                  <w:t>info@gss-group.net</w:t>
-                </w:r>
-              </w:hyperlink>
-            </w:r>
-          </w:p>
-        </w:tc>
-        <w:tc>
-          <w:tcPr>
-            <w:tcW w:type="dxa" w:w="960"/>
-            <w:vMerge w:val="restart"/>
-            <w:tcBorders/>
-            <w:tcMar>
-              <w:start w:w="0" w:type="dxa"/>
-              <w:end w:w="0" w:type="dxa"/>
-            </w:tcMar>
-            <w:tcMar>
-              <w:start w:w="0" w:type="dxa"/>
-              <w:end w:w="0" w:type="dxa"/>
-            </w:tcMar>
-          </w:tcPr>
-          <w:p>
-            <w:pPr>
-              <w:autoSpaceDN w:val="0"/>
-              <w:autoSpaceDE w:val="0"/>
-              <w:widowControl/>
-              <w:spacing w:line="240" w:lineRule="auto" w:before="92" w:after="0"/>
-              <w:ind w:left="0" w:right="84" w:firstLine="0"/>
-              <w:jc w:val="right"/>
-            </w:pPr>
-            <w:r>
-              <w:drawing>
-                <wp:inline xmlns:a="http://schemas.openxmlformats.org/drawingml/2006/main" xmlns:pic="http://schemas.openxmlformats.org/drawingml/2006/picture">
-                  <wp:extent cx="251460" cy="252730"/>
-                  <wp:docPr id="6" name="Picture 6"/>
-                  <wp:cNvGraphicFramePr>
-                    <a:graphicFrameLocks noChangeAspect="1"/>
-                  </wp:cNvGraphicFramePr>
-                  <a:graphic>
-                    <a:graphicData uri="http://schemas.openxmlformats.org/drawingml/2006/picture">
-                      <pic:pic>
-                        <pic:nvPicPr>
-                          <pic:cNvPr id="0" name="image.png"/>
-                          <pic:cNvPicPr/>
-                        </pic:nvPicPr>
-                        <pic:blipFill>
-                          <a:blip r:embed="rId15"/>
-                          <a:stretch>
-                            <a:fillRect/>
-                          </a:stretch>
-                        </pic:blipFill>
-                        <pic:spPr>
-                          <a:xfrm>
-                            <a:off x="0" y="0"/>
-                            <a:ext cx="251460" cy="252730"/>
-                          </a:xfrm>
-                          <a:prstGeom prst="rect"/>
-                        </pic:spPr>
-                      </pic:pic>
-                    </a:graphicData>
-                  </a:graphic>
-                </wp:inline>
-              </w:drawing>
-            </w:r>
-          </w:p>
-        </w:tc>
-        <w:tc>
-          <w:tcPr>
-            <w:tcW w:type="dxa" w:w="5400"/>
-            <w:tcBorders/>
-            <w:tcMar>
-              <w:start w:w="0" w:type="dxa"/>
-              <w:end w:w="0" w:type="dxa"/>
-            </w:tcMar>
-          </w:tcPr>
-          <w:p>
-            <w:pPr>
-              <w:autoSpaceDN w:val="0"/>
-              <w:autoSpaceDE w:val="0"/>
-              <w:widowControl/>
-              <w:spacing w:line="175" w:lineRule="auto" w:before="48" w:after="0"/>
-              <w:ind w:left="104" w:right="0" w:firstLine="0"/>
-              <w:jc w:val="left"/>
-            </w:pPr>
-            <w:r>
-              <w:rPr>
-                <w:rFonts w:ascii="Myanmar Text" w:hAnsi="Myanmar Text" w:eastAsia="Myanmar Text"/>
-                <w:b w:val="0"/>
-                <w:i w:val="0"/>
-                <w:color w:val="A09F9F"/>
-                <w:sz w:val="18"/>
-              </w:rPr>
-              <w:t>Phone: +9712 6666898</w:t>
-            </w:r>
-          </w:p>
-        </w:tc>
-      </w:tr>
-      <w:tr>
-        <w:trPr>
-          <w:trHeight w:hRule="exact" w:val="219"/>
-        </w:trPr>
-        <w:tc>
-          <w:tcPr>
-            <w:tcW w:type="dxa" w:w="2326"/>
-            <w:vMerge/>
-            <w:tcBorders/>
-          </w:tcPr>
-          <w:p/>
-        </w:tc>
-        <w:tc>
-          <w:tcPr>
-            <w:tcW w:type="dxa" w:w="2326"/>
-            <w:vMerge/>
-            <w:tcBorders/>
-          </w:tcPr>
-          <w:p/>
-        </w:tc>
-        <w:tc>
-          <w:tcPr>
-            <w:tcW w:type="dxa" w:w="2326"/>
-            <w:vMerge/>
-            <w:tcBorders/>
-          </w:tcPr>
-          <w:p/>
-        </w:tc>
-        <w:tc>
-          <w:tcPr>
-            <w:tcW w:type="dxa" w:w="2040"/>
-            <w:tcBorders/>
-            <w:tcMar>
-              <w:start w:w="0" w:type="dxa"/>
-              <w:end w:w="0" w:type="dxa"/>
-            </w:tcMar>
-          </w:tcPr>
-          <w:p>
-            <w:pPr>
-              <w:autoSpaceDN w:val="0"/>
-              <w:autoSpaceDE w:val="0"/>
-              <w:widowControl/>
-              <w:spacing w:line="175" w:lineRule="auto" w:before="0" w:after="0"/>
-              <w:ind w:left="140" w:right="0" w:firstLine="0"/>
-              <w:jc w:val="left"/>
-            </w:pPr>
-            <w:r>
-              <w:rPr>
-                <w:rFonts w:ascii="Myanmar Text" w:hAnsi="Myanmar Text" w:eastAsia="Myanmar Text"/>
-                <w:b w:val="0"/>
-                <w:i w:val="0"/>
-                <w:color w:val="A09F9F"/>
-                <w:sz w:val="18"/>
-              </w:rPr>
-              <w:hyperlink r:id="rId16" w:history="1">
-                <w:r>
-                  <w:rPr>
-                    <w:rStyle w:val="Hyperlink"/>
-                  </w:rPr>
-                  <w:t>www.gss-group.net</w:t>
-                </w:r>
-              </w:hyperlink>
-            </w:r>
-          </w:p>
-        </w:tc>
-        <w:tc>
-          <w:tcPr>
-            <w:tcW w:type="dxa" w:w="2326"/>
-            <w:vMerge/>
-            <w:tcBorders/>
-          </w:tcPr>
-          <w:p/>
-        </w:tc>
-        <w:tc>
-          <w:tcPr>
-            <w:tcW w:type="dxa" w:w="5400"/>
-            <w:tcBorders/>
-            <w:tcMar>
-              <w:start w:w="0" w:type="dxa"/>
-              <w:end w:w="0" w:type="dxa"/>
-            </w:tcMar>
-          </w:tcPr>
-          <w:p>
-            <w:pPr>
-              <w:autoSpaceDN w:val="0"/>
-              <w:autoSpaceDE w:val="0"/>
-              <w:widowControl/>
-              <w:spacing w:line="238" w:lineRule="auto" w:before="0" w:after="0"/>
-              <w:ind w:left="104" w:right="0" w:firstLine="0"/>
-              <w:jc w:val="left"/>
-            </w:pPr>
-            <w:r>
-              <w:rPr>
-                <w:rFonts w:ascii="Gill Sans MT" w:hAnsi="Gill Sans MT" w:eastAsia="Gill Sans MT"/>
-                <w:b w:val="0"/>
-                <w:i w:val="0"/>
-                <w:color w:val="A09F9F"/>
-                <w:sz w:val="19"/>
-              </w:rPr>
-              <w:t>Fax: +971 2 666 8980</w:t>
-            </w:r>
-          </w:p>
-        </w:tc>
-      </w:tr>
-    </w:tbl>
-    <w:p>
-      <w:pPr>
-        <w:autoSpaceDN w:val="0"/>
-        <w:autoSpaceDE w:val="0"/>
-        <w:widowControl/>
         <w:spacing w:line="14" w:lineRule="exact" w:before="0" w:after="0"/>
         <w:ind w:left="0" w:right="0"/>
       </w:pPr>
@@ -6567,8 +6509,9 @@
     <w:p>
       <w:pPr>
         <w:sectPr>
+          <w:footerReference w:type="default" r:id="rIdFtr1"/>
           <w:pgSz w:w="16838" w:h="11906"/>
-          <w:pgMar w:top="390" w:right="0" w:bottom="210" w:left="0" w:header="720" w:footer="720" w:gutter="0"/>
+          <w:pgMar w:top="390" w:right="0" w:bottom="1440" w:left="0" w:header="720" w:footer="200" w:gutter="0"/>
           <w:cols/>
           <w:docGrid w:linePitch="360"/>
         </w:sectPr>
@@ -8110,8 +8053,13 @@
               <w:start w:w="0" w:type="dxa"/>
               <w:end w:w="0" w:type="dxa"/>
             </w:tcMar>
+            <w:vAlign w:val="center"/>
           </w:tcPr>
           <w:p>
+            <w:pPr>
+              <w:spacing w:before="0" w:after="0" w:line="240" w:lineRule="auto"/>
+              <w:jc w:val="center"/>
+            </w:pPr>
             <w:r>
               <w:rPr>
                 <w:sz w:val="16"/>
@@ -8133,8 +8081,13 @@
               <w:start w:w="0" w:type="dxa"/>
               <w:end w:w="0" w:type="dxa"/>
             </w:tcMar>
+            <w:vAlign w:val="center"/>
           </w:tcPr>
           <w:p>
+            <w:pPr>
+              <w:spacing w:before="0" w:after="0" w:line="240" w:lineRule="auto"/>
+              <w:jc w:val="center"/>
+            </w:pPr>
             <w:r>
               <w:rPr>
                 <w:sz w:val="16"/>
@@ -8156,8 +8109,13 @@
               <w:start w:w="0" w:type="dxa"/>
               <w:end w:w="0" w:type="dxa"/>
             </w:tcMar>
+            <w:vAlign w:val="center"/>
           </w:tcPr>
           <w:p>
+            <w:pPr>
+              <w:spacing w:before="0" w:after="0" w:line="240" w:lineRule="auto"/>
+              <w:jc w:val="center"/>
+            </w:pPr>
             <w:r>
               <w:rPr>
                 <w:sz w:val="16"/>
@@ -8179,8 +8137,13 @@
               <w:start w:w="0" w:type="dxa"/>
               <w:end w:w="0" w:type="dxa"/>
             </w:tcMar>
+            <w:vAlign w:val="center"/>
           </w:tcPr>
           <w:p>
+            <w:pPr>
+              <w:spacing w:before="0" w:after="0" w:line="240" w:lineRule="auto"/>
+              <w:jc w:val="center"/>
+            </w:pPr>
             <w:r>
               <w:t>{{ item(12, 'shift_day_night', '') }}</w:t>
             </w:r>
@@ -8199,8 +8162,13 @@
               <w:start w:w="0" w:type="dxa"/>
               <w:end w:w="0" w:type="dxa"/>
             </w:tcMar>
+            <w:vAlign w:val="center"/>
           </w:tcPr>
           <w:p>
+            <w:pPr>
+              <w:spacing w:before="0" w:after="0" w:line="240" w:lineRule="auto"/>
+              <w:jc w:val="center"/>
+            </w:pPr>
             <w:r>
               <w:t>{{ item(12, 'time_in', '') }}</w:t>
             </w:r>
@@ -8219,8 +8187,13 @@
               <w:start w:w="0" w:type="dxa"/>
               <w:end w:w="0" w:type="dxa"/>
             </w:tcMar>
+            <w:vAlign w:val="center"/>
           </w:tcPr>
           <w:p>
+            <w:pPr>
+              <w:spacing w:before="0" w:after="0" w:line="240" w:lineRule="auto"/>
+              <w:jc w:val="center"/>
+            </w:pPr>
             <w:r>
               <w:t>{{ item(12, 'time_out', '') }}</w:t>
             </w:r>
@@ -8439,8 +8412,13 @@
               <w:start w:w="0" w:type="dxa"/>
               <w:end w:w="0" w:type="dxa"/>
             </w:tcMar>
+            <w:vAlign w:val="center"/>
           </w:tcPr>
           <w:p>
+            <w:pPr>
+              <w:spacing w:before="0" w:after="0" w:line="240" w:lineRule="auto"/>
+              <w:jc w:val="center"/>
+            </w:pPr>
             <w:r>
               <w:rPr>
                 <w:sz w:val="16"/>
@@ -8462,8 +8440,13 @@
               <w:start w:w="0" w:type="dxa"/>
               <w:end w:w="0" w:type="dxa"/>
             </w:tcMar>
+            <w:vAlign w:val="center"/>
           </w:tcPr>
           <w:p>
+            <w:pPr>
+              <w:spacing w:before="0" w:after="0" w:line="240" w:lineRule="auto"/>
+              <w:jc w:val="center"/>
+            </w:pPr>
             <w:r>
               <w:rPr>
                 <w:sz w:val="16"/>
@@ -8485,8 +8468,13 @@
               <w:start w:w="0" w:type="dxa"/>
               <w:end w:w="0" w:type="dxa"/>
             </w:tcMar>
+            <w:vAlign w:val="center"/>
           </w:tcPr>
           <w:p>
+            <w:pPr>
+              <w:spacing w:before="0" w:after="0" w:line="240" w:lineRule="auto"/>
+              <w:jc w:val="center"/>
+            </w:pPr>
             <w:r>
               <w:rPr>
                 <w:sz w:val="16"/>
@@ -8508,8 +8496,13 @@
               <w:start w:w="0" w:type="dxa"/>
               <w:end w:w="0" w:type="dxa"/>
             </w:tcMar>
+            <w:vAlign w:val="center"/>
           </w:tcPr>
           <w:p>
+            <w:pPr>
+              <w:spacing w:before="0" w:after="0" w:line="240" w:lineRule="auto"/>
+              <w:jc w:val="center"/>
+            </w:pPr>
             <w:r>
               <w:t>{{ item(13, 'shift_day_night', '') }}</w:t>
             </w:r>
@@ -8528,8 +8521,13 @@
               <w:start w:w="0" w:type="dxa"/>
               <w:end w:w="0" w:type="dxa"/>
             </w:tcMar>
+            <w:vAlign w:val="center"/>
           </w:tcPr>
           <w:p>
+            <w:pPr>
+              <w:spacing w:before="0" w:after="0" w:line="240" w:lineRule="auto"/>
+              <w:jc w:val="center"/>
+            </w:pPr>
             <w:r>
               <w:t>{{ item(13, 'time_in', '') }}</w:t>
             </w:r>
@@ -8548,8 +8546,13 @@
               <w:start w:w="0" w:type="dxa"/>
               <w:end w:w="0" w:type="dxa"/>
             </w:tcMar>
+            <w:vAlign w:val="center"/>
           </w:tcPr>
           <w:p>
+            <w:pPr>
+              <w:spacing w:before="0" w:after="0" w:line="240" w:lineRule="auto"/>
+              <w:jc w:val="center"/>
+            </w:pPr>
             <w:r>
               <w:t>{{ item(13, 'time_out', '') }}</w:t>
             </w:r>
@@ -8768,8 +8771,13 @@
               <w:start w:w="0" w:type="dxa"/>
               <w:end w:w="0" w:type="dxa"/>
             </w:tcMar>
+            <w:vAlign w:val="center"/>
           </w:tcPr>
           <w:p>
+            <w:pPr>
+              <w:spacing w:before="0" w:after="0" w:line="240" w:lineRule="auto"/>
+              <w:jc w:val="center"/>
+            </w:pPr>
             <w:r>
               <w:rPr>
                 <w:sz w:val="16"/>
@@ -8791,8 +8799,13 @@
               <w:start w:w="0" w:type="dxa"/>
               <w:end w:w="0" w:type="dxa"/>
             </w:tcMar>
+            <w:vAlign w:val="center"/>
           </w:tcPr>
           <w:p>
+            <w:pPr>
+              <w:spacing w:before="0" w:after="0" w:line="240" w:lineRule="auto"/>
+              <w:jc w:val="center"/>
+            </w:pPr>
             <w:r>
               <w:rPr>
                 <w:sz w:val="16"/>
@@ -8814,8 +8827,13 @@
               <w:start w:w="0" w:type="dxa"/>
               <w:end w:w="0" w:type="dxa"/>
             </w:tcMar>
+            <w:vAlign w:val="center"/>
           </w:tcPr>
           <w:p>
+            <w:pPr>
+              <w:spacing w:before="0" w:after="0" w:line="240" w:lineRule="auto"/>
+              <w:jc w:val="center"/>
+            </w:pPr>
             <w:r>
               <w:rPr>
                 <w:sz w:val="16"/>
@@ -8837,8 +8855,13 @@
               <w:start w:w="0" w:type="dxa"/>
               <w:end w:w="0" w:type="dxa"/>
             </w:tcMar>
+            <w:vAlign w:val="center"/>
           </w:tcPr>
           <w:p>
+            <w:pPr>
+              <w:spacing w:before="0" w:after="0" w:line="240" w:lineRule="auto"/>
+              <w:jc w:val="center"/>
+            </w:pPr>
             <w:r>
               <w:t>{{ item(14, 'shift_day_night', '') }}</w:t>
             </w:r>
@@ -8857,8 +8880,13 @@
               <w:start w:w="0" w:type="dxa"/>
               <w:end w:w="0" w:type="dxa"/>
             </w:tcMar>
+            <w:vAlign w:val="center"/>
           </w:tcPr>
           <w:p>
+            <w:pPr>
+              <w:spacing w:before="0" w:after="0" w:line="240" w:lineRule="auto"/>
+              <w:jc w:val="center"/>
+            </w:pPr>
             <w:r>
               <w:t>{{ item(14, 'time_in', '') }}</w:t>
             </w:r>
@@ -8877,8 +8905,13 @@
               <w:start w:w="0" w:type="dxa"/>
               <w:end w:w="0" w:type="dxa"/>
             </w:tcMar>
+            <w:vAlign w:val="center"/>
           </w:tcPr>
           <w:p>
+            <w:pPr>
+              <w:spacing w:before="0" w:after="0" w:line="240" w:lineRule="auto"/>
+              <w:jc w:val="center"/>
+            </w:pPr>
             <w:r>
               <w:t>{{ item(14, 'time_out', '') }}</w:t>
             </w:r>
@@ -9097,8 +9130,13 @@
               <w:start w:w="0" w:type="dxa"/>
               <w:end w:w="0" w:type="dxa"/>
             </w:tcMar>
+            <w:vAlign w:val="center"/>
           </w:tcPr>
           <w:p>
+            <w:pPr>
+              <w:spacing w:before="0" w:after="0" w:line="240" w:lineRule="auto"/>
+              <w:jc w:val="center"/>
+            </w:pPr>
             <w:r>
               <w:rPr>
                 <w:sz w:val="16"/>
@@ -9120,8 +9158,13 @@
               <w:start w:w="0" w:type="dxa"/>
               <w:end w:w="0" w:type="dxa"/>
             </w:tcMar>
+            <w:vAlign w:val="center"/>
           </w:tcPr>
           <w:p>
+            <w:pPr>
+              <w:spacing w:before="0" w:after="0" w:line="240" w:lineRule="auto"/>
+              <w:jc w:val="center"/>
+            </w:pPr>
             <w:r>
               <w:rPr>
                 <w:sz w:val="16"/>
@@ -9143,8 +9186,13 @@
               <w:start w:w="0" w:type="dxa"/>
               <w:end w:w="0" w:type="dxa"/>
             </w:tcMar>
+            <w:vAlign w:val="center"/>
           </w:tcPr>
           <w:p>
+            <w:pPr>
+              <w:spacing w:before="0" w:after="0" w:line="240" w:lineRule="auto"/>
+              <w:jc w:val="center"/>
+            </w:pPr>
             <w:r>
               <w:rPr>
                 <w:sz w:val="16"/>
@@ -9166,8 +9214,13 @@
               <w:start w:w="0" w:type="dxa"/>
               <w:end w:w="0" w:type="dxa"/>
             </w:tcMar>
+            <w:vAlign w:val="center"/>
           </w:tcPr>
           <w:p>
+            <w:pPr>
+              <w:spacing w:before="0" w:after="0" w:line="240" w:lineRule="auto"/>
+              <w:jc w:val="center"/>
+            </w:pPr>
             <w:r>
               <w:t>{{ item(15, 'shift_day_night', '') }}</w:t>
             </w:r>
@@ -9186,8 +9239,13 @@
               <w:start w:w="0" w:type="dxa"/>
               <w:end w:w="0" w:type="dxa"/>
             </w:tcMar>
+            <w:vAlign w:val="center"/>
           </w:tcPr>
           <w:p>
+            <w:pPr>
+              <w:spacing w:before="0" w:after="0" w:line="240" w:lineRule="auto"/>
+              <w:jc w:val="center"/>
+            </w:pPr>
             <w:r>
               <w:t>{{ item(15, 'time_in', '') }}</w:t>
             </w:r>
@@ -9206,8 +9264,13 @@
               <w:start w:w="0" w:type="dxa"/>
               <w:end w:w="0" w:type="dxa"/>
             </w:tcMar>
+            <w:vAlign w:val="center"/>
           </w:tcPr>
           <w:p>
+            <w:pPr>
+              <w:spacing w:before="0" w:after="0" w:line="240" w:lineRule="auto"/>
+              <w:jc w:val="center"/>
+            </w:pPr>
             <w:r>
               <w:t>{{ item(15, 'time_out', '') }}</w:t>
             </w:r>
@@ -9426,8 +9489,13 @@
               <w:start w:w="0" w:type="dxa"/>
               <w:end w:w="0" w:type="dxa"/>
             </w:tcMar>
+            <w:vAlign w:val="center"/>
           </w:tcPr>
           <w:p>
+            <w:pPr>
+              <w:spacing w:before="0" w:after="0" w:line="240" w:lineRule="auto"/>
+              <w:jc w:val="center"/>
+            </w:pPr>
             <w:r>
               <w:rPr>
                 <w:sz w:val="16"/>
@@ -9449,8 +9517,13 @@
               <w:start w:w="0" w:type="dxa"/>
               <w:end w:w="0" w:type="dxa"/>
             </w:tcMar>
+            <w:vAlign w:val="center"/>
           </w:tcPr>
           <w:p>
+            <w:pPr>
+              <w:spacing w:before="0" w:after="0" w:line="240" w:lineRule="auto"/>
+              <w:jc w:val="center"/>
+            </w:pPr>
             <w:r>
               <w:rPr>
                 <w:sz w:val="16"/>
@@ -9472,8 +9545,13 @@
               <w:start w:w="0" w:type="dxa"/>
               <w:end w:w="0" w:type="dxa"/>
             </w:tcMar>
+            <w:vAlign w:val="center"/>
           </w:tcPr>
           <w:p>
+            <w:pPr>
+              <w:spacing w:before="0" w:after="0" w:line="240" w:lineRule="auto"/>
+              <w:jc w:val="center"/>
+            </w:pPr>
             <w:r>
               <w:rPr>
                 <w:sz w:val="16"/>
@@ -9495,8 +9573,13 @@
               <w:start w:w="0" w:type="dxa"/>
               <w:end w:w="0" w:type="dxa"/>
             </w:tcMar>
+            <w:vAlign w:val="center"/>
           </w:tcPr>
           <w:p>
+            <w:pPr>
+              <w:spacing w:before="0" w:after="0" w:line="240" w:lineRule="auto"/>
+              <w:jc w:val="center"/>
+            </w:pPr>
             <w:r>
               <w:t>{{ item(16, 'shift_day_night', '') }}</w:t>
             </w:r>
@@ -9515,8 +9598,13 @@
               <w:start w:w="0" w:type="dxa"/>
               <w:end w:w="0" w:type="dxa"/>
             </w:tcMar>
+            <w:vAlign w:val="center"/>
           </w:tcPr>
           <w:p>
+            <w:pPr>
+              <w:spacing w:before="0" w:after="0" w:line="240" w:lineRule="auto"/>
+              <w:jc w:val="center"/>
+            </w:pPr>
             <w:r>
               <w:t>{{ item(16, 'time_in', '') }}</w:t>
             </w:r>
@@ -9535,8 +9623,13 @@
               <w:start w:w="0" w:type="dxa"/>
               <w:end w:w="0" w:type="dxa"/>
             </w:tcMar>
+            <w:vAlign w:val="center"/>
           </w:tcPr>
           <w:p>
+            <w:pPr>
+              <w:spacing w:before="0" w:after="0" w:line="240" w:lineRule="auto"/>
+              <w:jc w:val="center"/>
+            </w:pPr>
             <w:r>
               <w:t>{{ item(16, 'time_out', '') }}</w:t>
             </w:r>
@@ -9755,8 +9848,13 @@
               <w:start w:w="0" w:type="dxa"/>
               <w:end w:w="0" w:type="dxa"/>
             </w:tcMar>
+            <w:vAlign w:val="center"/>
           </w:tcPr>
           <w:p>
+            <w:pPr>
+              <w:spacing w:before="0" w:after="0" w:line="240" w:lineRule="auto"/>
+              <w:jc w:val="center"/>
+            </w:pPr>
             <w:r>
               <w:rPr>
                 <w:sz w:val="16"/>
@@ -9778,8 +9876,13 @@
               <w:start w:w="0" w:type="dxa"/>
               <w:end w:w="0" w:type="dxa"/>
             </w:tcMar>
+            <w:vAlign w:val="center"/>
           </w:tcPr>
           <w:p>
+            <w:pPr>
+              <w:spacing w:before="0" w:after="0" w:line="240" w:lineRule="auto"/>
+              <w:jc w:val="center"/>
+            </w:pPr>
             <w:r>
               <w:rPr>
                 <w:sz w:val="16"/>
@@ -9801,8 +9904,13 @@
               <w:start w:w="0" w:type="dxa"/>
               <w:end w:w="0" w:type="dxa"/>
             </w:tcMar>
+            <w:vAlign w:val="center"/>
           </w:tcPr>
           <w:p>
+            <w:pPr>
+              <w:spacing w:before="0" w:after="0" w:line="240" w:lineRule="auto"/>
+              <w:jc w:val="center"/>
+            </w:pPr>
             <w:r>
               <w:rPr>
                 <w:sz w:val="16"/>
@@ -9824,8 +9932,13 @@
               <w:start w:w="0" w:type="dxa"/>
               <w:end w:w="0" w:type="dxa"/>
             </w:tcMar>
+            <w:vAlign w:val="center"/>
           </w:tcPr>
           <w:p>
+            <w:pPr>
+              <w:spacing w:before="0" w:after="0" w:line="240" w:lineRule="auto"/>
+              <w:jc w:val="center"/>
+            </w:pPr>
             <w:r>
               <w:t>{{ item(17, 'shift_day_night', '') }}</w:t>
             </w:r>
@@ -9844,8 +9957,13 @@
               <w:start w:w="0" w:type="dxa"/>
               <w:end w:w="0" w:type="dxa"/>
             </w:tcMar>
+            <w:vAlign w:val="center"/>
           </w:tcPr>
           <w:p>
+            <w:pPr>
+              <w:spacing w:before="0" w:after="0" w:line="240" w:lineRule="auto"/>
+              <w:jc w:val="center"/>
+            </w:pPr>
             <w:r>
               <w:t>{{ item(17, 'time_in', '') }}</w:t>
             </w:r>
@@ -9864,8 +9982,13 @@
               <w:start w:w="0" w:type="dxa"/>
               <w:end w:w="0" w:type="dxa"/>
             </w:tcMar>
+            <w:vAlign w:val="center"/>
           </w:tcPr>
           <w:p>
+            <w:pPr>
+              <w:spacing w:before="0" w:after="0" w:line="240" w:lineRule="auto"/>
+              <w:jc w:val="center"/>
+            </w:pPr>
             <w:r>
               <w:t>{{ item(17, 'time_out', '') }}</w:t>
             </w:r>
@@ -10084,8 +10207,13 @@
               <w:start w:w="0" w:type="dxa"/>
               <w:end w:w="0" w:type="dxa"/>
             </w:tcMar>
+            <w:vAlign w:val="center"/>
           </w:tcPr>
           <w:p>
+            <w:pPr>
+              <w:spacing w:before="0" w:after="0" w:line="240" w:lineRule="auto"/>
+              <w:jc w:val="center"/>
+            </w:pPr>
             <w:r>
               <w:rPr>
                 <w:sz w:val="16"/>
@@ -10107,8 +10235,13 @@
               <w:start w:w="0" w:type="dxa"/>
               <w:end w:w="0" w:type="dxa"/>
             </w:tcMar>
+            <w:vAlign w:val="center"/>
           </w:tcPr>
           <w:p>
+            <w:pPr>
+              <w:spacing w:before="0" w:after="0" w:line="240" w:lineRule="auto"/>
+              <w:jc w:val="center"/>
+            </w:pPr>
             <w:r>
               <w:rPr>
                 <w:sz w:val="16"/>
@@ -10130,8 +10263,13 @@
               <w:start w:w="0" w:type="dxa"/>
               <w:end w:w="0" w:type="dxa"/>
             </w:tcMar>
+            <w:vAlign w:val="center"/>
           </w:tcPr>
           <w:p>
+            <w:pPr>
+              <w:spacing w:before="0" w:after="0" w:line="240" w:lineRule="auto"/>
+              <w:jc w:val="center"/>
+            </w:pPr>
             <w:r>
               <w:rPr>
                 <w:sz w:val="16"/>
@@ -10153,8 +10291,13 @@
               <w:start w:w="0" w:type="dxa"/>
               <w:end w:w="0" w:type="dxa"/>
             </w:tcMar>
+            <w:vAlign w:val="center"/>
           </w:tcPr>
           <w:p>
+            <w:pPr>
+              <w:spacing w:before="0" w:after="0" w:line="240" w:lineRule="auto"/>
+              <w:jc w:val="center"/>
+            </w:pPr>
             <w:r>
               <w:t>{{ item(18, 'shift_day_night', '') }}</w:t>
             </w:r>
@@ -10173,8 +10316,13 @@
               <w:start w:w="0" w:type="dxa"/>
               <w:end w:w="0" w:type="dxa"/>
             </w:tcMar>
+            <w:vAlign w:val="center"/>
           </w:tcPr>
           <w:p>
+            <w:pPr>
+              <w:spacing w:before="0" w:after="0" w:line="240" w:lineRule="auto"/>
+              <w:jc w:val="center"/>
+            </w:pPr>
             <w:r>
               <w:t>{{ item(18, 'time_in', '') }}</w:t>
             </w:r>
@@ -10193,8 +10341,13 @@
               <w:start w:w="0" w:type="dxa"/>
               <w:end w:w="0" w:type="dxa"/>
             </w:tcMar>
+            <w:vAlign w:val="center"/>
           </w:tcPr>
           <w:p>
+            <w:pPr>
+              <w:spacing w:before="0" w:after="0" w:line="240" w:lineRule="auto"/>
+              <w:jc w:val="center"/>
+            </w:pPr>
             <w:r>
               <w:t>{{ item(18, 'time_out', '') }}</w:t>
             </w:r>
@@ -10413,8 +10566,13 @@
               <w:start w:w="0" w:type="dxa"/>
               <w:end w:w="0" w:type="dxa"/>
             </w:tcMar>
+            <w:vAlign w:val="center"/>
           </w:tcPr>
           <w:p>
+            <w:pPr>
+              <w:spacing w:before="0" w:after="0" w:line="240" w:lineRule="auto"/>
+              <w:jc w:val="center"/>
+            </w:pPr>
             <w:r>
               <w:rPr>
                 <w:sz w:val="16"/>
@@ -10436,8 +10594,13 @@
               <w:start w:w="0" w:type="dxa"/>
               <w:end w:w="0" w:type="dxa"/>
             </w:tcMar>
+            <w:vAlign w:val="center"/>
           </w:tcPr>
           <w:p>
+            <w:pPr>
+              <w:spacing w:before="0" w:after="0" w:line="240" w:lineRule="auto"/>
+              <w:jc w:val="center"/>
+            </w:pPr>
             <w:r>
               <w:rPr>
                 <w:sz w:val="16"/>
@@ -10459,8 +10622,13 @@
               <w:start w:w="0" w:type="dxa"/>
               <w:end w:w="0" w:type="dxa"/>
             </w:tcMar>
+            <w:vAlign w:val="center"/>
           </w:tcPr>
           <w:p>
+            <w:pPr>
+              <w:spacing w:before="0" w:after="0" w:line="240" w:lineRule="auto"/>
+              <w:jc w:val="center"/>
+            </w:pPr>
             <w:r>
               <w:rPr>
                 <w:sz w:val="16"/>
@@ -10482,8 +10650,13 @@
               <w:start w:w="0" w:type="dxa"/>
               <w:end w:w="0" w:type="dxa"/>
             </w:tcMar>
+            <w:vAlign w:val="center"/>
           </w:tcPr>
           <w:p>
+            <w:pPr>
+              <w:spacing w:before="0" w:after="0" w:line="240" w:lineRule="auto"/>
+              <w:jc w:val="center"/>
+            </w:pPr>
             <w:r>
               <w:t>{{ item(19, 'shift_day_night', '') }}</w:t>
             </w:r>
@@ -10502,8 +10675,13 @@
               <w:start w:w="0" w:type="dxa"/>
               <w:end w:w="0" w:type="dxa"/>
             </w:tcMar>
+            <w:vAlign w:val="center"/>
           </w:tcPr>
           <w:p>
+            <w:pPr>
+              <w:spacing w:before="0" w:after="0" w:line="240" w:lineRule="auto"/>
+              <w:jc w:val="center"/>
+            </w:pPr>
             <w:r>
               <w:t>{{ item(19, 'time_in', '') }}</w:t>
             </w:r>
@@ -10522,8 +10700,13 @@
               <w:start w:w="0" w:type="dxa"/>
               <w:end w:w="0" w:type="dxa"/>
             </w:tcMar>
+            <w:vAlign w:val="center"/>
           </w:tcPr>
           <w:p>
+            <w:pPr>
+              <w:spacing w:before="0" w:after="0" w:line="240" w:lineRule="auto"/>
+              <w:jc w:val="center"/>
+            </w:pPr>
             <w:r>
               <w:t>{{ item(19, 'time_out', '') }}</w:t>
             </w:r>
@@ -10742,8 +10925,13 @@
               <w:start w:w="0" w:type="dxa"/>
               <w:end w:w="0" w:type="dxa"/>
             </w:tcMar>
+            <w:vAlign w:val="center"/>
           </w:tcPr>
           <w:p>
+            <w:pPr>
+              <w:spacing w:before="0" w:after="0" w:line="240" w:lineRule="auto"/>
+              <w:jc w:val="center"/>
+            </w:pPr>
             <w:r>
               <w:rPr>
                 <w:sz w:val="16"/>
@@ -10765,8 +10953,13 @@
               <w:start w:w="0" w:type="dxa"/>
               <w:end w:w="0" w:type="dxa"/>
             </w:tcMar>
+            <w:vAlign w:val="center"/>
           </w:tcPr>
           <w:p>
+            <w:pPr>
+              <w:spacing w:before="0" w:after="0" w:line="240" w:lineRule="auto"/>
+              <w:jc w:val="center"/>
+            </w:pPr>
             <w:r>
               <w:rPr>
                 <w:sz w:val="16"/>
@@ -10788,8 +10981,13 @@
               <w:start w:w="0" w:type="dxa"/>
               <w:end w:w="0" w:type="dxa"/>
             </w:tcMar>
+            <w:vAlign w:val="center"/>
           </w:tcPr>
           <w:p>
+            <w:pPr>
+              <w:spacing w:before="0" w:after="0" w:line="240" w:lineRule="auto"/>
+              <w:jc w:val="center"/>
+            </w:pPr>
             <w:r>
               <w:rPr>
                 <w:sz w:val="16"/>
@@ -10811,8 +11009,13 @@
               <w:start w:w="0" w:type="dxa"/>
               <w:end w:w="0" w:type="dxa"/>
             </w:tcMar>
+            <w:vAlign w:val="center"/>
           </w:tcPr>
           <w:p>
+            <w:pPr>
+              <w:spacing w:before="0" w:after="0" w:line="240" w:lineRule="auto"/>
+              <w:jc w:val="center"/>
+            </w:pPr>
             <w:r>
               <w:t>{{ item(20, 'shift_day_night', '') }}</w:t>
             </w:r>
@@ -10831,8 +11034,13 @@
               <w:start w:w="0" w:type="dxa"/>
               <w:end w:w="0" w:type="dxa"/>
             </w:tcMar>
+            <w:vAlign w:val="center"/>
           </w:tcPr>
           <w:p>
+            <w:pPr>
+              <w:spacing w:before="0" w:after="0" w:line="240" w:lineRule="auto"/>
+              <w:jc w:val="center"/>
+            </w:pPr>
             <w:r>
               <w:t>{{ item(20, 'time_in', '') }}</w:t>
             </w:r>
@@ -10851,8 +11059,13 @@
               <w:start w:w="0" w:type="dxa"/>
               <w:end w:w="0" w:type="dxa"/>
             </w:tcMar>
+            <w:vAlign w:val="center"/>
           </w:tcPr>
           <w:p>
+            <w:pPr>
+              <w:spacing w:before="0" w:after="0" w:line="240" w:lineRule="auto"/>
+              <w:jc w:val="center"/>
+            </w:pPr>
             <w:r>
               <w:t>{{ item(20, 'time_out', '') }}</w:t>
             </w:r>
@@ -11071,8 +11284,13 @@
               <w:start w:w="0" w:type="dxa"/>
               <w:end w:w="0" w:type="dxa"/>
             </w:tcMar>
+            <w:vAlign w:val="center"/>
           </w:tcPr>
           <w:p>
+            <w:pPr>
+              <w:spacing w:before="0" w:after="0" w:line="240" w:lineRule="auto"/>
+              <w:jc w:val="center"/>
+            </w:pPr>
             <w:r>
               <w:rPr>
                 <w:sz w:val="16"/>
@@ -11094,8 +11312,13 @@
               <w:start w:w="0" w:type="dxa"/>
               <w:end w:w="0" w:type="dxa"/>
             </w:tcMar>
+            <w:vAlign w:val="center"/>
           </w:tcPr>
           <w:p>
+            <w:pPr>
+              <w:spacing w:before="0" w:after="0" w:line="240" w:lineRule="auto"/>
+              <w:jc w:val="center"/>
+            </w:pPr>
             <w:r>
               <w:rPr>
                 <w:sz w:val="16"/>
@@ -11117,8 +11340,13 @@
               <w:start w:w="0" w:type="dxa"/>
               <w:end w:w="0" w:type="dxa"/>
             </w:tcMar>
+            <w:vAlign w:val="center"/>
           </w:tcPr>
           <w:p>
+            <w:pPr>
+              <w:spacing w:before="0" w:after="0" w:line="240" w:lineRule="auto"/>
+              <w:jc w:val="center"/>
+            </w:pPr>
             <w:r>
               <w:rPr>
                 <w:sz w:val="16"/>
@@ -11140,8 +11368,13 @@
               <w:start w:w="0" w:type="dxa"/>
               <w:end w:w="0" w:type="dxa"/>
             </w:tcMar>
+            <w:vAlign w:val="center"/>
           </w:tcPr>
           <w:p>
+            <w:pPr>
+              <w:spacing w:before="0" w:after="0" w:line="240" w:lineRule="auto"/>
+              <w:jc w:val="center"/>
+            </w:pPr>
             <w:r>
               <w:t>{{ item(21, 'shift_day_night', '') }}</w:t>
             </w:r>
@@ -11160,8 +11393,13 @@
               <w:start w:w="0" w:type="dxa"/>
               <w:end w:w="0" w:type="dxa"/>
             </w:tcMar>
+            <w:vAlign w:val="center"/>
           </w:tcPr>
           <w:p>
+            <w:pPr>
+              <w:spacing w:before="0" w:after="0" w:line="240" w:lineRule="auto"/>
+              <w:jc w:val="center"/>
+            </w:pPr>
             <w:r>
               <w:t>{{ item(21, 'time_in', '') }}</w:t>
             </w:r>
@@ -11180,8 +11418,13 @@
               <w:start w:w="0" w:type="dxa"/>
               <w:end w:w="0" w:type="dxa"/>
             </w:tcMar>
+            <w:vAlign w:val="center"/>
           </w:tcPr>
           <w:p>
+            <w:pPr>
+              <w:spacing w:before="0" w:after="0" w:line="240" w:lineRule="auto"/>
+              <w:jc w:val="center"/>
+            </w:pPr>
             <w:r>
               <w:t>{{ item(21, 'time_out', '') }}</w:t>
             </w:r>
@@ -11400,8 +11643,13 @@
               <w:start w:w="0" w:type="dxa"/>
               <w:end w:w="0" w:type="dxa"/>
             </w:tcMar>
+            <w:vAlign w:val="center"/>
           </w:tcPr>
           <w:p>
+            <w:pPr>
+              <w:spacing w:before="0" w:after="0" w:line="240" w:lineRule="auto"/>
+              <w:jc w:val="center"/>
+            </w:pPr>
             <w:r>
               <w:rPr>
                 <w:sz w:val="16"/>
@@ -11423,8 +11671,13 @@
               <w:start w:w="0" w:type="dxa"/>
               <w:end w:w="0" w:type="dxa"/>
             </w:tcMar>
+            <w:vAlign w:val="center"/>
           </w:tcPr>
           <w:p>
+            <w:pPr>
+              <w:spacing w:before="0" w:after="0" w:line="240" w:lineRule="auto"/>
+              <w:jc w:val="center"/>
+            </w:pPr>
             <w:r>
               <w:rPr>
                 <w:sz w:val="16"/>
@@ -11446,8 +11699,13 @@
               <w:start w:w="0" w:type="dxa"/>
               <w:end w:w="0" w:type="dxa"/>
             </w:tcMar>
+            <w:vAlign w:val="center"/>
           </w:tcPr>
           <w:p>
+            <w:pPr>
+              <w:spacing w:before="0" w:after="0" w:line="240" w:lineRule="auto"/>
+              <w:jc w:val="center"/>
+            </w:pPr>
             <w:r>
               <w:rPr>
                 <w:sz w:val="16"/>
@@ -11469,8 +11727,13 @@
               <w:start w:w="0" w:type="dxa"/>
               <w:end w:w="0" w:type="dxa"/>
             </w:tcMar>
+            <w:vAlign w:val="center"/>
           </w:tcPr>
           <w:p>
+            <w:pPr>
+              <w:spacing w:before="0" w:after="0" w:line="240" w:lineRule="auto"/>
+              <w:jc w:val="center"/>
+            </w:pPr>
             <w:r>
               <w:t>{{ item(22, 'shift_day_night', '') }}</w:t>
             </w:r>
@@ -11489,8 +11752,13 @@
               <w:start w:w="0" w:type="dxa"/>
               <w:end w:w="0" w:type="dxa"/>
             </w:tcMar>
+            <w:vAlign w:val="center"/>
           </w:tcPr>
           <w:p>
+            <w:pPr>
+              <w:spacing w:before="0" w:after="0" w:line="240" w:lineRule="auto"/>
+              <w:jc w:val="center"/>
+            </w:pPr>
             <w:r>
               <w:t>{{ item(22, 'time_in', '') }}</w:t>
             </w:r>
@@ -11509,8 +11777,13 @@
               <w:start w:w="0" w:type="dxa"/>
               <w:end w:w="0" w:type="dxa"/>
             </w:tcMar>
+            <w:vAlign w:val="center"/>
           </w:tcPr>
           <w:p>
+            <w:pPr>
+              <w:spacing w:before="0" w:after="0" w:line="240" w:lineRule="auto"/>
+              <w:jc w:val="center"/>
+            </w:pPr>
             <w:r>
               <w:t>{{ item(22, 'time_out', '') }}</w:t>
             </w:r>
@@ -11729,8 +12002,13 @@
               <w:start w:w="0" w:type="dxa"/>
               <w:end w:w="0" w:type="dxa"/>
             </w:tcMar>
+            <w:vAlign w:val="center"/>
           </w:tcPr>
           <w:p>
+            <w:pPr>
+              <w:spacing w:before="0" w:after="0" w:line="240" w:lineRule="auto"/>
+              <w:jc w:val="center"/>
+            </w:pPr>
             <w:r>
               <w:rPr>
                 <w:sz w:val="16"/>
@@ -11752,8 +12030,13 @@
               <w:start w:w="0" w:type="dxa"/>
               <w:end w:w="0" w:type="dxa"/>
             </w:tcMar>
+            <w:vAlign w:val="center"/>
           </w:tcPr>
           <w:p>
+            <w:pPr>
+              <w:spacing w:before="0" w:after="0" w:line="240" w:lineRule="auto"/>
+              <w:jc w:val="center"/>
+            </w:pPr>
             <w:r>
               <w:rPr>
                 <w:sz w:val="16"/>
@@ -11775,8 +12058,13 @@
               <w:start w:w="0" w:type="dxa"/>
               <w:end w:w="0" w:type="dxa"/>
             </w:tcMar>
+            <w:vAlign w:val="center"/>
           </w:tcPr>
           <w:p>
+            <w:pPr>
+              <w:spacing w:before="0" w:after="0" w:line="240" w:lineRule="auto"/>
+              <w:jc w:val="center"/>
+            </w:pPr>
             <w:r>
               <w:rPr>
                 <w:sz w:val="16"/>
@@ -11798,8 +12086,13 @@
               <w:start w:w="0" w:type="dxa"/>
               <w:end w:w="0" w:type="dxa"/>
             </w:tcMar>
+            <w:vAlign w:val="center"/>
           </w:tcPr>
           <w:p>
+            <w:pPr>
+              <w:spacing w:before="0" w:after="0" w:line="240" w:lineRule="auto"/>
+              <w:jc w:val="center"/>
+            </w:pPr>
             <w:r>
               <w:t>{{ item(23, 'shift_day_night', '') }}</w:t>
             </w:r>
@@ -11818,8 +12111,13 @@
               <w:start w:w="0" w:type="dxa"/>
               <w:end w:w="0" w:type="dxa"/>
             </w:tcMar>
+            <w:vAlign w:val="center"/>
           </w:tcPr>
           <w:p>
+            <w:pPr>
+              <w:spacing w:before="0" w:after="0" w:line="240" w:lineRule="auto"/>
+              <w:jc w:val="center"/>
+            </w:pPr>
             <w:r>
               <w:t>{{ item(23, 'time_in', '') }}</w:t>
             </w:r>
@@ -11838,8 +12136,13 @@
               <w:start w:w="0" w:type="dxa"/>
               <w:end w:w="0" w:type="dxa"/>
             </w:tcMar>
+            <w:vAlign w:val="center"/>
           </w:tcPr>
           <w:p>
+            <w:pPr>
+              <w:spacing w:before="0" w:after="0" w:line="240" w:lineRule="auto"/>
+              <w:jc w:val="center"/>
+            </w:pPr>
             <w:r>
               <w:t>{{ item(23, 'time_out', '') }}</w:t>
             </w:r>
@@ -12223,454 +12526,6 @@
         <w:autoSpaceDN w:val="0"/>
         <w:autoSpaceDE w:val="0"/>
         <w:widowControl/>
-        <w:spacing w:line="240" w:lineRule="auto" w:before="726" w:after="234"/>
-        <w:ind w:left="0" w:right="0" w:firstLine="0"/>
-        <w:jc w:val="left"/>
-      </w:pPr>
-      <w:r>
-        <w:drawing>
-          <wp:inline xmlns:a="http://schemas.openxmlformats.org/drawingml/2006/main" xmlns:pic="http://schemas.openxmlformats.org/drawingml/2006/picture">
-            <wp:extent cx="6337300" cy="203200"/>
-            <wp:docPr id="8" name="Picture 8"/>
-            <wp:cNvGraphicFramePr>
-              <a:graphicFrameLocks noChangeAspect="1"/>
-            </wp:cNvGraphicFramePr>
-            <a:graphic>
-              <a:graphicData uri="http://schemas.openxmlformats.org/drawingml/2006/picture">
-                <pic:pic>
-                  <pic:nvPicPr>
-                    <pic:cNvPr id="0" name="image.png"/>
-                    <pic:cNvPicPr/>
-                  </pic:nvPicPr>
-                  <pic:blipFill>
-                    <a:blip r:embed="rId18"/>
-                    <a:stretch>
-                      <a:fillRect/>
-                    </a:stretch>
-                  </pic:blipFill>
-                  <pic:spPr>
-                    <a:xfrm>
-                      <a:off x="0" y="0"/>
-                      <a:ext cx="6337300" cy="203200"/>
-                    </a:xfrm>
-                    <a:prstGeom prst="rect"/>
-                  </pic:spPr>
-                </pic:pic>
-              </a:graphicData>
-            </a:graphic>
-          </wp:inline>
-        </w:drawing>
-      </w:r>
-    </w:p>
-    <w:tbl>
-      <w:tblPr>
-        <w:tblW w:type="auto" w:w="0"/>
-        <w:tblLayout w:type="fixed"/>
-        <w:tblLook w:firstColumn="1" w:firstRow="1" w:lastColumn="0" w:lastRow="0" w:noHBand="0" w:noVBand="1" w:val="04A0"/>
-        <w:tblInd w:w="600.0" w:type="dxa"/>
-      </w:tblPr>
-      <w:tblGrid>
-        <w:gridCol w:w="2326"/>
-        <w:gridCol w:w="2326"/>
-        <w:gridCol w:w="2326"/>
-        <w:gridCol w:w="2326"/>
-        <w:gridCol w:w="2326"/>
-        <w:gridCol w:w="2326"/>
-      </w:tblGrid>
-      <w:tr>
-        <w:trPr>
-          <w:trHeight w:hRule="exact" w:val="293"/>
-        </w:trPr>
-        <w:tc>
-          <w:tcPr>
-            <w:tcW w:type="dxa" w:w="1060"/>
-            <w:vMerge w:val="restart"/>
-            <w:tcBorders/>
-            <w:tcMar>
-              <w:start w:w="0" w:type="dxa"/>
-              <w:end w:w="0" w:type="dxa"/>
-            </w:tcMar>
-            <w:tcMar>
-              <w:start w:w="0" w:type="dxa"/>
-              <w:end w:w="0" w:type="dxa"/>
-            </w:tcMar>
-          </w:tcPr>
-          <w:p>
-            <w:pPr>
-              <w:autoSpaceDN w:val="0"/>
-              <w:autoSpaceDE w:val="0"/>
-              <w:widowControl/>
-              <w:spacing w:line="240" w:lineRule="auto" w:before="110" w:after="0"/>
-              <w:ind w:left="0" w:right="36" w:firstLine="0"/>
-              <w:jc w:val="right"/>
-            </w:pPr>
-            <w:r>
-              <w:drawing>
-                <wp:inline xmlns:a="http://schemas.openxmlformats.org/drawingml/2006/main" xmlns:pic="http://schemas.openxmlformats.org/drawingml/2006/picture">
-                  <wp:extent cx="252730" cy="252729"/>
-                  <wp:docPr id="9" name="Picture 9"/>
-                  <wp:cNvGraphicFramePr>
-                    <a:graphicFrameLocks noChangeAspect="1"/>
-                  </wp:cNvGraphicFramePr>
-                  <a:graphic>
-                    <a:graphicData uri="http://schemas.openxmlformats.org/drawingml/2006/picture">
-                      <pic:pic>
-                        <pic:nvPicPr>
-                          <pic:cNvPr id="0" name="image.png"/>
-                          <pic:cNvPicPr/>
-                        </pic:nvPicPr>
-                        <pic:blipFill>
-                          <a:blip r:embed="rId12"/>
-                          <a:stretch>
-                            <a:fillRect/>
-                          </a:stretch>
-                        </pic:blipFill>
-                        <pic:spPr>
-                          <a:xfrm>
-                            <a:off x="0" y="0"/>
-                            <a:ext cx="252730" cy="252729"/>
-                          </a:xfrm>
-                          <a:prstGeom prst="rect"/>
-                        </pic:spPr>
-                      </pic:pic>
-                    </a:graphicData>
-                  </a:graphic>
-                </wp:inline>
-              </w:drawing>
-            </w:r>
-          </w:p>
-        </w:tc>
-        <w:tc>
-          <w:tcPr>
-            <w:tcW w:type="dxa" w:w="2300"/>
-            <w:vMerge w:val="restart"/>
-            <w:tcBorders/>
-            <w:tcMar>
-              <w:start w:w="0" w:type="dxa"/>
-              <w:end w:w="0" w:type="dxa"/>
-            </w:tcMar>
-            <w:tcMar>
-              <w:start w:w="0" w:type="dxa"/>
-              <w:end w:w="0" w:type="dxa"/>
-            </w:tcMar>
-          </w:tcPr>
-          <w:p>
-            <w:pPr>
-              <w:autoSpaceDN w:val="0"/>
-              <w:autoSpaceDE w:val="0"/>
-              <w:widowControl/>
-              <w:spacing w:line="197" w:lineRule="auto" w:before="248" w:after="0"/>
-              <w:ind w:left="52" w:right="0" w:firstLine="0"/>
-              <w:jc w:val="left"/>
-            </w:pPr>
-            <w:r>
-              <w:rPr>
-                <w:rFonts w:ascii="Calibri" w:hAnsi="Calibri" w:eastAsia="Calibri"/>
-                <w:b w:val="0"/>
-                <w:i w:val="0"/>
-                <w:color w:val="A09F9F"/>
-                <w:sz w:val="16"/>
-              </w:rPr>
-              <w:t>Abu Dhabi, United Arab Emirates</w:t>
-            </w:r>
-          </w:p>
-        </w:tc>
-        <w:tc>
-          <w:tcPr>
-            <w:tcW w:type="dxa" w:w="840"/>
-            <w:vMerge w:val="restart"/>
-            <w:tcBorders/>
-            <w:tcMar>
-              <w:start w:w="0" w:type="dxa"/>
-              <w:end w:w="0" w:type="dxa"/>
-            </w:tcMar>
-            <w:tcMar>
-              <w:start w:w="0" w:type="dxa"/>
-              <w:end w:w="0" w:type="dxa"/>
-            </w:tcMar>
-          </w:tcPr>
-          <w:p>
-            <w:pPr>
-              <w:autoSpaceDN w:val="0"/>
-              <w:autoSpaceDE w:val="0"/>
-              <w:widowControl/>
-              <w:spacing w:line="240" w:lineRule="auto" w:before="78" w:after="0"/>
-              <w:ind w:left="0" w:right="124" w:firstLine="0"/>
-              <w:jc w:val="right"/>
-            </w:pPr>
-            <w:r>
-              <w:drawing>
-                <wp:inline xmlns:a="http://schemas.openxmlformats.org/drawingml/2006/main" xmlns:pic="http://schemas.openxmlformats.org/drawingml/2006/picture">
-                  <wp:extent cx="252730" cy="252729"/>
-                  <wp:docPr id="10" name="Picture 10"/>
-                  <wp:cNvGraphicFramePr>
-                    <a:graphicFrameLocks noChangeAspect="1"/>
-                  </wp:cNvGraphicFramePr>
-                  <a:graphic>
-                    <a:graphicData uri="http://schemas.openxmlformats.org/drawingml/2006/picture">
-                      <pic:pic>
-                        <pic:nvPicPr>
-                          <pic:cNvPr id="0" name="image.png"/>
-                          <pic:cNvPicPr/>
-                        </pic:nvPicPr>
-                        <pic:blipFill>
-                          <a:blip r:embed="rId13"/>
-                          <a:stretch>
-                            <a:fillRect/>
-                          </a:stretch>
-                        </pic:blipFill>
-                        <pic:spPr>
-                          <a:xfrm>
-                            <a:off x="0" y="0"/>
-                            <a:ext cx="252730" cy="252729"/>
-                          </a:xfrm>
-                          <a:prstGeom prst="rect"/>
-                        </pic:spPr>
-                      </pic:pic>
-                    </a:graphicData>
-                  </a:graphic>
-                </wp:inline>
-              </w:drawing>
-            </w:r>
-          </w:p>
-        </w:tc>
-        <w:tc>
-          <w:tcPr>
-            <w:tcW w:type="dxa" w:w="2040"/>
-            <w:tcBorders/>
-            <w:tcMar>
-              <w:start w:w="0" w:type="dxa"/>
-              <w:end w:w="0" w:type="dxa"/>
-            </w:tcMar>
-          </w:tcPr>
-          <w:p>
-            <w:pPr>
-              <w:autoSpaceDN w:val="0"/>
-              <w:autoSpaceDE w:val="0"/>
-              <w:widowControl/>
-              <w:spacing w:line="175" w:lineRule="auto" w:before="48" w:after="0"/>
-              <w:ind w:left="124" w:right="0" w:firstLine="0"/>
-              <w:jc w:val="left"/>
-            </w:pPr>
-            <w:r>
-              <w:rPr>
-                <w:rFonts w:ascii="Myanmar Text" w:hAnsi="Myanmar Text" w:eastAsia="Myanmar Text"/>
-                <w:b w:val="0"/>
-                <w:i w:val="0"/>
-                <w:color w:val="A09F9F"/>
-                <w:sz w:val="18"/>
-              </w:rPr>
-              <w:hyperlink r:id="rId14" w:history="1">
-                <w:r>
-                  <w:rPr>
-                    <w:rStyle w:val="Hyperlink"/>
-                  </w:rPr>
-                  <w:t>info@gss-group.net</w:t>
-                </w:r>
-              </w:hyperlink>
-            </w:r>
-          </w:p>
-        </w:tc>
-        <w:tc>
-          <w:tcPr>
-            <w:tcW w:type="dxa" w:w="960"/>
-            <w:vMerge w:val="restart"/>
-            <w:tcBorders/>
-            <w:tcMar>
-              <w:start w:w="0" w:type="dxa"/>
-              <w:end w:w="0" w:type="dxa"/>
-            </w:tcMar>
-            <w:tcMar>
-              <w:start w:w="0" w:type="dxa"/>
-              <w:end w:w="0" w:type="dxa"/>
-            </w:tcMar>
-          </w:tcPr>
-          <w:p>
-            <w:pPr>
-              <w:autoSpaceDN w:val="0"/>
-              <w:autoSpaceDE w:val="0"/>
-              <w:widowControl/>
-              <w:spacing w:line="240" w:lineRule="auto" w:before="92" w:after="0"/>
-              <w:ind w:left="0" w:right="84" w:firstLine="0"/>
-              <w:jc w:val="right"/>
-            </w:pPr>
-            <w:r>
-              <w:drawing>
-                <wp:inline xmlns:a="http://schemas.openxmlformats.org/drawingml/2006/main" xmlns:pic="http://schemas.openxmlformats.org/drawingml/2006/picture">
-                  <wp:extent cx="251460" cy="252730"/>
-                  <wp:docPr id="11" name="Picture 11"/>
-                  <wp:cNvGraphicFramePr>
-                    <a:graphicFrameLocks noChangeAspect="1"/>
-                  </wp:cNvGraphicFramePr>
-                  <a:graphic>
-                    <a:graphicData uri="http://schemas.openxmlformats.org/drawingml/2006/picture">
-                      <pic:pic>
-                        <pic:nvPicPr>
-                          <pic:cNvPr id="0" name="image.png"/>
-                          <pic:cNvPicPr/>
-                        </pic:nvPicPr>
-                        <pic:blipFill>
-                          <a:blip r:embed="rId15"/>
-                          <a:stretch>
-                            <a:fillRect/>
-                          </a:stretch>
-                        </pic:blipFill>
-                        <pic:spPr>
-                          <a:xfrm>
-                            <a:off x="0" y="0"/>
-                            <a:ext cx="251460" cy="252730"/>
-                          </a:xfrm>
-                          <a:prstGeom prst="rect"/>
-                        </pic:spPr>
-                      </pic:pic>
-                    </a:graphicData>
-                  </a:graphic>
-                </wp:inline>
-              </w:drawing>
-            </w:r>
-          </w:p>
-        </w:tc>
-        <w:tc>
-          <w:tcPr>
-            <w:tcW w:type="dxa" w:w="5400"/>
-            <w:tcBorders/>
-            <w:tcMar>
-              <w:start w:w="0" w:type="dxa"/>
-              <w:end w:w="0" w:type="dxa"/>
-            </w:tcMar>
-          </w:tcPr>
-          <w:p>
-            <w:pPr>
-              <w:autoSpaceDN w:val="0"/>
-              <w:autoSpaceDE w:val="0"/>
-              <w:widowControl/>
-              <w:spacing w:line="175" w:lineRule="auto" w:before="48" w:after="0"/>
-              <w:ind w:left="104" w:right="0" w:firstLine="0"/>
-              <w:jc w:val="left"/>
-            </w:pPr>
-            <w:r>
-              <w:rPr>
-                <w:rFonts w:ascii="Myanmar Text" w:hAnsi="Myanmar Text" w:eastAsia="Myanmar Text"/>
-                <w:b w:val="0"/>
-                <w:i w:val="0"/>
-                <w:color w:val="A09F9F"/>
-                <w:sz w:val="18"/>
-              </w:rPr>
-              <w:t>Phone: +9712 6666898</w:t>
-            </w:r>
-          </w:p>
-        </w:tc>
-      </w:tr>
-      <w:tr>
-        <w:trPr>
-          <w:trHeight w:hRule="exact" w:val="219"/>
-        </w:trPr>
-        <w:tc>
-          <w:tcPr>
-            <w:tcW w:type="dxa" w:w="2326"/>
-            <w:vMerge/>
-            <w:tcBorders/>
-          </w:tcPr>
-          <w:p/>
-        </w:tc>
-        <w:tc>
-          <w:tcPr>
-            <w:tcW w:type="dxa" w:w="2326"/>
-            <w:vMerge/>
-            <w:tcBorders/>
-          </w:tcPr>
-          <w:p/>
-        </w:tc>
-        <w:tc>
-          <w:tcPr>
-            <w:tcW w:type="dxa" w:w="2326"/>
-            <w:vMerge/>
-            <w:tcBorders/>
-          </w:tcPr>
-          <w:p/>
-        </w:tc>
-        <w:tc>
-          <w:tcPr>
-            <w:tcW w:type="dxa" w:w="2040"/>
-            <w:tcBorders/>
-            <w:tcMar>
-              <w:start w:w="0" w:type="dxa"/>
-              <w:end w:w="0" w:type="dxa"/>
-            </w:tcMar>
-          </w:tcPr>
-          <w:p>
-            <w:pPr>
-              <w:autoSpaceDN w:val="0"/>
-              <w:autoSpaceDE w:val="0"/>
-              <w:widowControl/>
-              <w:spacing w:line="175" w:lineRule="auto" w:before="0" w:after="0"/>
-              <w:ind w:left="140" w:right="0" w:firstLine="0"/>
-              <w:jc w:val="left"/>
-            </w:pPr>
-            <w:r>
-              <w:rPr>
-                <w:rFonts w:ascii="Myanmar Text" w:hAnsi="Myanmar Text" w:eastAsia="Myanmar Text"/>
-                <w:b w:val="0"/>
-                <w:i w:val="0"/>
-                <w:color w:val="A09F9F"/>
-                <w:sz w:val="18"/>
-              </w:rPr>
-              <w:hyperlink r:id="rId16" w:history="1">
-                <w:r>
-                  <w:rPr>
-                    <w:rStyle w:val="Hyperlink"/>
-                  </w:rPr>
-                  <w:t>www.gss-group.net</w:t>
-                </w:r>
-              </w:hyperlink>
-            </w:r>
-          </w:p>
-        </w:tc>
-        <w:tc>
-          <w:tcPr>
-            <w:tcW w:type="dxa" w:w="2326"/>
-            <w:vMerge/>
-            <w:tcBorders/>
-          </w:tcPr>
-          <w:p/>
-        </w:tc>
-        <w:tc>
-          <w:tcPr>
-            <w:tcW w:type="dxa" w:w="5400"/>
-            <w:tcBorders/>
-            <w:tcMar>
-              <w:start w:w="0" w:type="dxa"/>
-              <w:end w:w="0" w:type="dxa"/>
-            </w:tcMar>
-          </w:tcPr>
-          <w:p>
-            <w:pPr>
-              <w:autoSpaceDN w:val="0"/>
-              <w:autoSpaceDE w:val="0"/>
-              <w:widowControl/>
-              <w:spacing w:line="238" w:lineRule="auto" w:before="0" w:after="0"/>
-              <w:ind w:left="104" w:right="0" w:firstLine="0"/>
-              <w:jc w:val="left"/>
-            </w:pPr>
-            <w:r>
-              <w:rPr>
-                <w:rFonts w:ascii="Gill Sans MT" w:hAnsi="Gill Sans MT" w:eastAsia="Gill Sans MT"/>
-                <w:b w:val="0"/>
-                <w:i w:val="0"/>
-                <w:color w:val="A09F9F"/>
-                <w:sz w:val="19"/>
-              </w:rPr>
-              <w:t>Fax: +971 2 666 8980</w:t>
-            </w:r>
-          </w:p>
-        </w:tc>
-      </w:tr>
-    </w:tbl>
-    <w:p>
-      <w:pPr>
-        <w:autoSpaceDN w:val="0"/>
-        <w:autoSpaceDE w:val="0"/>
-        <w:widowControl/>
         <w:spacing w:line="14" w:lineRule="exact" w:before="0" w:after="0"/>
         <w:ind w:left="0" w:right="0"/>
       </w:pPr>
@@ -12678,8 +12533,9 @@
     <w:p>
       <w:pPr>
         <w:sectPr>
+          <w:footerReference w:type="default" r:id="rIdFtr1"/>
           <w:pgSz w:w="16838" w:h="11906"/>
-          <w:pgMar w:top="290" w:right="0" w:bottom="210" w:left="0" w:header="720" w:footer="720" w:gutter="0"/>
+          <w:pgMar w:top="290" w:right="0" w:bottom="1440" w:left="0" w:header="720" w:footer="200" w:gutter="0"/>
           <w:cols/>
           <w:docGrid w:linePitch="360"/>
         </w:sectPr>
@@ -14221,8 +14077,13 @@
               <w:start w:w="0" w:type="dxa"/>
               <w:end w:w="0" w:type="dxa"/>
             </w:tcMar>
+            <w:vAlign w:val="center"/>
           </w:tcPr>
           <w:p>
+            <w:pPr>
+              <w:spacing w:before="0" w:after="0" w:line="240" w:lineRule="auto"/>
+              <w:jc w:val="center"/>
+            </w:pPr>
             <w:r>
               <w:rPr>
                 <w:sz w:val="16"/>
@@ -14244,8 +14105,13 @@
               <w:start w:w="0" w:type="dxa"/>
               <w:end w:w="0" w:type="dxa"/>
             </w:tcMar>
+            <w:vAlign w:val="center"/>
           </w:tcPr>
           <w:p>
+            <w:pPr>
+              <w:spacing w:before="0" w:after="0" w:line="240" w:lineRule="auto"/>
+              <w:jc w:val="center"/>
+            </w:pPr>
             <w:r>
               <w:rPr>
                 <w:sz w:val="16"/>
@@ -14267,8 +14133,13 @@
               <w:start w:w="0" w:type="dxa"/>
               <w:end w:w="0" w:type="dxa"/>
             </w:tcMar>
+            <w:vAlign w:val="center"/>
           </w:tcPr>
           <w:p>
+            <w:pPr>
+              <w:spacing w:before="0" w:after="0" w:line="240" w:lineRule="auto"/>
+              <w:jc w:val="center"/>
+            </w:pPr>
             <w:r>
               <w:rPr>
                 <w:sz w:val="16"/>
@@ -14290,8 +14161,13 @@
               <w:start w:w="0" w:type="dxa"/>
               <w:end w:w="0" w:type="dxa"/>
             </w:tcMar>
+            <w:vAlign w:val="center"/>
           </w:tcPr>
           <w:p>
+            <w:pPr>
+              <w:spacing w:before="0" w:after="0" w:line="240" w:lineRule="auto"/>
+              <w:jc w:val="center"/>
+            </w:pPr>
             <w:r>
               <w:t>{{ item(24, 'shift_day_night', '') }}</w:t>
             </w:r>
@@ -14310,8 +14186,13 @@
               <w:start w:w="0" w:type="dxa"/>
               <w:end w:w="0" w:type="dxa"/>
             </w:tcMar>
+            <w:vAlign w:val="center"/>
           </w:tcPr>
           <w:p>
+            <w:pPr>
+              <w:spacing w:before="0" w:after="0" w:line="240" w:lineRule="auto"/>
+              <w:jc w:val="center"/>
+            </w:pPr>
             <w:r>
               <w:t>{{ item(24, 'time_in', '') }}</w:t>
             </w:r>
@@ -14330,8 +14211,13 @@
               <w:start w:w="0" w:type="dxa"/>
               <w:end w:w="0" w:type="dxa"/>
             </w:tcMar>
+            <w:vAlign w:val="center"/>
           </w:tcPr>
           <w:p>
+            <w:pPr>
+              <w:spacing w:before="0" w:after="0" w:line="240" w:lineRule="auto"/>
+              <w:jc w:val="center"/>
+            </w:pPr>
             <w:r>
               <w:t>{{ item(24, 'time_out', '') }}</w:t>
             </w:r>
@@ -14550,8 +14436,13 @@
               <w:start w:w="0" w:type="dxa"/>
               <w:end w:w="0" w:type="dxa"/>
             </w:tcMar>
+            <w:vAlign w:val="center"/>
           </w:tcPr>
           <w:p>
+            <w:pPr>
+              <w:spacing w:before="0" w:after="0" w:line="240" w:lineRule="auto"/>
+              <w:jc w:val="center"/>
+            </w:pPr>
             <w:r>
               <w:rPr>
                 <w:sz w:val="16"/>
@@ -14573,8 +14464,13 @@
               <w:start w:w="0" w:type="dxa"/>
               <w:end w:w="0" w:type="dxa"/>
             </w:tcMar>
+            <w:vAlign w:val="center"/>
           </w:tcPr>
           <w:p>
+            <w:pPr>
+              <w:spacing w:before="0" w:after="0" w:line="240" w:lineRule="auto"/>
+              <w:jc w:val="center"/>
+            </w:pPr>
             <w:r>
               <w:rPr>
                 <w:sz w:val="16"/>
@@ -14596,8 +14492,13 @@
               <w:start w:w="0" w:type="dxa"/>
               <w:end w:w="0" w:type="dxa"/>
             </w:tcMar>
+            <w:vAlign w:val="center"/>
           </w:tcPr>
           <w:p>
+            <w:pPr>
+              <w:spacing w:before="0" w:after="0" w:line="240" w:lineRule="auto"/>
+              <w:jc w:val="center"/>
+            </w:pPr>
             <w:r>
               <w:rPr>
                 <w:sz w:val="16"/>
@@ -14619,8 +14520,13 @@
               <w:start w:w="0" w:type="dxa"/>
               <w:end w:w="0" w:type="dxa"/>
             </w:tcMar>
+            <w:vAlign w:val="center"/>
           </w:tcPr>
           <w:p>
+            <w:pPr>
+              <w:spacing w:before="0" w:after="0" w:line="240" w:lineRule="auto"/>
+              <w:jc w:val="center"/>
+            </w:pPr>
             <w:r>
               <w:t>{{ item(25, 'shift_day_night', '') }}</w:t>
             </w:r>
@@ -14639,8 +14545,13 @@
               <w:start w:w="0" w:type="dxa"/>
               <w:end w:w="0" w:type="dxa"/>
             </w:tcMar>
+            <w:vAlign w:val="center"/>
           </w:tcPr>
           <w:p>
+            <w:pPr>
+              <w:spacing w:before="0" w:after="0" w:line="240" w:lineRule="auto"/>
+              <w:jc w:val="center"/>
+            </w:pPr>
             <w:r>
               <w:t>{{ item(25, 'time_in', '') }}</w:t>
             </w:r>
@@ -14659,8 +14570,13 @@
               <w:start w:w="0" w:type="dxa"/>
               <w:end w:w="0" w:type="dxa"/>
             </w:tcMar>
+            <w:vAlign w:val="center"/>
           </w:tcPr>
           <w:p>
+            <w:pPr>
+              <w:spacing w:before="0" w:after="0" w:line="240" w:lineRule="auto"/>
+              <w:jc w:val="center"/>
+            </w:pPr>
             <w:r>
               <w:t>{{ item(25, 'time_out', '') }}</w:t>
             </w:r>
@@ -14879,8 +14795,13 @@
               <w:start w:w="0" w:type="dxa"/>
               <w:end w:w="0" w:type="dxa"/>
             </w:tcMar>
+            <w:vAlign w:val="center"/>
           </w:tcPr>
           <w:p>
+            <w:pPr>
+              <w:spacing w:before="0" w:after="0" w:line="240" w:lineRule="auto"/>
+              <w:jc w:val="center"/>
+            </w:pPr>
             <w:r>
               <w:rPr>
                 <w:sz w:val="16"/>
@@ -14902,8 +14823,13 @@
               <w:start w:w="0" w:type="dxa"/>
               <w:end w:w="0" w:type="dxa"/>
             </w:tcMar>
+            <w:vAlign w:val="center"/>
           </w:tcPr>
           <w:p>
+            <w:pPr>
+              <w:spacing w:before="0" w:after="0" w:line="240" w:lineRule="auto"/>
+              <w:jc w:val="center"/>
+            </w:pPr>
             <w:r>
               <w:rPr>
                 <w:sz w:val="16"/>
@@ -14925,8 +14851,13 @@
               <w:start w:w="0" w:type="dxa"/>
               <w:end w:w="0" w:type="dxa"/>
             </w:tcMar>
+            <w:vAlign w:val="center"/>
           </w:tcPr>
           <w:p>
+            <w:pPr>
+              <w:spacing w:before="0" w:after="0" w:line="240" w:lineRule="auto"/>
+              <w:jc w:val="center"/>
+            </w:pPr>
             <w:r>
               <w:rPr>
                 <w:sz w:val="16"/>
@@ -14948,8 +14879,13 @@
               <w:start w:w="0" w:type="dxa"/>
               <w:end w:w="0" w:type="dxa"/>
             </w:tcMar>
+            <w:vAlign w:val="center"/>
           </w:tcPr>
           <w:p>
+            <w:pPr>
+              <w:spacing w:before="0" w:after="0" w:line="240" w:lineRule="auto"/>
+              <w:jc w:val="center"/>
+            </w:pPr>
             <w:r>
               <w:t>{{ item(26, 'shift_day_night', '') }}</w:t>
             </w:r>
@@ -14968,8 +14904,13 @@
               <w:start w:w="0" w:type="dxa"/>
               <w:end w:w="0" w:type="dxa"/>
             </w:tcMar>
+            <w:vAlign w:val="center"/>
           </w:tcPr>
           <w:p>
+            <w:pPr>
+              <w:spacing w:before="0" w:after="0" w:line="240" w:lineRule="auto"/>
+              <w:jc w:val="center"/>
+            </w:pPr>
             <w:r>
               <w:t>{{ item(26, 'time_in', '') }}</w:t>
             </w:r>
@@ -14988,8 +14929,13 @@
               <w:start w:w="0" w:type="dxa"/>
               <w:end w:w="0" w:type="dxa"/>
             </w:tcMar>
+            <w:vAlign w:val="center"/>
           </w:tcPr>
           <w:p>
+            <w:pPr>
+              <w:spacing w:before="0" w:after="0" w:line="240" w:lineRule="auto"/>
+              <w:jc w:val="center"/>
+            </w:pPr>
             <w:r>
               <w:t>{{ item(26, 'time_out', '') }}</w:t>
             </w:r>
@@ -15208,8 +15154,13 @@
               <w:start w:w="0" w:type="dxa"/>
               <w:end w:w="0" w:type="dxa"/>
             </w:tcMar>
+            <w:vAlign w:val="center"/>
           </w:tcPr>
           <w:p>
+            <w:pPr>
+              <w:spacing w:before="0" w:after="0" w:line="240" w:lineRule="auto"/>
+              <w:jc w:val="center"/>
+            </w:pPr>
             <w:r>
               <w:rPr>
                 <w:sz w:val="16"/>
@@ -15231,8 +15182,13 @@
               <w:start w:w="0" w:type="dxa"/>
               <w:end w:w="0" w:type="dxa"/>
             </w:tcMar>
+            <w:vAlign w:val="center"/>
           </w:tcPr>
           <w:p>
+            <w:pPr>
+              <w:spacing w:before="0" w:after="0" w:line="240" w:lineRule="auto"/>
+              <w:jc w:val="center"/>
+            </w:pPr>
             <w:r>
               <w:rPr>
                 <w:sz w:val="16"/>
@@ -15254,8 +15210,13 @@
               <w:start w:w="0" w:type="dxa"/>
               <w:end w:w="0" w:type="dxa"/>
             </w:tcMar>
+            <w:vAlign w:val="center"/>
           </w:tcPr>
           <w:p>
+            <w:pPr>
+              <w:spacing w:before="0" w:after="0" w:line="240" w:lineRule="auto"/>
+              <w:jc w:val="center"/>
+            </w:pPr>
             <w:r>
               <w:rPr>
                 <w:sz w:val="16"/>
@@ -15277,8 +15238,13 @@
               <w:start w:w="0" w:type="dxa"/>
               <w:end w:w="0" w:type="dxa"/>
             </w:tcMar>
+            <w:vAlign w:val="center"/>
           </w:tcPr>
           <w:p>
+            <w:pPr>
+              <w:spacing w:before="0" w:after="0" w:line="240" w:lineRule="auto"/>
+              <w:jc w:val="center"/>
+            </w:pPr>
             <w:r>
               <w:t>{{ item(27, 'shift_day_night', '') }}</w:t>
             </w:r>
@@ -15297,8 +15263,13 @@
               <w:start w:w="0" w:type="dxa"/>
               <w:end w:w="0" w:type="dxa"/>
             </w:tcMar>
+            <w:vAlign w:val="center"/>
           </w:tcPr>
           <w:p>
+            <w:pPr>
+              <w:spacing w:before="0" w:after="0" w:line="240" w:lineRule="auto"/>
+              <w:jc w:val="center"/>
+            </w:pPr>
             <w:r>
               <w:t>{{ item(27, 'time_in', '') }}</w:t>
             </w:r>
@@ -15317,8 +15288,13 @@
               <w:start w:w="0" w:type="dxa"/>
               <w:end w:w="0" w:type="dxa"/>
             </w:tcMar>
+            <w:vAlign w:val="center"/>
           </w:tcPr>
           <w:p>
+            <w:pPr>
+              <w:spacing w:before="0" w:after="0" w:line="240" w:lineRule="auto"/>
+              <w:jc w:val="center"/>
+            </w:pPr>
             <w:r>
               <w:t>{{ item(27, 'time_out', '') }}</w:t>
             </w:r>
@@ -15537,8 +15513,13 @@
               <w:start w:w="0" w:type="dxa"/>
               <w:end w:w="0" w:type="dxa"/>
             </w:tcMar>
+            <w:vAlign w:val="center"/>
           </w:tcPr>
           <w:p>
+            <w:pPr>
+              <w:spacing w:before="0" w:after="0" w:line="240" w:lineRule="auto"/>
+              <w:jc w:val="center"/>
+            </w:pPr>
             <w:r>
               <w:rPr>
                 <w:sz w:val="16"/>
@@ -15560,8 +15541,13 @@
               <w:start w:w="0" w:type="dxa"/>
               <w:end w:w="0" w:type="dxa"/>
             </w:tcMar>
+            <w:vAlign w:val="center"/>
           </w:tcPr>
           <w:p>
+            <w:pPr>
+              <w:spacing w:before="0" w:after="0" w:line="240" w:lineRule="auto"/>
+              <w:jc w:val="center"/>
+            </w:pPr>
             <w:r>
               <w:rPr>
                 <w:sz w:val="16"/>
@@ -15583,8 +15569,13 @@
               <w:start w:w="0" w:type="dxa"/>
               <w:end w:w="0" w:type="dxa"/>
             </w:tcMar>
+            <w:vAlign w:val="center"/>
           </w:tcPr>
           <w:p>
+            <w:pPr>
+              <w:spacing w:before="0" w:after="0" w:line="240" w:lineRule="auto"/>
+              <w:jc w:val="center"/>
+            </w:pPr>
             <w:r>
               <w:rPr>
                 <w:sz w:val="16"/>
@@ -15606,8 +15597,13 @@
               <w:start w:w="0" w:type="dxa"/>
               <w:end w:w="0" w:type="dxa"/>
             </w:tcMar>
+            <w:vAlign w:val="center"/>
           </w:tcPr>
           <w:p>
+            <w:pPr>
+              <w:spacing w:before="0" w:after="0" w:line="240" w:lineRule="auto"/>
+              <w:jc w:val="center"/>
+            </w:pPr>
             <w:r>
               <w:t>{{ item(28, 'shift_day_night', '') }}</w:t>
             </w:r>
@@ -15626,8 +15622,13 @@
               <w:start w:w="0" w:type="dxa"/>
               <w:end w:w="0" w:type="dxa"/>
             </w:tcMar>
+            <w:vAlign w:val="center"/>
           </w:tcPr>
           <w:p>
+            <w:pPr>
+              <w:spacing w:before="0" w:after="0" w:line="240" w:lineRule="auto"/>
+              <w:jc w:val="center"/>
+            </w:pPr>
             <w:r>
               <w:t>{{ item(28, 'time_in', '') }}</w:t>
             </w:r>
@@ -15646,8 +15647,13 @@
               <w:start w:w="0" w:type="dxa"/>
               <w:end w:w="0" w:type="dxa"/>
             </w:tcMar>
+            <w:vAlign w:val="center"/>
           </w:tcPr>
           <w:p>
+            <w:pPr>
+              <w:spacing w:before="0" w:after="0" w:line="240" w:lineRule="auto"/>
+              <w:jc w:val="center"/>
+            </w:pPr>
             <w:r>
               <w:t>{{ item(28, 'time_out', '') }}</w:t>
             </w:r>
@@ -15866,8 +15872,13 @@
               <w:start w:w="0" w:type="dxa"/>
               <w:end w:w="0" w:type="dxa"/>
             </w:tcMar>
+            <w:vAlign w:val="center"/>
           </w:tcPr>
           <w:p>
+            <w:pPr>
+              <w:spacing w:before="0" w:after="0" w:line="240" w:lineRule="auto"/>
+              <w:jc w:val="center"/>
+            </w:pPr>
             <w:r>
               <w:rPr>
                 <w:sz w:val="16"/>
@@ -15889,8 +15900,13 @@
               <w:start w:w="0" w:type="dxa"/>
               <w:end w:w="0" w:type="dxa"/>
             </w:tcMar>
+            <w:vAlign w:val="center"/>
           </w:tcPr>
           <w:p>
+            <w:pPr>
+              <w:spacing w:before="0" w:after="0" w:line="240" w:lineRule="auto"/>
+              <w:jc w:val="center"/>
+            </w:pPr>
             <w:r>
               <w:rPr>
                 <w:sz w:val="16"/>
@@ -15912,8 +15928,13 @@
               <w:start w:w="0" w:type="dxa"/>
               <w:end w:w="0" w:type="dxa"/>
             </w:tcMar>
+            <w:vAlign w:val="center"/>
           </w:tcPr>
           <w:p>
+            <w:pPr>
+              <w:spacing w:before="0" w:after="0" w:line="240" w:lineRule="auto"/>
+              <w:jc w:val="center"/>
+            </w:pPr>
             <w:r>
               <w:rPr>
                 <w:sz w:val="16"/>
@@ -15935,8 +15956,13 @@
               <w:start w:w="0" w:type="dxa"/>
               <w:end w:w="0" w:type="dxa"/>
             </w:tcMar>
+            <w:vAlign w:val="center"/>
           </w:tcPr>
           <w:p>
+            <w:pPr>
+              <w:spacing w:before="0" w:after="0" w:line="240" w:lineRule="auto"/>
+              <w:jc w:val="center"/>
+            </w:pPr>
             <w:r>
               <w:t>{{ item(29, 'shift_day_night', '') }}</w:t>
             </w:r>
@@ -15955,8 +15981,13 @@
               <w:start w:w="0" w:type="dxa"/>
               <w:end w:w="0" w:type="dxa"/>
             </w:tcMar>
+            <w:vAlign w:val="center"/>
           </w:tcPr>
           <w:p>
+            <w:pPr>
+              <w:spacing w:before="0" w:after="0" w:line="240" w:lineRule="auto"/>
+              <w:jc w:val="center"/>
+            </w:pPr>
             <w:r>
               <w:t>{{ item(29, 'time_in', '') }}</w:t>
             </w:r>
@@ -15975,8 +16006,13 @@
               <w:start w:w="0" w:type="dxa"/>
               <w:end w:w="0" w:type="dxa"/>
             </w:tcMar>
+            <w:vAlign w:val="center"/>
           </w:tcPr>
           <w:p>
+            <w:pPr>
+              <w:spacing w:before="0" w:after="0" w:line="240" w:lineRule="auto"/>
+              <w:jc w:val="center"/>
+            </w:pPr>
             <w:r>
               <w:t>{{ item(29, 'time_out', '') }}</w:t>
             </w:r>
@@ -16195,8 +16231,13 @@
               <w:start w:w="0" w:type="dxa"/>
               <w:end w:w="0" w:type="dxa"/>
             </w:tcMar>
+            <w:vAlign w:val="center"/>
           </w:tcPr>
           <w:p>
+            <w:pPr>
+              <w:spacing w:before="0" w:after="0" w:line="240" w:lineRule="auto"/>
+              <w:jc w:val="center"/>
+            </w:pPr>
             <w:r>
               <w:rPr>
                 <w:sz w:val="16"/>
@@ -16218,8 +16259,13 @@
               <w:start w:w="0" w:type="dxa"/>
               <w:end w:w="0" w:type="dxa"/>
             </w:tcMar>
+            <w:vAlign w:val="center"/>
           </w:tcPr>
           <w:p>
+            <w:pPr>
+              <w:spacing w:before="0" w:after="0" w:line="240" w:lineRule="auto"/>
+              <w:jc w:val="center"/>
+            </w:pPr>
             <w:r>
               <w:rPr>
                 <w:sz w:val="16"/>
@@ -16241,8 +16287,13 @@
               <w:start w:w="0" w:type="dxa"/>
               <w:end w:w="0" w:type="dxa"/>
             </w:tcMar>
+            <w:vAlign w:val="center"/>
           </w:tcPr>
           <w:p>
+            <w:pPr>
+              <w:spacing w:before="0" w:after="0" w:line="240" w:lineRule="auto"/>
+              <w:jc w:val="center"/>
+            </w:pPr>
             <w:r>
               <w:rPr>
                 <w:sz w:val="16"/>
@@ -16264,8 +16315,13 @@
               <w:start w:w="0" w:type="dxa"/>
               <w:end w:w="0" w:type="dxa"/>
             </w:tcMar>
+            <w:vAlign w:val="center"/>
           </w:tcPr>
           <w:p>
+            <w:pPr>
+              <w:spacing w:before="0" w:after="0" w:line="240" w:lineRule="auto"/>
+              <w:jc w:val="center"/>
+            </w:pPr>
             <w:r>
               <w:t>{{ item(30, 'shift_day_night', '') }}</w:t>
             </w:r>
@@ -16284,8 +16340,13 @@
               <w:start w:w="0" w:type="dxa"/>
               <w:end w:w="0" w:type="dxa"/>
             </w:tcMar>
+            <w:vAlign w:val="center"/>
           </w:tcPr>
           <w:p>
+            <w:pPr>
+              <w:spacing w:before="0" w:after="0" w:line="240" w:lineRule="auto"/>
+              <w:jc w:val="center"/>
+            </w:pPr>
             <w:r>
               <w:t>{{ item(30, 'time_in', '') }}</w:t>
             </w:r>
@@ -16304,8 +16365,13 @@
               <w:start w:w="0" w:type="dxa"/>
               <w:end w:w="0" w:type="dxa"/>
             </w:tcMar>
+            <w:vAlign w:val="center"/>
           </w:tcPr>
           <w:p>
+            <w:pPr>
+              <w:spacing w:before="0" w:after="0" w:line="240" w:lineRule="auto"/>
+              <w:jc w:val="center"/>
+            </w:pPr>
             <w:r>
               <w:t>{{ item(30, 'time_out', '') }}</w:t>
             </w:r>
@@ -16524,8 +16590,13 @@
               <w:start w:w="0" w:type="dxa"/>
               <w:end w:w="0" w:type="dxa"/>
             </w:tcMar>
+            <w:vAlign w:val="center"/>
           </w:tcPr>
           <w:p>
+            <w:pPr>
+              <w:spacing w:before="0" w:after="0" w:line="240" w:lineRule="auto"/>
+              <w:jc w:val="center"/>
+            </w:pPr>
             <w:r>
               <w:rPr>
                 <w:sz w:val="16"/>
@@ -16547,8 +16618,13 @@
               <w:start w:w="0" w:type="dxa"/>
               <w:end w:w="0" w:type="dxa"/>
             </w:tcMar>
+            <w:vAlign w:val="center"/>
           </w:tcPr>
           <w:p>
+            <w:pPr>
+              <w:spacing w:before="0" w:after="0" w:line="240" w:lineRule="auto"/>
+              <w:jc w:val="center"/>
+            </w:pPr>
             <w:r>
               <w:rPr>
                 <w:sz w:val="16"/>
@@ -16570,8 +16646,13 @@
               <w:start w:w="0" w:type="dxa"/>
               <w:end w:w="0" w:type="dxa"/>
             </w:tcMar>
+            <w:vAlign w:val="center"/>
           </w:tcPr>
           <w:p>
+            <w:pPr>
+              <w:spacing w:before="0" w:after="0" w:line="240" w:lineRule="auto"/>
+              <w:jc w:val="center"/>
+            </w:pPr>
             <w:r>
               <w:rPr>
                 <w:sz w:val="16"/>
@@ -16593,8 +16674,13 @@
               <w:start w:w="0" w:type="dxa"/>
               <w:end w:w="0" w:type="dxa"/>
             </w:tcMar>
+            <w:vAlign w:val="center"/>
           </w:tcPr>
           <w:p>
+            <w:pPr>
+              <w:spacing w:before="0" w:after="0" w:line="240" w:lineRule="auto"/>
+              <w:jc w:val="center"/>
+            </w:pPr>
             <w:r>
               <w:t>{{ item(31, 'shift_day_night', '') }}</w:t>
             </w:r>
@@ -16613,8 +16699,13 @@
               <w:start w:w="0" w:type="dxa"/>
               <w:end w:w="0" w:type="dxa"/>
             </w:tcMar>
+            <w:vAlign w:val="center"/>
           </w:tcPr>
           <w:p>
+            <w:pPr>
+              <w:spacing w:before="0" w:after="0" w:line="240" w:lineRule="auto"/>
+              <w:jc w:val="center"/>
+            </w:pPr>
             <w:r>
               <w:t>{{ item(31, 'time_in', '') }}</w:t>
             </w:r>
@@ -16633,8 +16724,13 @@
               <w:start w:w="0" w:type="dxa"/>
               <w:end w:w="0" w:type="dxa"/>
             </w:tcMar>
+            <w:vAlign w:val="center"/>
           </w:tcPr>
           <w:p>
+            <w:pPr>
+              <w:spacing w:before="0" w:after="0" w:line="240" w:lineRule="auto"/>
+              <w:jc w:val="center"/>
+            </w:pPr>
             <w:r>
               <w:t>{{ item(31, 'time_out', '') }}</w:t>
             </w:r>
@@ -16853,8 +16949,13 @@
               <w:start w:w="0" w:type="dxa"/>
               <w:end w:w="0" w:type="dxa"/>
             </w:tcMar>
+            <w:vAlign w:val="center"/>
           </w:tcPr>
           <w:p>
+            <w:pPr>
+              <w:spacing w:before="0" w:after="0" w:line="240" w:lineRule="auto"/>
+              <w:jc w:val="center"/>
+            </w:pPr>
             <w:r>
               <w:rPr>
                 <w:sz w:val="16"/>
@@ -16876,8 +16977,13 @@
               <w:start w:w="0" w:type="dxa"/>
               <w:end w:w="0" w:type="dxa"/>
             </w:tcMar>
+            <w:vAlign w:val="center"/>
           </w:tcPr>
           <w:p>
+            <w:pPr>
+              <w:spacing w:before="0" w:after="0" w:line="240" w:lineRule="auto"/>
+              <w:jc w:val="center"/>
+            </w:pPr>
             <w:r>
               <w:rPr>
                 <w:sz w:val="16"/>
@@ -16899,8 +17005,13 @@
               <w:start w:w="0" w:type="dxa"/>
               <w:end w:w="0" w:type="dxa"/>
             </w:tcMar>
+            <w:vAlign w:val="center"/>
           </w:tcPr>
           <w:p>
+            <w:pPr>
+              <w:spacing w:before="0" w:after="0" w:line="240" w:lineRule="auto"/>
+              <w:jc w:val="center"/>
+            </w:pPr>
             <w:r>
               <w:rPr>
                 <w:sz w:val="16"/>
@@ -16922,8 +17033,13 @@
               <w:start w:w="0" w:type="dxa"/>
               <w:end w:w="0" w:type="dxa"/>
             </w:tcMar>
+            <w:vAlign w:val="center"/>
           </w:tcPr>
           <w:p>
+            <w:pPr>
+              <w:spacing w:before="0" w:after="0" w:line="240" w:lineRule="auto"/>
+              <w:jc w:val="center"/>
+            </w:pPr>
             <w:r>
               <w:t>{{ item(32, 'shift_day_night', '') }}</w:t>
             </w:r>
@@ -16942,8 +17058,13 @@
               <w:start w:w="0" w:type="dxa"/>
               <w:end w:w="0" w:type="dxa"/>
             </w:tcMar>
+            <w:vAlign w:val="center"/>
           </w:tcPr>
           <w:p>
+            <w:pPr>
+              <w:spacing w:before="0" w:after="0" w:line="240" w:lineRule="auto"/>
+              <w:jc w:val="center"/>
+            </w:pPr>
             <w:r>
               <w:t>{{ item(32, 'time_in', '') }}</w:t>
             </w:r>
@@ -16962,8 +17083,13 @@
               <w:start w:w="0" w:type="dxa"/>
               <w:end w:w="0" w:type="dxa"/>
             </w:tcMar>
+            <w:vAlign w:val="center"/>
           </w:tcPr>
           <w:p>
+            <w:pPr>
+              <w:spacing w:before="0" w:after="0" w:line="240" w:lineRule="auto"/>
+              <w:jc w:val="center"/>
+            </w:pPr>
             <w:r>
               <w:t>{{ item(32, 'time_out', '') }}</w:t>
             </w:r>
@@ -17182,8 +17308,13 @@
               <w:start w:w="0" w:type="dxa"/>
               <w:end w:w="0" w:type="dxa"/>
             </w:tcMar>
+            <w:vAlign w:val="center"/>
           </w:tcPr>
           <w:p>
+            <w:pPr>
+              <w:spacing w:before="0" w:after="0" w:line="240" w:lineRule="auto"/>
+              <w:jc w:val="center"/>
+            </w:pPr>
             <w:r>
               <w:rPr>
                 <w:sz w:val="16"/>
@@ -17205,8 +17336,13 @@
               <w:start w:w="0" w:type="dxa"/>
               <w:end w:w="0" w:type="dxa"/>
             </w:tcMar>
+            <w:vAlign w:val="center"/>
           </w:tcPr>
           <w:p>
+            <w:pPr>
+              <w:spacing w:before="0" w:after="0" w:line="240" w:lineRule="auto"/>
+              <w:jc w:val="center"/>
+            </w:pPr>
             <w:r>
               <w:rPr>
                 <w:sz w:val="16"/>
@@ -17228,8 +17364,13 @@
               <w:start w:w="0" w:type="dxa"/>
               <w:end w:w="0" w:type="dxa"/>
             </w:tcMar>
+            <w:vAlign w:val="center"/>
           </w:tcPr>
           <w:p>
+            <w:pPr>
+              <w:spacing w:before="0" w:after="0" w:line="240" w:lineRule="auto"/>
+              <w:jc w:val="center"/>
+            </w:pPr>
             <w:r>
               <w:rPr>
                 <w:sz w:val="16"/>
@@ -17251,8 +17392,13 @@
               <w:start w:w="0" w:type="dxa"/>
               <w:end w:w="0" w:type="dxa"/>
             </w:tcMar>
+            <w:vAlign w:val="center"/>
           </w:tcPr>
           <w:p>
+            <w:pPr>
+              <w:spacing w:before="0" w:after="0" w:line="240" w:lineRule="auto"/>
+              <w:jc w:val="center"/>
+            </w:pPr>
             <w:r>
               <w:t>{{ item(33, 'shift_day_night', '') }}</w:t>
             </w:r>
@@ -17271,8 +17417,13 @@
               <w:start w:w="0" w:type="dxa"/>
               <w:end w:w="0" w:type="dxa"/>
             </w:tcMar>
+            <w:vAlign w:val="center"/>
           </w:tcPr>
           <w:p>
+            <w:pPr>
+              <w:spacing w:before="0" w:after="0" w:line="240" w:lineRule="auto"/>
+              <w:jc w:val="center"/>
+            </w:pPr>
             <w:r>
               <w:t>{{ item(33, 'time_in', '') }}</w:t>
             </w:r>
@@ -17291,8 +17442,13 @@
               <w:start w:w="0" w:type="dxa"/>
               <w:end w:w="0" w:type="dxa"/>
             </w:tcMar>
+            <w:vAlign w:val="center"/>
           </w:tcPr>
           <w:p>
+            <w:pPr>
+              <w:spacing w:before="0" w:after="0" w:line="240" w:lineRule="auto"/>
+              <w:jc w:val="center"/>
+            </w:pPr>
             <w:r>
               <w:t>{{ item(33, 'time_out', '') }}</w:t>
             </w:r>
@@ -17511,8 +17667,13 @@
               <w:start w:w="0" w:type="dxa"/>
               <w:end w:w="0" w:type="dxa"/>
             </w:tcMar>
+            <w:vAlign w:val="center"/>
           </w:tcPr>
           <w:p>
+            <w:pPr>
+              <w:spacing w:before="0" w:after="0" w:line="240" w:lineRule="auto"/>
+              <w:jc w:val="center"/>
+            </w:pPr>
             <w:r>
               <w:rPr>
                 <w:sz w:val="16"/>
@@ -17534,8 +17695,13 @@
               <w:start w:w="0" w:type="dxa"/>
               <w:end w:w="0" w:type="dxa"/>
             </w:tcMar>
+            <w:vAlign w:val="center"/>
           </w:tcPr>
           <w:p>
+            <w:pPr>
+              <w:spacing w:before="0" w:after="0" w:line="240" w:lineRule="auto"/>
+              <w:jc w:val="center"/>
+            </w:pPr>
             <w:r>
               <w:rPr>
                 <w:sz w:val="16"/>
@@ -17557,8 +17723,13 @@
               <w:start w:w="0" w:type="dxa"/>
               <w:end w:w="0" w:type="dxa"/>
             </w:tcMar>
+            <w:vAlign w:val="center"/>
           </w:tcPr>
           <w:p>
+            <w:pPr>
+              <w:spacing w:before="0" w:after="0" w:line="240" w:lineRule="auto"/>
+              <w:jc w:val="center"/>
+            </w:pPr>
             <w:r>
               <w:rPr>
                 <w:sz w:val="16"/>
@@ -17580,8 +17751,13 @@
               <w:start w:w="0" w:type="dxa"/>
               <w:end w:w="0" w:type="dxa"/>
             </w:tcMar>
+            <w:vAlign w:val="center"/>
           </w:tcPr>
           <w:p>
+            <w:pPr>
+              <w:spacing w:before="0" w:after="0" w:line="240" w:lineRule="auto"/>
+              <w:jc w:val="center"/>
+            </w:pPr>
             <w:r>
               <w:t>{{ item(34, 'shift_day_night', '') }}</w:t>
             </w:r>
@@ -17600,8 +17776,13 @@
               <w:start w:w="0" w:type="dxa"/>
               <w:end w:w="0" w:type="dxa"/>
             </w:tcMar>
+            <w:vAlign w:val="center"/>
           </w:tcPr>
           <w:p>
+            <w:pPr>
+              <w:spacing w:before="0" w:after="0" w:line="240" w:lineRule="auto"/>
+              <w:jc w:val="center"/>
+            </w:pPr>
             <w:r>
               <w:t>{{ item(34, 'time_in', '') }}</w:t>
             </w:r>
@@ -17620,8 +17801,13 @@
               <w:start w:w="0" w:type="dxa"/>
               <w:end w:w="0" w:type="dxa"/>
             </w:tcMar>
+            <w:vAlign w:val="center"/>
           </w:tcPr>
           <w:p>
+            <w:pPr>
+              <w:spacing w:before="0" w:after="0" w:line="240" w:lineRule="auto"/>
+              <w:jc w:val="center"/>
+            </w:pPr>
             <w:r>
               <w:t>{{ item(34, 'time_out', '') }}</w:t>
             </w:r>
@@ -17840,8 +18026,13 @@
               <w:start w:w="0" w:type="dxa"/>
               <w:end w:w="0" w:type="dxa"/>
             </w:tcMar>
+            <w:vAlign w:val="center"/>
           </w:tcPr>
           <w:p>
+            <w:pPr>
+              <w:spacing w:before="0" w:after="0" w:line="240" w:lineRule="auto"/>
+              <w:jc w:val="center"/>
+            </w:pPr>
             <w:r>
               <w:rPr>
                 <w:sz w:val="16"/>
@@ -17863,8 +18054,13 @@
               <w:start w:w="0" w:type="dxa"/>
               <w:end w:w="0" w:type="dxa"/>
             </w:tcMar>
+            <w:vAlign w:val="center"/>
           </w:tcPr>
           <w:p>
+            <w:pPr>
+              <w:spacing w:before="0" w:after="0" w:line="240" w:lineRule="auto"/>
+              <w:jc w:val="center"/>
+            </w:pPr>
             <w:r>
               <w:rPr>
                 <w:sz w:val="16"/>
@@ -17886,8 +18082,13 @@
               <w:start w:w="0" w:type="dxa"/>
               <w:end w:w="0" w:type="dxa"/>
             </w:tcMar>
+            <w:vAlign w:val="center"/>
           </w:tcPr>
           <w:p>
+            <w:pPr>
+              <w:spacing w:before="0" w:after="0" w:line="240" w:lineRule="auto"/>
+              <w:jc w:val="center"/>
+            </w:pPr>
             <w:r>
               <w:rPr>
                 <w:sz w:val="16"/>
@@ -17909,8 +18110,13 @@
               <w:start w:w="0" w:type="dxa"/>
               <w:end w:w="0" w:type="dxa"/>
             </w:tcMar>
+            <w:vAlign w:val="center"/>
           </w:tcPr>
           <w:p>
+            <w:pPr>
+              <w:spacing w:before="0" w:after="0" w:line="240" w:lineRule="auto"/>
+              <w:jc w:val="center"/>
+            </w:pPr>
             <w:r>
               <w:t>{{ item(35, 'shift_day_night', '') }}</w:t>
             </w:r>
@@ -17929,8 +18135,13 @@
               <w:start w:w="0" w:type="dxa"/>
               <w:end w:w="0" w:type="dxa"/>
             </w:tcMar>
+            <w:vAlign w:val="center"/>
           </w:tcPr>
           <w:p>
+            <w:pPr>
+              <w:spacing w:before="0" w:after="0" w:line="240" w:lineRule="auto"/>
+              <w:jc w:val="center"/>
+            </w:pPr>
             <w:r>
               <w:t>{{ item(35, 'time_in', '') }}</w:t>
             </w:r>
@@ -17949,8 +18160,13 @@
               <w:start w:w="0" w:type="dxa"/>
               <w:end w:w="0" w:type="dxa"/>
             </w:tcMar>
+            <w:vAlign w:val="center"/>
           </w:tcPr>
           <w:p>
+            <w:pPr>
+              <w:spacing w:before="0" w:after="0" w:line="240" w:lineRule="auto"/>
+              <w:jc w:val="center"/>
+            </w:pPr>
             <w:r>
               <w:t>{{ item(35, 'time_out', '') }}</w:t>
             </w:r>
@@ -18334,466 +18550,477 @@
         <w:autoSpaceDN w:val="0"/>
         <w:autoSpaceDE w:val="0"/>
         <w:widowControl/>
-        <w:spacing w:line="240" w:lineRule="auto" w:before="142" w:after="234"/>
-        <w:ind w:left="0" w:right="0" w:firstLine="0"/>
-        <w:jc w:val="left"/>
-      </w:pPr>
-      <w:r>
-        <w:drawing>
-          <wp:inline xmlns:a="http://schemas.openxmlformats.org/drawingml/2006/main" xmlns:pic="http://schemas.openxmlformats.org/drawingml/2006/picture">
-            <wp:extent cx="6337300" cy="203200"/>
-            <wp:docPr id="13" name="Picture 13"/>
-            <wp:cNvGraphicFramePr>
-              <a:graphicFrameLocks noChangeAspect="1"/>
-            </wp:cNvGraphicFramePr>
-            <a:graphic>
-              <a:graphicData uri="http://schemas.openxmlformats.org/drawingml/2006/picture">
-                <pic:pic>
-                  <pic:nvPicPr>
-                    <pic:cNvPr id="0" name="image.png"/>
-                    <pic:cNvPicPr/>
-                  </pic:nvPicPr>
-                  <pic:blipFill>
-                    <a:blip r:embed="rId18"/>
-                    <a:stretch>
-                      <a:fillRect/>
-                    </a:stretch>
-                  </pic:blipFill>
-                  <pic:spPr>
-                    <a:xfrm>
-                      <a:off x="0" y="0"/>
-                      <a:ext cx="6337300" cy="203200"/>
-                    </a:xfrm>
-                    <a:prstGeom prst="rect"/>
-                  </pic:spPr>
-                </pic:pic>
-              </a:graphicData>
-            </a:graphic>
-          </wp:inline>
-        </w:drawing>
-      </w:r>
-    </w:p>
-    <w:tbl>
-      <w:tblPr>
-        <w:tblW w:type="auto" w:w="0"/>
-        <w:tblLayout w:type="fixed"/>
-        <w:tblLook w:firstColumn="1" w:firstRow="1" w:lastColumn="0" w:lastRow="0" w:noHBand="0" w:noVBand="1" w:val="04A0"/>
-        <w:tblInd w:w="600.0" w:type="dxa"/>
-      </w:tblPr>
-      <w:tblGrid>
-        <w:gridCol w:w="2326"/>
-        <w:gridCol w:w="2326"/>
-        <w:gridCol w:w="2326"/>
-        <w:gridCol w:w="2326"/>
-        <w:gridCol w:w="2326"/>
-        <w:gridCol w:w="2326"/>
-      </w:tblGrid>
-      <w:tr>
-        <w:trPr>
-          <w:trHeight w:hRule="exact" w:val="293"/>
-        </w:trPr>
-        <w:tc>
-          <w:tcPr>
-            <w:tcW w:type="dxa" w:w="1060"/>
-            <w:vMerge w:val="restart"/>
-            <w:tcBorders/>
-            <w:tcMar>
-              <w:start w:w="0" w:type="dxa"/>
-              <w:end w:w="0" w:type="dxa"/>
-            </w:tcMar>
-            <w:tcMar>
-              <w:start w:w="0" w:type="dxa"/>
-              <w:end w:w="0" w:type="dxa"/>
-            </w:tcMar>
-          </w:tcPr>
-          <w:p>
-            <w:pPr>
-              <w:autoSpaceDN w:val="0"/>
-              <w:autoSpaceDE w:val="0"/>
-              <w:widowControl/>
-              <w:spacing w:line="240" w:lineRule="auto" w:before="110" w:after="0"/>
-              <w:ind w:left="0" w:right="36" w:firstLine="0"/>
-              <w:jc w:val="right"/>
-            </w:pPr>
-            <w:r>
-              <w:drawing>
-                <wp:inline xmlns:a="http://schemas.openxmlformats.org/drawingml/2006/main" xmlns:pic="http://schemas.openxmlformats.org/drawingml/2006/picture">
-                  <wp:extent cx="252730" cy="252729"/>
-                  <wp:docPr id="14" name="Picture 14"/>
-                  <wp:cNvGraphicFramePr>
-                    <a:graphicFrameLocks noChangeAspect="1"/>
-                  </wp:cNvGraphicFramePr>
-                  <a:graphic>
-                    <a:graphicData uri="http://schemas.openxmlformats.org/drawingml/2006/picture">
-                      <pic:pic>
-                        <pic:nvPicPr>
-                          <pic:cNvPr id="0" name="image.png"/>
-                          <pic:cNvPicPr/>
-                        </pic:nvPicPr>
-                        <pic:blipFill>
-                          <a:blip r:embed="rId12"/>
-                          <a:stretch>
-                            <a:fillRect/>
-                          </a:stretch>
-                        </pic:blipFill>
-                        <pic:spPr>
-                          <a:xfrm>
-                            <a:off x="0" y="0"/>
-                            <a:ext cx="252730" cy="252729"/>
-                          </a:xfrm>
-                          <a:prstGeom prst="rect"/>
-                        </pic:spPr>
-                      </pic:pic>
-                    </a:graphicData>
-                  </a:graphic>
-                </wp:inline>
-              </w:drawing>
-            </w:r>
-          </w:p>
-        </w:tc>
-        <w:tc>
-          <w:tcPr>
-            <w:tcW w:type="dxa" w:w="2300"/>
-            <w:vMerge w:val="restart"/>
-            <w:tcBorders/>
-            <w:tcMar>
-              <w:start w:w="0" w:type="dxa"/>
-              <w:end w:w="0" w:type="dxa"/>
-            </w:tcMar>
-            <w:tcMar>
-              <w:start w:w="0" w:type="dxa"/>
-              <w:end w:w="0" w:type="dxa"/>
-            </w:tcMar>
-          </w:tcPr>
-          <w:p>
-            <w:pPr>
-              <w:autoSpaceDN w:val="0"/>
-              <w:autoSpaceDE w:val="0"/>
-              <w:widowControl/>
-              <w:spacing w:line="197" w:lineRule="auto" w:before="248" w:after="0"/>
-              <w:ind w:left="52" w:right="0" w:firstLine="0"/>
-              <w:jc w:val="left"/>
-            </w:pPr>
-            <w:r>
-              <w:rPr>
-                <w:rFonts w:ascii="Calibri" w:hAnsi="Calibri" w:eastAsia="Calibri"/>
-                <w:b w:val="0"/>
-                <w:i w:val="0"/>
-                <w:color w:val="A09F9F"/>
-                <w:sz w:val="16"/>
-              </w:rPr>
-              <w:t>Abu Dhabi, United Arab Emirates</w:t>
-            </w:r>
-          </w:p>
-        </w:tc>
-        <w:tc>
-          <w:tcPr>
-            <w:tcW w:type="dxa" w:w="840"/>
-            <w:vMerge w:val="restart"/>
-            <w:tcBorders/>
-            <w:tcMar>
-              <w:start w:w="0" w:type="dxa"/>
-              <w:end w:w="0" w:type="dxa"/>
-            </w:tcMar>
-            <w:tcMar>
-              <w:start w:w="0" w:type="dxa"/>
-              <w:end w:w="0" w:type="dxa"/>
-            </w:tcMar>
-          </w:tcPr>
-          <w:p>
-            <w:pPr>
-              <w:autoSpaceDN w:val="0"/>
-              <w:autoSpaceDE w:val="0"/>
-              <w:widowControl/>
-              <w:spacing w:line="240" w:lineRule="auto" w:before="78" w:after="0"/>
-              <w:ind w:left="0" w:right="124" w:firstLine="0"/>
-              <w:jc w:val="right"/>
-            </w:pPr>
-            <w:r>
-              <w:drawing>
-                <wp:inline xmlns:a="http://schemas.openxmlformats.org/drawingml/2006/main" xmlns:pic="http://schemas.openxmlformats.org/drawingml/2006/picture">
-                  <wp:extent cx="252730" cy="252729"/>
-                  <wp:docPr id="15" name="Picture 15"/>
-                  <wp:cNvGraphicFramePr>
-                    <a:graphicFrameLocks noChangeAspect="1"/>
-                  </wp:cNvGraphicFramePr>
-                  <a:graphic>
-                    <a:graphicData uri="http://schemas.openxmlformats.org/drawingml/2006/picture">
-                      <pic:pic>
-                        <pic:nvPicPr>
-                          <pic:cNvPr id="0" name="image.png"/>
-                          <pic:cNvPicPr/>
-                        </pic:nvPicPr>
-                        <pic:blipFill>
-                          <a:blip r:embed="rId13"/>
-                          <a:stretch>
-                            <a:fillRect/>
-                          </a:stretch>
-                        </pic:blipFill>
-                        <pic:spPr>
-                          <a:xfrm>
-                            <a:off x="0" y="0"/>
-                            <a:ext cx="252730" cy="252729"/>
-                          </a:xfrm>
-                          <a:prstGeom prst="rect"/>
-                        </pic:spPr>
-                      </pic:pic>
-                    </a:graphicData>
-                  </a:graphic>
-                </wp:inline>
-              </w:drawing>
-            </w:r>
-          </w:p>
-        </w:tc>
-        <w:tc>
-          <w:tcPr>
-            <w:tcW w:type="dxa" w:w="2040"/>
-            <w:tcBorders/>
-            <w:tcMar>
-              <w:start w:w="0" w:type="dxa"/>
-              <w:end w:w="0" w:type="dxa"/>
-            </w:tcMar>
-          </w:tcPr>
-          <w:p>
-            <w:pPr>
-              <w:autoSpaceDN w:val="0"/>
-              <w:autoSpaceDE w:val="0"/>
-              <w:widowControl/>
-              <w:spacing w:line="175" w:lineRule="auto" w:before="48" w:after="0"/>
-              <w:ind w:left="124" w:right="0" w:firstLine="0"/>
-              <w:jc w:val="left"/>
-            </w:pPr>
-            <w:r>
-              <w:rPr>
-                <w:rFonts w:ascii="Myanmar Text" w:hAnsi="Myanmar Text" w:eastAsia="Myanmar Text"/>
-                <w:b w:val="0"/>
-                <w:i w:val="0"/>
-                <w:color w:val="A09F9F"/>
-                <w:sz w:val="18"/>
-              </w:rPr>
-              <w:hyperlink r:id="rId14" w:history="1">
-                <w:r>
-                  <w:rPr>
-                    <w:rStyle w:val="Hyperlink"/>
-                  </w:rPr>
-                  <w:t>info@gss-group.net</w:t>
-                </w:r>
-              </w:hyperlink>
-            </w:r>
-          </w:p>
-        </w:tc>
-        <w:tc>
-          <w:tcPr>
-            <w:tcW w:type="dxa" w:w="960"/>
-            <w:vMerge w:val="restart"/>
-            <w:tcBorders/>
-            <w:tcMar>
-              <w:start w:w="0" w:type="dxa"/>
-              <w:end w:w="0" w:type="dxa"/>
-            </w:tcMar>
-            <w:tcMar>
-              <w:start w:w="0" w:type="dxa"/>
-              <w:end w:w="0" w:type="dxa"/>
-            </w:tcMar>
-          </w:tcPr>
-          <w:p>
-            <w:pPr>
-              <w:autoSpaceDN w:val="0"/>
-              <w:autoSpaceDE w:val="0"/>
-              <w:widowControl/>
-              <w:spacing w:line="240" w:lineRule="auto" w:before="92" w:after="0"/>
-              <w:ind w:left="0" w:right="84" w:firstLine="0"/>
-              <w:jc w:val="right"/>
-            </w:pPr>
-            <w:r>
-              <w:drawing>
-                <wp:inline xmlns:a="http://schemas.openxmlformats.org/drawingml/2006/main" xmlns:pic="http://schemas.openxmlformats.org/drawingml/2006/picture">
-                  <wp:extent cx="251460" cy="252730"/>
-                  <wp:docPr id="16" name="Picture 16"/>
-                  <wp:cNvGraphicFramePr>
-                    <a:graphicFrameLocks noChangeAspect="1"/>
-                  </wp:cNvGraphicFramePr>
-                  <a:graphic>
-                    <a:graphicData uri="http://schemas.openxmlformats.org/drawingml/2006/picture">
-                      <pic:pic>
-                        <pic:nvPicPr>
-                          <pic:cNvPr id="0" name="image.png"/>
-                          <pic:cNvPicPr/>
-                        </pic:nvPicPr>
-                        <pic:blipFill>
-                          <a:blip r:embed="rId15"/>
-                          <a:stretch>
-                            <a:fillRect/>
-                          </a:stretch>
-                        </pic:blipFill>
-                        <pic:spPr>
-                          <a:xfrm>
-                            <a:off x="0" y="0"/>
-                            <a:ext cx="251460" cy="252730"/>
-                          </a:xfrm>
-                          <a:prstGeom prst="rect"/>
-                        </pic:spPr>
-                      </pic:pic>
-                    </a:graphicData>
-                  </a:graphic>
-                </wp:inline>
-              </w:drawing>
-            </w:r>
-          </w:p>
-        </w:tc>
-        <w:tc>
-          <w:tcPr>
-            <w:tcW w:type="dxa" w:w="5400"/>
-            <w:tcBorders/>
-            <w:tcMar>
-              <w:start w:w="0" w:type="dxa"/>
-              <w:end w:w="0" w:type="dxa"/>
-            </w:tcMar>
-          </w:tcPr>
-          <w:p>
-            <w:pPr>
-              <w:autoSpaceDN w:val="0"/>
-              <w:autoSpaceDE w:val="0"/>
-              <w:widowControl/>
-              <w:spacing w:line="175" w:lineRule="auto" w:before="48" w:after="0"/>
-              <w:ind w:left="104" w:right="0" w:firstLine="0"/>
-              <w:jc w:val="left"/>
-            </w:pPr>
-            <w:r>
-              <w:rPr>
-                <w:rFonts w:ascii="Myanmar Text" w:hAnsi="Myanmar Text" w:eastAsia="Myanmar Text"/>
-                <w:b w:val="0"/>
-                <w:i w:val="0"/>
-                <w:color w:val="A09F9F"/>
-                <w:sz w:val="18"/>
-              </w:rPr>
-              <w:t>Phone: +9712 6666898</w:t>
-            </w:r>
-          </w:p>
-        </w:tc>
-      </w:tr>
-      <w:tr>
-        <w:trPr>
-          <w:trHeight w:hRule="exact" w:val="219"/>
-        </w:trPr>
-        <w:tc>
-          <w:tcPr>
-            <w:tcW w:type="dxa" w:w="2326"/>
-            <w:vMerge/>
-            <w:tcBorders/>
-          </w:tcPr>
-          <w:p/>
-        </w:tc>
-        <w:tc>
-          <w:tcPr>
-            <w:tcW w:type="dxa" w:w="2326"/>
-            <w:vMerge/>
-            <w:tcBorders/>
-          </w:tcPr>
-          <w:p/>
-        </w:tc>
-        <w:tc>
-          <w:tcPr>
-            <w:tcW w:type="dxa" w:w="2326"/>
-            <w:vMerge/>
-            <w:tcBorders/>
-          </w:tcPr>
-          <w:p/>
-        </w:tc>
-        <w:tc>
-          <w:tcPr>
-            <w:tcW w:type="dxa" w:w="2040"/>
-            <w:tcBorders/>
-            <w:tcMar>
-              <w:start w:w="0" w:type="dxa"/>
-              <w:end w:w="0" w:type="dxa"/>
-            </w:tcMar>
-          </w:tcPr>
-          <w:p>
-            <w:pPr>
-              <w:autoSpaceDN w:val="0"/>
-              <w:autoSpaceDE w:val="0"/>
-              <w:widowControl/>
-              <w:spacing w:line="175" w:lineRule="auto" w:before="0" w:after="0"/>
-              <w:ind w:left="140" w:right="0" w:firstLine="0"/>
-              <w:jc w:val="left"/>
-            </w:pPr>
-            <w:r>
-              <w:rPr>
-                <w:rFonts w:ascii="Myanmar Text" w:hAnsi="Myanmar Text" w:eastAsia="Myanmar Text"/>
-                <w:b w:val="0"/>
-                <w:i w:val="0"/>
-                <w:color w:val="A09F9F"/>
-                <w:sz w:val="18"/>
-              </w:rPr>
-              <w:hyperlink r:id="rId16" w:history="1">
-                <w:r>
-                  <w:rPr>
-                    <w:rStyle w:val="Hyperlink"/>
-                  </w:rPr>
-                  <w:t>www.gss-group.net</w:t>
-                </w:r>
-              </w:hyperlink>
-            </w:r>
-          </w:p>
-        </w:tc>
-        <w:tc>
-          <w:tcPr>
-            <w:tcW w:type="dxa" w:w="2326"/>
-            <w:vMerge/>
-            <w:tcBorders/>
-          </w:tcPr>
-          <w:p/>
-        </w:tc>
-        <w:tc>
-          <w:tcPr>
-            <w:tcW w:type="dxa" w:w="5400"/>
-            <w:tcBorders/>
-            <w:tcMar>
-              <w:start w:w="0" w:type="dxa"/>
-              <w:end w:w="0" w:type="dxa"/>
-            </w:tcMar>
-          </w:tcPr>
-          <w:p>
-            <w:pPr>
-              <w:autoSpaceDN w:val="0"/>
-              <w:autoSpaceDE w:val="0"/>
-              <w:widowControl/>
-              <w:spacing w:line="238" w:lineRule="auto" w:before="0" w:after="0"/>
-              <w:ind w:left="104" w:right="0" w:firstLine="0"/>
-              <w:jc w:val="left"/>
-            </w:pPr>
-            <w:r>
-              <w:rPr>
-                <w:rFonts w:ascii="Gill Sans MT" w:hAnsi="Gill Sans MT" w:eastAsia="Gill Sans MT"/>
-                <w:b w:val="0"/>
-                <w:i w:val="0"/>
-                <w:color w:val="A09F9F"/>
-                <w:sz w:val="19"/>
-              </w:rPr>
-              <w:t>Fax: +971 2 666 8980</w:t>
-            </w:r>
-          </w:p>
-        </w:tc>
-      </w:tr>
-    </w:tbl>
-    <w:p>
-      <w:pPr>
-        <w:autoSpaceDN w:val="0"/>
-        <w:autoSpaceDE w:val="0"/>
-        <w:widowControl/>
         <w:spacing w:line="14" w:lineRule="exact" w:before="0" w:after="0"/>
         <w:ind w:left="0" w:right="0"/>
       </w:pPr>
     </w:p>
     <w:sectPr>
+      <w:footerReference w:type="default" r:id="rIdFtr1"/>
       <w:pgSz w:w="16838" w:h="11906"/>
-      <w:pgMar w:top="290" w:right="0" w:bottom="210" w:left="0" w:header="720" w:footer="720" w:gutter="0"/>
+      <w:pgMar w:top="290" w:right="0" w:bottom="1440" w:left="0" w:header="720" w:footer="200" w:gutter="0"/>
       <w:cols/>
       <w:docGrid w:linePitch="360"/>
     </w:sectPr>
   </w:body>
 </w:document>
+</file>
+
+<file path=word/footer1.xml><?xml version="1.0" encoding="utf-8"?>
+<w:ftr xmlns:wpc="http://schemas.microsoft.com/office/word/2010/wordprocessingCanvas" xmlns:mo="http://schemas.microsoft.com/office/mac/office/2008/main" xmlns:mc="http://schemas.openxmlformats.org/markup-compatibility/2006" xmlns:mv="urn:schemas-microsoft-com:mac:vml" xmlns:o="urn:schemas-microsoft-com:office:office" xmlns:r="http://schemas.openxmlformats.org/officeDocument/2006/relationships" xmlns:m="http://schemas.openxmlformats.org/officeDocument/2006/math" xmlns:v="urn:schemas-microsoft-com:vml" xmlns:wp14="http://schemas.microsoft.com/office/word/2010/wordprocessingDrawing" xmlns:wp="http://schemas.openxmlformats.org/drawingml/2006/wordprocessingDrawing" xmlns:w10="urn:schemas-microsoft-com:office:word" xmlns:w="http://schemas.openxmlformats.org/wordprocessingml/2006/main" xmlns:w14="http://schemas.microsoft.com/office/word/2010/wordml" xmlns:wpg="http://schemas.microsoft.com/office/word/2010/wordprocessingGroup" xmlns:wpi="http://schemas.microsoft.com/office/word/2010/wordprocessingInk" xmlns:wne="http://schemas.microsoft.com/office/word/2006/wordml" xmlns:wps="http://schemas.microsoft.com/office/word/2010/wordprocessingShape">
+  <w:p>
+    <w:pPr>
+      <w:autoSpaceDN w:val="0"/>
+      <w:autoSpaceDE w:val="0"/>
+      <w:widowControl/>
+      <w:spacing w:line="240" w:lineRule="auto" w:before="0" w:after="120"/>
+      <w:ind w:left="0" w:right="0" w:firstLine="0"/>
+      <w:jc w:val="left"/>
+    </w:pPr>
+    <w:r>
+      <w:drawing>
+        <wp:inline xmlns:a="http://schemas.openxmlformats.org/drawingml/2006/main" xmlns:pic="http://schemas.openxmlformats.org/drawingml/2006/picture">
+          <wp:extent cx="6337300" cy="215900"/>
+          <wp:docPr id="3" name="Picture 3"/>
+          <wp:cNvGraphicFramePr>
+            <a:graphicFrameLocks noChangeAspect="1"/>
+          </wp:cNvGraphicFramePr>
+          <a:graphic>
+            <a:graphicData uri="http://schemas.openxmlformats.org/drawingml/2006/picture">
+              <pic:pic>
+                <pic:nvPicPr>
+                  <pic:cNvPr id="0" name="image.png"/>
+                  <pic:cNvPicPr/>
+                </pic:nvPicPr>
+                <pic:blipFill>
+                  <a:blip r:embed="rId11"/>
+                  <a:stretch>
+                    <a:fillRect/>
+                  </a:stretch>
+                </pic:blipFill>
+                <pic:spPr>
+                  <a:xfrm>
+                    <a:off x="0" y="0"/>
+                    <a:ext cx="6337300" cy="215900"/>
+                  </a:xfrm>
+                  <a:prstGeom prst="rect"/>
+                </pic:spPr>
+              </pic:pic>
+            </a:graphicData>
+          </a:graphic>
+        </wp:inline>
+      </w:drawing>
+    </w:r>
+  </w:p>
+  <w:tbl>
+    <w:tblPr>
+      <w:tblW w:type="auto" w:w="0"/>
+      <w:tblLayout w:type="fixed"/>
+      <w:tblLook w:firstColumn="1" w:firstRow="1" w:lastColumn="0" w:lastRow="0" w:noHBand="0" w:noVBand="1" w:val="04A0"/>
+      <w:tblInd w:w="600.0" w:type="dxa"/>
+    </w:tblPr>
+    <w:tblGrid>
+      <w:gridCol w:w="2326"/>
+      <w:gridCol w:w="2326"/>
+      <w:gridCol w:w="2326"/>
+      <w:gridCol w:w="2326"/>
+      <w:gridCol w:w="2326"/>
+      <w:gridCol w:w="2326"/>
+    </w:tblGrid>
+    <w:tr>
+      <w:trPr>
+        <w:trHeight w:hRule="exact" w:val="293"/>
+      </w:trPr>
+      <w:tc>
+        <w:tcPr>
+          <w:tcW w:type="dxa" w:w="1060"/>
+          <w:vMerge w:val="restart"/>
+          <w:tcBorders/>
+          <w:tcMar>
+            <w:start w:w="0" w:type="dxa"/>
+            <w:end w:w="0" w:type="dxa"/>
+          </w:tcMar>
+          <w:tcMar>
+            <w:start w:w="0" w:type="dxa"/>
+            <w:end w:w="0" w:type="dxa"/>
+          </w:tcMar>
+        </w:tcPr>
+        <w:p>
+          <w:pPr>
+            <w:autoSpaceDN w:val="0"/>
+            <w:autoSpaceDE w:val="0"/>
+            <w:widowControl/>
+            <w:spacing w:line="240" w:lineRule="auto" w:before="110" w:after="0"/>
+            <w:ind w:left="0" w:right="36" w:firstLine="0"/>
+            <w:jc w:val="right"/>
+          </w:pPr>
+          <w:r>
+            <w:drawing>
+              <wp:inline xmlns:a="http://schemas.openxmlformats.org/drawingml/2006/main" xmlns:pic="http://schemas.openxmlformats.org/drawingml/2006/picture">
+                <wp:extent cx="252730" cy="252729"/>
+                <wp:docPr id="4" name="Picture 4"/>
+                <wp:cNvGraphicFramePr>
+                  <a:graphicFrameLocks noChangeAspect="1"/>
+                </wp:cNvGraphicFramePr>
+                <a:graphic>
+                  <a:graphicData uri="http://schemas.openxmlformats.org/drawingml/2006/picture">
+                    <pic:pic>
+                      <pic:nvPicPr>
+                        <pic:cNvPr id="0" name="image.png"/>
+                        <pic:cNvPicPr/>
+                      </pic:nvPicPr>
+                      <pic:blipFill>
+                        <a:blip r:embed="rId12"/>
+                        <a:stretch>
+                          <a:fillRect/>
+                        </a:stretch>
+                      </pic:blipFill>
+                      <pic:spPr>
+                        <a:xfrm>
+                          <a:off x="0" y="0"/>
+                          <a:ext cx="252730" cy="252729"/>
+                        </a:xfrm>
+                        <a:prstGeom prst="rect"/>
+                      </pic:spPr>
+                    </pic:pic>
+                  </a:graphicData>
+                </a:graphic>
+              </wp:inline>
+            </w:drawing>
+          </w:r>
+        </w:p>
+      </w:tc>
+      <w:tc>
+        <w:tcPr>
+          <w:tcW w:type="dxa" w:w="2300"/>
+          <w:vMerge w:val="restart"/>
+          <w:tcBorders/>
+          <w:tcMar>
+            <w:start w:w="0" w:type="dxa"/>
+            <w:end w:w="0" w:type="dxa"/>
+          </w:tcMar>
+          <w:tcMar>
+            <w:start w:w="0" w:type="dxa"/>
+            <w:end w:w="0" w:type="dxa"/>
+          </w:tcMar>
+        </w:tcPr>
+        <w:p>
+          <w:pPr>
+            <w:autoSpaceDN w:val="0"/>
+            <w:autoSpaceDE w:val="0"/>
+            <w:widowControl/>
+            <w:spacing w:line="197" w:lineRule="auto" w:before="248" w:after="0"/>
+            <w:ind w:left="52" w:right="0" w:firstLine="0"/>
+            <w:jc w:val="left"/>
+          </w:pPr>
+          <w:r>
+            <w:rPr>
+              <w:rFonts w:ascii="Calibri" w:hAnsi="Calibri" w:eastAsia="Calibri"/>
+              <w:b w:val="0"/>
+              <w:i w:val="0"/>
+              <w:color w:val="A09F9F"/>
+              <w:sz w:val="16"/>
+            </w:rPr>
+            <w:t>Abu Dhabi, United Arab Emirates</w:t>
+          </w:r>
+        </w:p>
+      </w:tc>
+      <w:tc>
+        <w:tcPr>
+          <w:tcW w:type="dxa" w:w="840"/>
+          <w:vMerge w:val="restart"/>
+          <w:tcBorders/>
+          <w:tcMar>
+            <w:start w:w="0" w:type="dxa"/>
+            <w:end w:w="0" w:type="dxa"/>
+          </w:tcMar>
+          <w:tcMar>
+            <w:start w:w="0" w:type="dxa"/>
+            <w:end w:w="0" w:type="dxa"/>
+          </w:tcMar>
+        </w:tcPr>
+        <w:p>
+          <w:pPr>
+            <w:autoSpaceDN w:val="0"/>
+            <w:autoSpaceDE w:val="0"/>
+            <w:widowControl/>
+            <w:spacing w:line="240" w:lineRule="auto" w:before="78" w:after="0"/>
+            <w:ind w:left="0" w:right="124" w:firstLine="0"/>
+            <w:jc w:val="right"/>
+          </w:pPr>
+          <w:r>
+            <w:drawing>
+              <wp:inline xmlns:a="http://schemas.openxmlformats.org/drawingml/2006/main" xmlns:pic="http://schemas.openxmlformats.org/drawingml/2006/picture">
+                <wp:extent cx="252730" cy="252729"/>
+                <wp:docPr id="5" name="Picture 5"/>
+                <wp:cNvGraphicFramePr>
+                  <a:graphicFrameLocks noChangeAspect="1"/>
+                </wp:cNvGraphicFramePr>
+                <a:graphic>
+                  <a:graphicData uri="http://schemas.openxmlformats.org/drawingml/2006/picture">
+                    <pic:pic>
+                      <pic:nvPicPr>
+                        <pic:cNvPr id="0" name="image.png"/>
+                        <pic:cNvPicPr/>
+                      </pic:nvPicPr>
+                      <pic:blipFill>
+                        <a:blip r:embed="rId13"/>
+                        <a:stretch>
+                          <a:fillRect/>
+                        </a:stretch>
+                      </pic:blipFill>
+                      <pic:spPr>
+                        <a:xfrm>
+                          <a:off x="0" y="0"/>
+                          <a:ext cx="252730" cy="252729"/>
+                        </a:xfrm>
+                        <a:prstGeom prst="rect"/>
+                      </pic:spPr>
+                    </pic:pic>
+                  </a:graphicData>
+                </a:graphic>
+              </wp:inline>
+            </w:drawing>
+          </w:r>
+        </w:p>
+      </w:tc>
+      <w:tc>
+        <w:tcPr>
+          <w:tcW w:type="dxa" w:w="2040"/>
+          <w:tcBorders/>
+          <w:tcMar>
+            <w:start w:w="0" w:type="dxa"/>
+            <w:end w:w="0" w:type="dxa"/>
+          </w:tcMar>
+        </w:tcPr>
+        <w:p>
+          <w:pPr>
+            <w:autoSpaceDN w:val="0"/>
+            <w:autoSpaceDE w:val="0"/>
+            <w:widowControl/>
+            <w:spacing w:line="175" w:lineRule="auto" w:before="48" w:after="0"/>
+            <w:ind w:left="124" w:right="0" w:firstLine="0"/>
+            <w:jc w:val="left"/>
+          </w:pPr>
+          <w:r>
+            <w:rPr>
+              <w:rFonts w:ascii="Myanmar Text" w:hAnsi="Myanmar Text" w:eastAsia="Myanmar Text"/>
+              <w:b w:val="0"/>
+              <w:i w:val="0"/>
+              <w:color w:val="A09F9F"/>
+              <w:sz w:val="18"/>
+            </w:rPr>
+            <w:hyperlink r:id="rId14" w:history="1">
+              <w:r>
+                <w:rPr>
+                  <w:rStyle w:val="Hyperlink"/>
+                </w:rPr>
+                <w:t>info@gss-group.net</w:t>
+              </w:r>
+            </w:hyperlink>
+          </w:r>
+        </w:p>
+      </w:tc>
+      <w:tc>
+        <w:tcPr>
+          <w:tcW w:type="dxa" w:w="960"/>
+          <w:vMerge w:val="restart"/>
+          <w:tcBorders/>
+          <w:tcMar>
+            <w:start w:w="0" w:type="dxa"/>
+            <w:end w:w="0" w:type="dxa"/>
+          </w:tcMar>
+          <w:tcMar>
+            <w:start w:w="0" w:type="dxa"/>
+            <w:end w:w="0" w:type="dxa"/>
+          </w:tcMar>
+        </w:tcPr>
+        <w:p>
+          <w:pPr>
+            <w:autoSpaceDN w:val="0"/>
+            <w:autoSpaceDE w:val="0"/>
+            <w:widowControl/>
+            <w:spacing w:line="240" w:lineRule="auto" w:before="92" w:after="0"/>
+            <w:ind w:left="0" w:right="84" w:firstLine="0"/>
+            <w:jc w:val="right"/>
+          </w:pPr>
+          <w:r>
+            <w:drawing>
+              <wp:inline xmlns:a="http://schemas.openxmlformats.org/drawingml/2006/main" xmlns:pic="http://schemas.openxmlformats.org/drawingml/2006/picture">
+                <wp:extent cx="251460" cy="252730"/>
+                <wp:docPr id="6" name="Picture 6"/>
+                <wp:cNvGraphicFramePr>
+                  <a:graphicFrameLocks noChangeAspect="1"/>
+                </wp:cNvGraphicFramePr>
+                <a:graphic>
+                  <a:graphicData uri="http://schemas.openxmlformats.org/drawingml/2006/picture">
+                    <pic:pic>
+                      <pic:nvPicPr>
+                        <pic:cNvPr id="0" name="image.png"/>
+                        <pic:cNvPicPr/>
+                      </pic:nvPicPr>
+                      <pic:blipFill>
+                        <a:blip r:embed="rId15"/>
+                        <a:stretch>
+                          <a:fillRect/>
+                        </a:stretch>
+                      </pic:blipFill>
+                      <pic:spPr>
+                        <a:xfrm>
+                          <a:off x="0" y="0"/>
+                          <a:ext cx="251460" cy="252730"/>
+                        </a:xfrm>
+                        <a:prstGeom prst="rect"/>
+                      </pic:spPr>
+                    </pic:pic>
+                  </a:graphicData>
+                </a:graphic>
+              </wp:inline>
+            </w:drawing>
+          </w:r>
+        </w:p>
+      </w:tc>
+      <w:tc>
+        <w:tcPr>
+          <w:tcW w:type="dxa" w:w="5400"/>
+          <w:tcBorders/>
+          <w:tcMar>
+            <w:start w:w="0" w:type="dxa"/>
+            <w:end w:w="0" w:type="dxa"/>
+          </w:tcMar>
+        </w:tcPr>
+        <w:p>
+          <w:pPr>
+            <w:autoSpaceDN w:val="0"/>
+            <w:autoSpaceDE w:val="0"/>
+            <w:widowControl/>
+            <w:spacing w:line="175" w:lineRule="auto" w:before="48" w:after="0"/>
+            <w:ind w:left="104" w:right="0" w:firstLine="0"/>
+            <w:jc w:val="left"/>
+          </w:pPr>
+          <w:r>
+            <w:rPr>
+              <w:rFonts w:ascii="Myanmar Text" w:hAnsi="Myanmar Text" w:eastAsia="Myanmar Text"/>
+              <w:b w:val="0"/>
+              <w:i w:val="0"/>
+              <w:color w:val="A09F9F"/>
+              <w:sz w:val="18"/>
+            </w:rPr>
+            <w:t>Phone: +9712 6666898</w:t>
+          </w:r>
+        </w:p>
+      </w:tc>
+    </w:tr>
+    <w:tr>
+      <w:trPr>
+        <w:trHeight w:hRule="exact" w:val="219"/>
+      </w:trPr>
+      <w:tc>
+        <w:tcPr>
+          <w:tcW w:type="dxa" w:w="2326"/>
+          <w:vMerge/>
+          <w:tcBorders/>
+        </w:tcPr>
+        <w:p/>
+      </w:tc>
+      <w:tc>
+        <w:tcPr>
+          <w:tcW w:type="dxa" w:w="2326"/>
+          <w:vMerge/>
+          <w:tcBorders/>
+        </w:tcPr>
+        <w:p/>
+      </w:tc>
+      <w:tc>
+        <w:tcPr>
+          <w:tcW w:type="dxa" w:w="2326"/>
+          <w:vMerge/>
+          <w:tcBorders/>
+        </w:tcPr>
+        <w:p/>
+      </w:tc>
+      <w:tc>
+        <w:tcPr>
+          <w:tcW w:type="dxa" w:w="2040"/>
+          <w:tcBorders/>
+          <w:tcMar>
+            <w:start w:w="0" w:type="dxa"/>
+            <w:end w:w="0" w:type="dxa"/>
+          </w:tcMar>
+        </w:tcPr>
+        <w:p>
+          <w:pPr>
+            <w:autoSpaceDN w:val="0"/>
+            <w:autoSpaceDE w:val="0"/>
+            <w:widowControl/>
+            <w:spacing w:line="175" w:lineRule="auto" w:before="0" w:after="0"/>
+            <w:ind w:left="140" w:right="0" w:firstLine="0"/>
+            <w:jc w:val="left"/>
+          </w:pPr>
+          <w:r>
+            <w:rPr>
+              <w:rFonts w:ascii="Myanmar Text" w:hAnsi="Myanmar Text" w:eastAsia="Myanmar Text"/>
+              <w:b w:val="0"/>
+              <w:i w:val="0"/>
+              <w:color w:val="A09F9F"/>
+              <w:sz w:val="18"/>
+            </w:rPr>
+            <w:hyperlink r:id="rId16" w:history="1">
+              <w:r>
+                <w:rPr>
+                  <w:rStyle w:val="Hyperlink"/>
+                </w:rPr>
+                <w:t>www.gss-group.net</w:t>
+              </w:r>
+            </w:hyperlink>
+          </w:r>
+        </w:p>
+      </w:tc>
+      <w:tc>
+        <w:tcPr>
+          <w:tcW w:type="dxa" w:w="2326"/>
+          <w:vMerge/>
+          <w:tcBorders/>
+        </w:tcPr>
+        <w:p/>
+      </w:tc>
+      <w:tc>
+        <w:tcPr>
+          <w:tcW w:type="dxa" w:w="5400"/>
+          <w:tcBorders/>
+          <w:tcMar>
+            <w:start w:w="0" w:type="dxa"/>
+            <w:end w:w="0" w:type="dxa"/>
+          </w:tcMar>
+        </w:tcPr>
+        <w:p>
+          <w:pPr>
+            <w:autoSpaceDN w:val="0"/>
+            <w:autoSpaceDE w:val="0"/>
+            <w:widowControl/>
+            <w:spacing w:line="238" w:lineRule="auto" w:before="0" w:after="0"/>
+            <w:ind w:left="104" w:right="0" w:firstLine="0"/>
+            <w:jc w:val="left"/>
+          </w:pPr>
+          <w:r>
+            <w:rPr>
+              <w:rFonts w:ascii="Gill Sans MT" w:hAnsi="Gill Sans MT" w:eastAsia="Gill Sans MT"/>
+              <w:b w:val="0"/>
+              <w:i w:val="0"/>
+              <w:color w:val="A09F9F"/>
+              <w:sz w:val="19"/>
+            </w:rPr>
+            <w:t>Fax: +971 2 666 8980</w:t>
+          </w:r>
+        </w:p>
+      </w:tc>
+    </w:tr>
+  </w:tbl>
+  <w:p>
+    <w:pPr>
+      <w:spacing w:before="0" w:after="0" w:line="14" w:lineRule="exact"/>
+    </w:pPr>
+  </w:p>
+</w:ftr>
 </file>
 
 <file path=word/numbering.xml><?xml version="1.0" encoding="utf-8"?>
